--- a/report/REPORT_DZ1.docx
+++ b/report/REPORT_DZ1.docx
@@ -12,6 +12,8 @@
           <w:lang w:val="ru-RU"/>
         </w:rPr>
       </w:pPr>
+      <w:bookmarkStart w:id="0" w:name="_GoBack"/>
+      <w:bookmarkEnd w:id="0"/>
       <w:r>
         <w:rPr>
           <w:lang w:val="ru-RU"/>
@@ -187,7 +189,7 @@
           <w:sz w:val="30"/>
           <w:lang w:val="ru-RU"/>
         </w:rPr>
-        <w:t>КУРСОВАЯ РАБОТА</w:t>
+        <w:t>ДОМАШНЕЕ ЗАДАНИЕ № 1</w:t>
       </w:r>
     </w:p>
     <w:p>
@@ -221,38 +223,44 @@
           <w:sz w:val="26"/>
           <w:lang w:val="ru-RU"/>
         </w:rPr>
-        <w:t>на тему: «Разработка веб-сервиса и его оптимизация по результатам измерений»</w:t>
+        <w:t>на тему: «Разработка сервиса по индивидуальному варианту и измерение исходных показателей производительности»</w:t>
+      </w:r>
+      <w:r>
+        <w:rPr>
+          <w:sz w:val="26"/>
+          <w:lang w:val="ru-RU"/>
+        </w:rPr>
+        <w:cr/>
+        <w:t>Вариант 3</w:t>
       </w:r>
     </w:p>
     <w:p>
       <w:pPr>
-        <w:tabs>
-          <w:tab w:val="left" w:pos="4600"/>
-          <w:tab w:val="left" w:pos="6600"/>
-        </w:tabs>
         <w:spacing w:before="1120" w:line="240" w:lineRule="auto"/>
         <w:ind w:firstLine="0"/>
-        <w:rPr>
-          <w:lang w:val="ru-RU"/>
-        </w:rPr>
-      </w:pPr>
-      <w:r>
-        <w:rPr>
-          <w:sz w:val="26"/>
+        <w:jc w:val="left"/>
+        <w:rPr>
+          <w:sz w:val="24"/>
+          <w:lang w:val="ru-RU"/>
+        </w:rPr>
+      </w:pPr>
+      <w:r>
+        <w:rPr>
+          <w:sz w:val="24"/>
           <w:lang w:val="ru-RU"/>
         </w:rPr>
         <w:t xml:space="preserve">Студент группы </w:t>
       </w:r>
       <w:r>
         <w:rPr>
-          <w:sz w:val="26"/>
+          <w:sz w:val="24"/>
           <w:lang w:val="ru-RU"/>
         </w:rPr>
         <w:t>БИСТ-24-ПО-2</w:t>
       </w:r>
       <w:r>
         <w:rPr>
-          <w:sz w:val="26"/>
+          <w:sz w:val="24"/>
           <w:lang w:val="ru-RU"/>
         </w:rPr>
         <w:tab/>
@@ -260,41 +268,39 @@
       </w:r>
       <w:r>
         <w:rPr>
-          <w:sz w:val="26"/>
+          <w:sz w:val="24"/>
           <w:lang w:val="ru-RU"/>
         </w:rPr>
         <w:tab/>
       </w:r>
       <w:r>
         <w:rPr>
-          <w:sz w:val="26"/>
-          <w:lang w:val="ru-RU"/>
-        </w:rPr>
-        <w:t>Сафронов Илья</w:t>
+          <w:sz w:val="24"/>
+          <w:lang w:val="ru-RU"/>
+        </w:rPr>
+        <w:t>Сафронов Илья Иванович</w:t>
       </w:r>
     </w:p>
     <w:p>
       <w:pPr>
-        <w:tabs>
-          <w:tab w:val="left" w:pos="4600"/>
-          <w:tab w:val="left" w:pos="6600"/>
-        </w:tabs>
         <w:spacing w:before="360" w:line="240" w:lineRule="auto"/>
         <w:ind w:firstLine="0"/>
-        <w:rPr>
-          <w:lang w:val="ru-RU"/>
-        </w:rPr>
-      </w:pPr>
-      <w:r>
-        <w:rPr>
-          <w:sz w:val="26"/>
+        <w:jc w:val="left"/>
+        <w:rPr>
+          <w:sz w:val="24"/>
+          <w:lang w:val="ru-RU"/>
+        </w:rPr>
+      </w:pPr>
+      <w:r>
+        <w:rPr>
+          <w:sz w:val="24"/>
           <w:lang w:val="ru-RU"/>
         </w:rPr>
         <w:t>Преподаватель</w:t>
       </w:r>
       <w:r>
         <w:rPr>
-          <w:sz w:val="26"/>
+          <w:sz w:val="24"/>
           <w:lang w:val="ru-RU"/>
         </w:rPr>
         <w:tab/>
@@ -302,31 +308,16 @@
       </w:r>
       <w:r>
         <w:rPr>
-          <w:sz w:val="26"/>
+          <w:sz w:val="24"/>
           <w:lang w:val="ru-RU"/>
         </w:rPr>
         <w:tab/>
-      </w:r>
-      <w:proofErr w:type="spellStart"/>
-      <w:r>
-        <w:rPr>
-          <w:sz w:val="26"/>
-          <w:lang w:val="ru-RU"/>
-        </w:rPr>
-        <w:t>Жердев</w:t>
-      </w:r>
-      <w:proofErr w:type="spellEnd"/>
-      <w:r>
-        <w:rPr>
-          <w:sz w:val="26"/>
-          <w:lang w:val="ru-RU"/>
-        </w:rPr>
-        <w:t xml:space="preserve"> А. А., к.т.н., доцент</w:t>
+        <w:t>Жердев А. А., к.т.н., доцент</w:t>
       </w:r>
     </w:p>
     <w:p>
       <w:pPr>
-        <w:spacing w:before="4620" w:line="240" w:lineRule="auto"/>
+        <w:spacing w:before="2400" w:line="240" w:lineRule="auto"/>
         <w:ind w:firstLine="0"/>
         <w:jc w:val="center"/>
         <w:rPr>
@@ -394,7 +385,7 @@
       <w:r>
         <w:fldChar w:fldCharType="separate"/>
       </w:r>
-      <w:hyperlink w:anchor="_Toc243014273" w:history="1">
+      <w:hyperlink w:anchor="_Toc243654736" w:history="1">
         <w:r>
           <w:rPr>
             <w:rStyle w:val="aff8"/>
@@ -423,7 +414,7 @@
             <w:noProof/>
             <w:webHidden/>
           </w:rPr>
-          <w:instrText xml:space="preserve"> PAGEREF _Toc243014273 \h </w:instrText>
+          <w:instrText xml:space="preserve"> PAGEREF _Toc243654736 \h </w:instrText>
         </w:r>
         <w:r>
           <w:rPr>
@@ -465,7 +456,7 @@
           <w:lang w:val="ru-RU" w:eastAsia="ru-RU"/>
         </w:rPr>
       </w:pPr>
-      <w:hyperlink w:anchor="_Toc243014274" w:history="1">
+      <w:hyperlink w:anchor="_Toc243654737" w:history="1">
         <w:r>
           <w:rPr>
             <w:rStyle w:val="aff8"/>
@@ -494,7 +485,7 @@
             <w:noProof/>
             <w:webHidden/>
           </w:rPr>
-          <w:instrText xml:space="preserve"> PAGEREF _Toc243014274 \h </w:instrText>
+          <w:instrText xml:space="preserve"> PAGEREF _Toc243654737 \h </w:instrText>
         </w:r>
         <w:r>
           <w:rPr>
@@ -536,7 +527,7 @@
           <w:lang w:val="ru-RU" w:eastAsia="ru-RU"/>
         </w:rPr>
       </w:pPr>
-      <w:hyperlink w:anchor="_Toc243014275" w:history="1">
+      <w:hyperlink w:anchor="_Toc243654738" w:history="1">
         <w:r>
           <w:rPr>
             <w:rStyle w:val="aff8"/>
@@ -565,7 +556,7 @@
             <w:noProof/>
             <w:webHidden/>
           </w:rPr>
-          <w:instrText xml:space="preserve"> PAGEREF _Toc243014275 \h </w:instrText>
+          <w:instrText xml:space="preserve"> PAGEREF _Toc243654738 \h </w:instrText>
         </w:r>
         <w:r>
           <w:rPr>
@@ -610,7 +601,7 @@
           <w:lang w:val="ru-RU" w:eastAsia="ru-RU"/>
         </w:rPr>
       </w:pPr>
-      <w:hyperlink w:anchor="_Toc243014276" w:history="1">
+      <w:hyperlink w:anchor="_Toc243654739" w:history="1">
         <w:r>
           <w:rPr>
             <w:rStyle w:val="aff8"/>
@@ -639,7 +630,7 @@
             <w:noProof/>
             <w:webHidden/>
           </w:rPr>
-          <w:instrText xml:space="preserve"> PAGEREF _Toc243014276 \h </w:instrText>
+          <w:instrText xml:space="preserve"> PAGEREF _Toc243654739 \h </w:instrText>
         </w:r>
         <w:r>
           <w:rPr>
@@ -684,7 +675,7 @@
           <w:lang w:val="ru-RU" w:eastAsia="ru-RU"/>
         </w:rPr>
       </w:pPr>
-      <w:hyperlink w:anchor="_Toc243014277" w:history="1">
+      <w:hyperlink w:anchor="_Toc243654740" w:history="1">
         <w:r>
           <w:rPr>
             <w:rStyle w:val="aff8"/>
@@ -713,7 +704,7 @@
             <w:noProof/>
             <w:webHidden/>
           </w:rPr>
-          <w:instrText xml:space="preserve"> PAGEREF _Toc243014277 \h </w:instrText>
+          <w:instrText xml:space="preserve"> PAGEREF _Toc243654740 \h </w:instrText>
         </w:r>
         <w:r>
           <w:rPr>
@@ -758,7 +749,7 @@
           <w:lang w:val="ru-RU" w:eastAsia="ru-RU"/>
         </w:rPr>
       </w:pPr>
-      <w:hyperlink w:anchor="_Toc243014278" w:history="1">
+      <w:hyperlink w:anchor="_Toc243654741" w:history="1">
         <w:r>
           <w:rPr>
             <w:rStyle w:val="aff8"/>
@@ -786,7 +777,7 @@
             <w:noProof/>
             <w:webHidden/>
           </w:rPr>
-          <w:instrText xml:space="preserve"> PAGEREF _Toc243014278 \h </w:instrText>
+          <w:instrText xml:space="preserve"> PAGEREF _Toc243654741 \h </w:instrText>
         </w:r>
         <w:r>
           <w:rPr>
@@ -831,7 +822,7 @@
           <w:lang w:val="ru-RU" w:eastAsia="ru-RU"/>
         </w:rPr>
       </w:pPr>
-      <w:hyperlink w:anchor="_Toc243014279" w:history="1">
+      <w:hyperlink w:anchor="_Toc243654742" w:history="1">
         <w:r>
           <w:rPr>
             <w:rStyle w:val="aff8"/>
@@ -859,7 +850,7 @@
             <w:noProof/>
             <w:webHidden/>
           </w:rPr>
-          <w:instrText xml:space="preserve"> PAGEREF _Toc243014279 \h </w:instrText>
+          <w:instrText xml:space="preserve"> PAGEREF _Toc243654742 \h </w:instrText>
         </w:r>
         <w:r>
           <w:rPr>
@@ -901,7 +892,7 @@
           <w:lang w:val="ru-RU" w:eastAsia="ru-RU"/>
         </w:rPr>
       </w:pPr>
-      <w:hyperlink w:anchor="_Toc243014280" w:history="1">
+      <w:hyperlink w:anchor="_Toc243654743" w:history="1">
         <w:r>
           <w:rPr>
             <w:rStyle w:val="aff8"/>
@@ -930,7 +921,7 @@
             <w:noProof/>
             <w:webHidden/>
           </w:rPr>
-          <w:instrText xml:space="preserve"> PAGEREF _Toc243014280 \h </w:instrText>
+          <w:instrText xml:space="preserve"> PAGEREF _Toc243654743 \h </w:instrText>
         </w:r>
         <w:r>
           <w:rPr>
@@ -975,7 +966,7 @@
           <w:lang w:val="ru-RU" w:eastAsia="ru-RU"/>
         </w:rPr>
       </w:pPr>
-      <w:hyperlink w:anchor="_Toc243014281" w:history="1">
+      <w:hyperlink w:anchor="_Toc243654744" w:history="1">
         <w:r>
           <w:rPr>
             <w:rStyle w:val="aff8"/>
@@ -1004,7 +995,7 @@
             <w:noProof/>
             <w:webHidden/>
           </w:rPr>
-          <w:instrText xml:space="preserve"> PAGEREF _Toc243014281 \h </w:instrText>
+          <w:instrText xml:space="preserve"> PAGEREF _Toc243654744 \h </w:instrText>
         </w:r>
         <w:r>
           <w:rPr>
@@ -1049,7 +1040,7 @@
           <w:lang w:val="ru-RU" w:eastAsia="ru-RU"/>
         </w:rPr>
       </w:pPr>
-      <w:hyperlink w:anchor="_Toc243014282" w:history="1">
+      <w:hyperlink w:anchor="_Toc243654745" w:history="1">
         <w:r>
           <w:rPr>
             <w:rStyle w:val="aff8"/>
@@ -1078,7 +1069,7 @@
             <w:noProof/>
             <w:webHidden/>
           </w:rPr>
-          <w:instrText xml:space="preserve"> PAGEREF _Toc243014282 \h </w:instrText>
+          <w:instrText xml:space="preserve"> PAGEREF _Toc243654745 \h </w:instrText>
         </w:r>
         <w:r>
           <w:rPr>
@@ -1120,7 +1111,7 @@
           <w:lang w:val="ru-RU" w:eastAsia="ru-RU"/>
         </w:rPr>
       </w:pPr>
-      <w:hyperlink w:anchor="_Toc243014283" w:history="1">
+      <w:hyperlink w:anchor="_Toc243654746" w:history="1">
         <w:r>
           <w:rPr>
             <w:rStyle w:val="aff8"/>
@@ -1149,7 +1140,7 @@
             <w:noProof/>
             <w:webHidden/>
           </w:rPr>
-          <w:instrText xml:space="preserve"> PAGEREF _Toc243014283 \h </w:instrText>
+          <w:instrText xml:space="preserve"> PAGEREF _Toc243654746 \h </w:instrText>
         </w:r>
         <w:r>
           <w:rPr>
@@ -1191,7 +1182,7 @@
           <w:lang w:val="ru-RU" w:eastAsia="ru-RU"/>
         </w:rPr>
       </w:pPr>
-      <w:hyperlink w:anchor="_Toc243014284" w:history="1">
+      <w:hyperlink w:anchor="_Toc243654747" w:history="1">
         <w:r>
           <w:rPr>
             <w:rStyle w:val="aff8"/>
@@ -1220,7 +1211,7 @@
             <w:noProof/>
             <w:webHidden/>
           </w:rPr>
-          <w:instrText xml:space="preserve"> PAGEREF _Toc243014284 \h </w:instrText>
+          <w:instrText xml:space="preserve"> PAGEREF _Toc243654747 \h </w:instrText>
         </w:r>
         <w:r>
           <w:rPr>
@@ -1287,7 +1278,7 @@
           <w:lang w:val="ru-RU"/>
         </w:rPr>
       </w:pPr>
-      <w:bookmarkStart w:id="0" w:name="_Toc243014273"/>
+      <w:bookmarkStart w:id="1" w:name="_Toc243654736"/>
       <w:r>
         <w:rPr>
           <w:rFonts w:ascii="Times New Roman" w:hAnsi="Times New Roman" w:cs="Times New Roman"/>
@@ -1296,7 +1287,7 @@
         <w:lastRenderedPageBreak/>
         <w:t>ЗАДАНИЕ И ВАРИАНТ</w:t>
       </w:r>
-      <w:bookmarkEnd w:id="0"/>
+      <w:bookmarkEnd w:id="1"/>
     </w:p>
     <w:p>
       <w:pPr>
@@ -1349,7 +1340,6 @@
                 <w:b/>
               </w:rPr>
             </w:pPr>
-            <w:proofErr w:type="spellStart"/>
             <w:r>
               <w:rPr>
                 <w:rFonts w:cs="Times New Roman"/>
@@ -1357,7 +1347,6 @@
               </w:rPr>
               <w:t>Параметр</w:t>
             </w:r>
-            <w:proofErr w:type="spellEnd"/>
           </w:p>
         </w:tc>
         <w:tc>
@@ -1372,7 +1361,6 @@
                 <w:b/>
               </w:rPr>
             </w:pPr>
-            <w:proofErr w:type="spellStart"/>
             <w:r>
               <w:rPr>
                 <w:rFonts w:cs="Times New Roman"/>
@@ -1380,7 +1368,6 @@
               </w:rPr>
               <w:t>Значение</w:t>
             </w:r>
-            <w:proofErr w:type="spellEnd"/>
           </w:p>
         </w:tc>
       </w:tr>
@@ -1399,42 +1386,12 @@
                 <w:rFonts w:cs="Times New Roman"/>
               </w:rPr>
             </w:pPr>
-            <w:proofErr w:type="spellStart"/>
             <w:r>
               <w:rPr>
                 <w:rFonts w:cs="Times New Roman"/>
               </w:rPr>
-              <w:t>Вариант</w:t>
+              <w:t>Вариант и предметная область</w:t>
             </w:r>
-            <w:proofErr w:type="spellEnd"/>
-            <w:r>
-              <w:rPr>
-                <w:rFonts w:cs="Times New Roman"/>
-              </w:rPr>
-              <w:t xml:space="preserve"> и </w:t>
-            </w:r>
-            <w:proofErr w:type="spellStart"/>
-            <w:r>
-              <w:rPr>
-                <w:rFonts w:cs="Times New Roman"/>
-              </w:rPr>
-              <w:t>предметная</w:t>
-            </w:r>
-            <w:proofErr w:type="spellEnd"/>
-            <w:r>
-              <w:rPr>
-                <w:rFonts w:cs="Times New Roman"/>
-              </w:rPr>
-              <w:t xml:space="preserve"> </w:t>
-            </w:r>
-            <w:proofErr w:type="spellStart"/>
-            <w:r>
-              <w:rPr>
-                <w:rFonts w:cs="Times New Roman"/>
-              </w:rPr>
-              <w:t>область</w:t>
-            </w:r>
-            <w:proofErr w:type="spellEnd"/>
           </w:p>
         </w:tc>
         <w:tc>
@@ -1474,14 +1431,12 @@
                 <w:rFonts w:cs="Times New Roman"/>
               </w:rPr>
             </w:pPr>
-            <w:proofErr w:type="spellStart"/>
             <w:r>
               <w:rPr>
                 <w:rFonts w:cs="Times New Roman"/>
               </w:rPr>
               <w:t>Префикс</w:t>
             </w:r>
-            <w:proofErr w:type="spellEnd"/>
           </w:p>
         </w:tc>
         <w:tc>
@@ -1496,14 +1451,12 @@
                 <w:lang w:val="ru-RU"/>
               </w:rPr>
             </w:pPr>
-            <w:proofErr w:type="spellStart"/>
             <w:r>
               <w:rPr>
                 <w:rFonts w:cs="Times New Roman"/>
               </w:rPr>
               <w:t>ilya</w:t>
             </w:r>
-            <w:proofErr w:type="spellEnd"/>
             <w:r>
               <w:rPr>
                 <w:rFonts w:cs="Times New Roman"/>
@@ -1511,14 +1464,12 @@
               </w:rPr>
               <w:t>_</w:t>
             </w:r>
-            <w:proofErr w:type="spellStart"/>
             <w:r>
               <w:rPr>
                 <w:rFonts w:cs="Times New Roman"/>
               </w:rPr>
               <w:t>safronov</w:t>
             </w:r>
-            <w:proofErr w:type="spellEnd"/>
             <w:r>
               <w:rPr>
                 <w:rFonts w:cs="Times New Roman"/>
@@ -1569,35 +1520,7 @@
               <w:rPr>
                 <w:rFonts w:cs="Times New Roman"/>
               </w:rPr>
-              <w:t xml:space="preserve">Python 3.14.7; </w:t>
-            </w:r>
-            <w:proofErr w:type="spellStart"/>
-            <w:r>
-              <w:rPr>
-                <w:rFonts w:cs="Times New Roman"/>
-              </w:rPr>
-              <w:t>FastAPI</w:t>
-            </w:r>
-            <w:proofErr w:type="spellEnd"/>
-            <w:r>
-              <w:rPr>
-                <w:rFonts w:cs="Times New Roman"/>
-              </w:rPr>
-              <w:t xml:space="preserve"> 0.143.0; </w:t>
-            </w:r>
-            <w:proofErr w:type="spellStart"/>
-            <w:r>
-              <w:rPr>
-                <w:rFonts w:cs="Times New Roman"/>
-              </w:rPr>
-              <w:t>Uvicorn</w:t>
-            </w:r>
-            <w:proofErr w:type="spellEnd"/>
-            <w:r>
-              <w:rPr>
-                <w:rFonts w:cs="Times New Roman"/>
-              </w:rPr>
-              <w:t xml:space="preserve"> 0.54.0</w:t>
+              <w:t>Python 3.14.7; FastAPI 0.143.0; Uvicorn 0.54.0</w:t>
             </w:r>
           </w:p>
         </w:tc>
@@ -1617,28 +1540,12 @@
                 <w:rFonts w:cs="Times New Roman"/>
               </w:rPr>
             </w:pPr>
-            <w:proofErr w:type="spellStart"/>
             <w:r>
               <w:rPr>
                 <w:rFonts w:cs="Times New Roman"/>
               </w:rPr>
-              <w:t>Доступ</w:t>
+              <w:t>Доступ к данным</w:t>
             </w:r>
-            <w:proofErr w:type="spellEnd"/>
-            <w:r>
-              <w:rPr>
-                <w:rFonts w:cs="Times New Roman"/>
-              </w:rPr>
-              <w:t xml:space="preserve"> к </w:t>
-            </w:r>
-            <w:proofErr w:type="spellStart"/>
-            <w:r>
-              <w:rPr>
-                <w:rFonts w:cs="Times New Roman"/>
-              </w:rPr>
-              <w:t>данным</w:t>
-            </w:r>
-            <w:proofErr w:type="spellEnd"/>
           </w:p>
         </w:tc>
         <w:tc>
@@ -1652,33 +1559,11 @@
                 <w:rFonts w:cs="Times New Roman"/>
               </w:rPr>
             </w:pPr>
-            <w:proofErr w:type="spellStart"/>
             <w:r>
               <w:rPr>
                 <w:rFonts w:cs="Times New Roman"/>
               </w:rPr>
-              <w:t>SQLAlchemy</w:t>
-            </w:r>
-            <w:proofErr w:type="spellEnd"/>
-            <w:r>
-              <w:rPr>
-                <w:rFonts w:cs="Times New Roman"/>
-              </w:rPr>
-              <w:t xml:space="preserve"> 2.1.4; </w:t>
-            </w:r>
-            <w:proofErr w:type="spellStart"/>
-            <w:r>
-              <w:rPr>
-                <w:rFonts w:cs="Times New Roman"/>
-              </w:rPr>
-              <w:t>psycopg</w:t>
-            </w:r>
-            <w:proofErr w:type="spellEnd"/>
-            <w:r>
-              <w:rPr>
-                <w:rFonts w:cs="Times New Roman"/>
-              </w:rPr>
-              <w:t xml:space="preserve"> 3.3.6</w:t>
+              <w:t>SQLAlchemy 2.1.4; psycopg 3.3.6</w:t>
             </w:r>
           </w:p>
         </w:tc>
@@ -1721,35 +1606,7 @@
               <w:rPr>
                 <w:rFonts w:cs="Times New Roman"/>
               </w:rPr>
-              <w:t xml:space="preserve">PostgreSQL 18.6, </w:t>
-            </w:r>
-            <w:proofErr w:type="spellStart"/>
-            <w:r>
-              <w:rPr>
-                <w:rFonts w:cs="Times New Roman"/>
-              </w:rPr>
-              <w:t>локальная</w:t>
-            </w:r>
-            <w:proofErr w:type="spellEnd"/>
-            <w:r>
-              <w:rPr>
-                <w:rFonts w:cs="Times New Roman"/>
-              </w:rPr>
-              <w:t xml:space="preserve"> </w:t>
-            </w:r>
-            <w:proofErr w:type="spellStart"/>
-            <w:r>
-              <w:rPr>
-                <w:rFonts w:cs="Times New Roman"/>
-              </w:rPr>
-              <w:t>служба</w:t>
-            </w:r>
-            <w:proofErr w:type="spellEnd"/>
-            <w:r>
-              <w:rPr>
-                <w:rFonts w:cs="Times New Roman"/>
-              </w:rPr>
-              <w:t xml:space="preserve"> Windows</w:t>
+              <w:t>PostgreSQL 18.6, локальная служба Windows</w:t>
             </w:r>
           </w:p>
         </w:tc>
@@ -1769,14 +1626,12 @@
                 <w:rFonts w:cs="Times New Roman"/>
               </w:rPr>
             </w:pPr>
-            <w:proofErr w:type="spellStart"/>
             <w:r>
               <w:rPr>
                 <w:rFonts w:cs="Times New Roman"/>
               </w:rPr>
               <w:t>Репозиторий</w:t>
             </w:r>
-            <w:proofErr w:type="spellEnd"/>
           </w:p>
         </w:tc>
         <w:tc>
@@ -1794,7 +1649,7 @@
               <w:rPr>
                 <w:rFonts w:cs="Times New Roman"/>
               </w:rPr>
-              <w:t>https://github.com/dumerpostpunk/ilya_safronov</w:t>
+              <w:t>https://github.com/dumerpostpunk/ilya_safronov_hw1</w:t>
             </w:r>
           </w:p>
         </w:tc>
@@ -1920,7 +1775,7 @@
           <w:lang w:val="ru-RU"/>
         </w:rPr>
       </w:pPr>
-      <w:bookmarkStart w:id="1" w:name="_Toc243014274"/>
+      <w:bookmarkStart w:id="2" w:name="_Toc243654737"/>
       <w:r>
         <w:rPr>
           <w:rFonts w:ascii="Times New Roman" w:hAnsi="Times New Roman" w:cs="Times New Roman"/>
@@ -1928,294 +1783,6 @@
         </w:rPr>
         <w:lastRenderedPageBreak/>
         <w:t>ВВЕДЕНИЕ</w:t>
-      </w:r>
-      <w:bookmarkEnd w:id="1"/>
-    </w:p>
-    <w:p>
-      <w:pPr>
-        <w:rPr>
-          <w:lang w:val="ru-RU"/>
-        </w:rPr>
-      </w:pPr>
-    </w:p>
-    <w:p>
-      <w:pPr>
-        <w:rPr>
-          <w:rFonts w:cs="Times New Roman"/>
-          <w:lang w:val="ru-RU"/>
-        </w:rPr>
-      </w:pPr>
-      <w:r>
-        <w:rPr>
-          <w:rFonts w:cs="Times New Roman"/>
-          <w:lang w:val="ru-RU"/>
-        </w:rPr>
-        <w:t>Производительность клиент-серверного приложения зависит от объёма данных, количества обращений к СУБД и способа подготовки ответа. На небольшом наборе прямолинейная реализация может отвечать достаточно быстро, поэтому предположение об узком месте необходимо проверять измерением на рабочем объёме.</w:t>
-      </w:r>
-    </w:p>
-    <w:p>
-      <w:pPr>
-        <w:rPr>
-          <w:rFonts w:cs="Times New Roman"/>
-          <w:lang w:val="ru-RU"/>
-        </w:rPr>
-      </w:pPr>
-      <w:r>
-        <w:rPr>
-          <w:rFonts w:cs="Times New Roman"/>
-          <w:lang w:val="ru-RU"/>
-        </w:rPr>
-        <w:t xml:space="preserve">Исходные показатели фиксируются до оптимизации: они позволяют сопоставить будущие изменения с одной версией контракта, кода и стенда. Медиана описывает типичное время ответа, 95-й </w:t>
-      </w:r>
-      <w:proofErr w:type="spellStart"/>
-      <w:r>
-        <w:rPr>
-          <w:rFonts w:cs="Times New Roman"/>
-          <w:lang w:val="ru-RU"/>
-        </w:rPr>
-        <w:t>процентиль</w:t>
-      </w:r>
-      <w:proofErr w:type="spellEnd"/>
-      <w:r>
-        <w:rPr>
-          <w:rFonts w:cs="Times New Roman"/>
-          <w:lang w:val="ru-RU"/>
-        </w:rPr>
-        <w:t xml:space="preserve"> и максимум показывают длинные ответы, а число </w:t>
-      </w:r>
-      <w:r>
-        <w:rPr>
-          <w:rFonts w:cs="Times New Roman"/>
-        </w:rPr>
-        <w:t>SQL</w:t>
-      </w:r>
-      <w:r>
-        <w:rPr>
-          <w:rFonts w:cs="Times New Roman"/>
-          <w:lang w:val="ru-RU"/>
-        </w:rPr>
-        <w:t>-команд помогает отличить дорогой запрос от большого количества коротких обращений.</w:t>
-      </w:r>
-    </w:p>
-    <w:p>
-      <w:pPr>
-        <w:rPr>
-          <w:rFonts w:cs="Times New Roman"/>
-          <w:lang w:val="ru-RU"/>
-        </w:rPr>
-      </w:pPr>
-      <w:r>
-        <w:rPr>
-          <w:rFonts w:cs="Times New Roman"/>
-          <w:lang w:val="ru-RU"/>
-        </w:rPr>
-        <w:t>Цель работы — разработать сервис записи на приём и получить воспроизводимые исходные показатели его производительности на малом и рабочем объёмах данных.</w:t>
-      </w:r>
-    </w:p>
-    <w:p>
-      <w:pPr>
-        <w:rPr>
-          <w:rFonts w:cs="Times New Roman"/>
-          <w:lang w:val="ru-RU"/>
-        </w:rPr>
-      </w:pPr>
-      <w:r>
-        <w:rPr>
-          <w:rFonts w:cs="Times New Roman"/>
-          <w:lang w:val="ru-RU"/>
-        </w:rPr>
-        <w:t>Для достижения цели необходимо решить следующие задачи:</w:t>
-      </w:r>
-    </w:p>
-    <w:p>
-      <w:pPr>
-        <w:rPr>
-          <w:rFonts w:cs="Times New Roman"/>
-          <w:lang w:val="ru-RU"/>
-        </w:rPr>
-      </w:pPr>
-      <w:r>
-        <w:rPr>
-          <w:rFonts w:cs="Times New Roman"/>
-          <w:lang w:val="ru-RU"/>
-        </w:rPr>
-        <w:t>1. Реализовать серверную и клиентскую части с авторизацией и правилами варианта 3.</w:t>
-      </w:r>
-    </w:p>
-    <w:p>
-      <w:pPr>
-        <w:rPr>
-          <w:rFonts w:cs="Times New Roman"/>
-          <w:lang w:val="ru-RU"/>
-        </w:rPr>
-      </w:pPr>
-      <w:r>
-        <w:rPr>
-          <w:rFonts w:cs="Times New Roman"/>
-          <w:lang w:val="ru-RU"/>
-        </w:rPr>
-        <w:t>2. Описать контракт программного интерфейса.</w:t>
-      </w:r>
-    </w:p>
-    <w:p>
-      <w:pPr>
-        <w:rPr>
-          <w:rFonts w:cs="Times New Roman"/>
-          <w:lang w:val="ru-RU"/>
-        </w:rPr>
-      </w:pPr>
-      <w:r>
-        <w:rPr>
-          <w:rFonts w:cs="Times New Roman"/>
-          <w:lang w:val="ru-RU"/>
-        </w:rPr>
-        <w:t>3. Покрыть бизнес-правила и операции контракта автоматическими тестами.</w:t>
-      </w:r>
-    </w:p>
-    <w:p>
-      <w:pPr>
-        <w:rPr>
-          <w:rFonts w:cs="Times New Roman"/>
-          <w:lang w:val="ru-RU"/>
-        </w:rPr>
-      </w:pPr>
-      <w:r>
-        <w:rPr>
-          <w:rFonts w:cs="Times New Roman"/>
-          <w:lang w:val="ru-RU"/>
-        </w:rPr>
-        <w:t xml:space="preserve">4. Наполнить </w:t>
-      </w:r>
-      <w:r>
-        <w:rPr>
-          <w:rFonts w:cs="Times New Roman"/>
-        </w:rPr>
-        <w:t>PostgreSQL</w:t>
-      </w:r>
-      <w:r>
-        <w:rPr>
-          <w:rFonts w:cs="Times New Roman"/>
-          <w:lang w:val="ru-RU"/>
-        </w:rPr>
-        <w:t xml:space="preserve"> двумя воспроизводимыми наборами данных.</w:t>
-      </w:r>
-    </w:p>
-    <w:p>
-      <w:pPr>
-        <w:rPr>
-          <w:rFonts w:cs="Times New Roman"/>
-          <w:lang w:val="ru-RU"/>
-        </w:rPr>
-      </w:pPr>
-      <w:r>
-        <w:rPr>
-          <w:rFonts w:cs="Times New Roman"/>
-          <w:lang w:val="ru-RU"/>
-        </w:rPr>
-        <w:t xml:space="preserve">5. Измерить </w:t>
-      </w:r>
-      <w:r>
-        <w:rPr>
-          <w:rFonts w:cs="Times New Roman"/>
-        </w:rPr>
-        <w:t>p</w:t>
-      </w:r>
-      <w:r>
-        <w:rPr>
-          <w:rFonts w:cs="Times New Roman"/>
-          <w:lang w:val="ru-RU"/>
-        </w:rPr>
-        <w:t xml:space="preserve">50, </w:t>
-      </w:r>
-      <w:r>
-        <w:rPr>
-          <w:rFonts w:cs="Times New Roman"/>
-        </w:rPr>
-        <w:t>p</w:t>
-      </w:r>
-      <w:r>
-        <w:rPr>
-          <w:rFonts w:cs="Times New Roman"/>
-          <w:lang w:val="ru-RU"/>
-        </w:rPr>
-        <w:t>95 и максимум времени ответа операций на обоих объёмах.</w:t>
-      </w:r>
-    </w:p>
-    <w:p>
-      <w:pPr>
-        <w:rPr>
-          <w:rFonts w:cs="Times New Roman"/>
-          <w:lang w:val="ru-RU"/>
-        </w:rPr>
-      </w:pPr>
-      <w:r>
-        <w:rPr>
-          <w:rFonts w:cs="Times New Roman"/>
-          <w:lang w:val="ru-RU"/>
-        </w:rPr>
-        <w:t xml:space="preserve">6. Разложить время выбранных операций на измеряемую </w:t>
-      </w:r>
-      <w:r>
-        <w:rPr>
-          <w:rFonts w:cs="Times New Roman"/>
-        </w:rPr>
-        <w:t>SQL</w:t>
-      </w:r>
-      <w:r>
-        <w:rPr>
-          <w:rFonts w:cs="Times New Roman"/>
-          <w:lang w:val="ru-RU"/>
-        </w:rPr>
-        <w:t>-часть и остальные расходы.</w:t>
-      </w:r>
-    </w:p>
-    <w:p>
-      <w:pPr>
-        <w:rPr>
-          <w:rFonts w:cs="Times New Roman"/>
-          <w:lang w:val="ru-RU"/>
-        </w:rPr>
-      </w:pPr>
-      <w:r>
-        <w:rPr>
-          <w:rFonts w:cs="Times New Roman"/>
-          <w:lang w:val="ru-RU"/>
-        </w:rPr>
-        <w:t>7. Сформулировать не менее трёх гипотез об узких местах на основе полученных чисел.</w:t>
-      </w:r>
-    </w:p>
-    <w:p>
-      <w:pPr>
-        <w:rPr>
-          <w:rFonts w:cs="Times New Roman"/>
-          <w:lang w:val="ru-RU"/>
-        </w:rPr>
-      </w:pPr>
-      <w:r>
-        <w:rPr>
-          <w:rFonts w:cs="Times New Roman"/>
-          <w:lang w:val="ru-RU"/>
-        </w:rPr>
-        <w:t>8. Исправить очевидные ошибки и зафиксировать исходную версию для следующих этапов.</w:t>
-      </w:r>
-    </w:p>
-    <w:p>
-      <w:pPr>
-        <w:pStyle w:val="1"/>
-        <w:spacing w:before="0"/>
-        <w:rPr>
-          <w:rFonts w:ascii="Times New Roman" w:hAnsi="Times New Roman" w:cs="Times New Roman"/>
-          <w:lang w:val="ru-RU"/>
-        </w:rPr>
-      </w:pPr>
-      <w:bookmarkStart w:id="2" w:name="_Toc243014275"/>
-      <w:r>
-        <w:rPr>
-          <w:rFonts w:ascii="Times New Roman" w:hAnsi="Times New Roman" w:cs="Times New Roman"/>
-          <w:lang w:val="ru-RU"/>
-        </w:rPr>
-        <w:lastRenderedPageBreak/>
-        <w:t>1 Сервис, стенд и данные</w:t>
       </w:r>
       <w:bookmarkEnd w:id="2"/>
     </w:p>
@@ -2228,178 +1795,294 @@
     </w:p>
     <w:p>
       <w:pPr>
-        <w:pStyle w:val="21"/>
+        <w:rPr>
+          <w:rFonts w:cs="Times New Roman"/>
+          <w:lang w:val="ru-RU"/>
+        </w:rPr>
+      </w:pPr>
+      <w:r>
+        <w:rPr>
+          <w:rFonts w:cs="Times New Roman"/>
+          <w:lang w:val="ru-RU"/>
+        </w:rPr>
+        <w:t>Производительность клиент-серверного приложения зависит от объёма данных, количества обращений к СУБД и способа подготовки ответа. На небольшом наборе прямолинейная реализация может отвечать достаточно быстро, поэтому предположение об узком месте необходимо проверять измерением на рабочем объёме.</w:t>
+      </w:r>
+    </w:p>
+    <w:p>
+      <w:pPr>
+        <w:rPr>
+          <w:rFonts w:cs="Times New Roman"/>
+          <w:lang w:val="ru-RU"/>
+        </w:rPr>
+      </w:pPr>
+      <w:r>
+        <w:rPr>
+          <w:rFonts w:cs="Times New Roman"/>
+          <w:lang w:val="ru-RU"/>
+        </w:rPr>
+        <w:t xml:space="preserve">Исходные показатели фиксируются до оптимизации: они позволяют сопоставить будущие изменения с одной версией контракта, кода и стенда. Медиана описывает типичное время ответа, 95-й процентиль и максимум показывают длинные ответы, а число </w:t>
+      </w:r>
+      <w:r>
+        <w:rPr>
+          <w:rFonts w:cs="Times New Roman"/>
+        </w:rPr>
+        <w:t>SQL</w:t>
+      </w:r>
+      <w:r>
+        <w:rPr>
+          <w:rFonts w:cs="Times New Roman"/>
+          <w:lang w:val="ru-RU"/>
+        </w:rPr>
+        <w:t>-команд помогает отличить дорогой запрос от большого количества коротких обращений.</w:t>
+      </w:r>
+    </w:p>
+    <w:p>
+      <w:pPr>
+        <w:rPr>
+          <w:rFonts w:cs="Times New Roman"/>
+          <w:lang w:val="ru-RU"/>
+        </w:rPr>
+      </w:pPr>
+      <w:r>
+        <w:rPr>
+          <w:rFonts w:cs="Times New Roman"/>
+          <w:lang w:val="ru-RU"/>
+        </w:rPr>
+        <w:t>Цель работы — разработать сервис записи на приём и получить воспроизводимые исходные показатели его производительности на малом и рабочем объёмах данных.</w:t>
+      </w:r>
+    </w:p>
+    <w:p>
+      <w:pPr>
+        <w:rPr>
+          <w:rFonts w:cs="Times New Roman"/>
+          <w:lang w:val="ru-RU"/>
+        </w:rPr>
+      </w:pPr>
+      <w:r>
+        <w:rPr>
+          <w:rFonts w:cs="Times New Roman"/>
+          <w:lang w:val="ru-RU"/>
+        </w:rPr>
+        <w:t>Для достижения цели необходимо решить следующие задачи:</w:t>
+      </w:r>
+    </w:p>
+    <w:p>
+      <w:pPr>
+        <w:rPr>
+          <w:rFonts w:cs="Times New Roman"/>
+          <w:lang w:val="ru-RU"/>
+        </w:rPr>
+      </w:pPr>
+      <w:r>
+        <w:rPr>
+          <w:rFonts w:cs="Times New Roman"/>
+          <w:lang w:val="ru-RU"/>
+        </w:rPr>
+        <w:t>1. Реализовать серверную и клиентскую части с авторизацией и правилами варианта 3.</w:t>
+      </w:r>
+    </w:p>
+    <w:p>
+      <w:pPr>
+        <w:rPr>
+          <w:rFonts w:cs="Times New Roman"/>
+          <w:lang w:val="ru-RU"/>
+        </w:rPr>
+      </w:pPr>
+      <w:r>
+        <w:rPr>
+          <w:rFonts w:cs="Times New Roman"/>
+          <w:lang w:val="ru-RU"/>
+        </w:rPr>
+        <w:t>2. Описать контракт программного интерфейса.</w:t>
+      </w:r>
+    </w:p>
+    <w:p>
+      <w:pPr>
+        <w:rPr>
+          <w:rFonts w:cs="Times New Roman"/>
+          <w:lang w:val="ru-RU"/>
+        </w:rPr>
+      </w:pPr>
+      <w:r>
+        <w:rPr>
+          <w:rFonts w:cs="Times New Roman"/>
+          <w:lang w:val="ru-RU"/>
+        </w:rPr>
+        <w:t>3. Покрыть бизнес-правила и операции контракта автоматическими тестами.</w:t>
+      </w:r>
+    </w:p>
+    <w:p>
+      <w:pPr>
+        <w:rPr>
+          <w:rFonts w:cs="Times New Roman"/>
+          <w:lang w:val="ru-RU"/>
+        </w:rPr>
+      </w:pPr>
+      <w:r>
+        <w:rPr>
+          <w:rFonts w:cs="Times New Roman"/>
+          <w:lang w:val="ru-RU"/>
+        </w:rPr>
+        <w:t xml:space="preserve">4. Наполнить </w:t>
+      </w:r>
+      <w:r>
+        <w:rPr>
+          <w:rFonts w:cs="Times New Roman"/>
+        </w:rPr>
+        <w:t>PostgreSQL</w:t>
+      </w:r>
+      <w:r>
+        <w:rPr>
+          <w:rFonts w:cs="Times New Roman"/>
+          <w:lang w:val="ru-RU"/>
+        </w:rPr>
+        <w:t xml:space="preserve"> двумя воспроизводимыми наборами данных.</w:t>
+      </w:r>
+    </w:p>
+    <w:p>
+      <w:pPr>
+        <w:rPr>
+          <w:rFonts w:cs="Times New Roman"/>
+          <w:lang w:val="ru-RU"/>
+        </w:rPr>
+      </w:pPr>
+      <w:r>
+        <w:rPr>
+          <w:rFonts w:cs="Times New Roman"/>
+          <w:lang w:val="ru-RU"/>
+        </w:rPr>
+        <w:t xml:space="preserve">5. Измерить </w:t>
+      </w:r>
+      <w:r>
+        <w:rPr>
+          <w:rFonts w:cs="Times New Roman"/>
+        </w:rPr>
+        <w:t>p</w:t>
+      </w:r>
+      <w:r>
+        <w:rPr>
+          <w:rFonts w:cs="Times New Roman"/>
+          <w:lang w:val="ru-RU"/>
+        </w:rPr>
+        <w:t xml:space="preserve">50, </w:t>
+      </w:r>
+      <w:r>
+        <w:rPr>
+          <w:rFonts w:cs="Times New Roman"/>
+        </w:rPr>
+        <w:t>p</w:t>
+      </w:r>
+      <w:r>
+        <w:rPr>
+          <w:rFonts w:cs="Times New Roman"/>
+          <w:lang w:val="ru-RU"/>
+        </w:rPr>
+        <w:t>95 и максимум времени ответа операций на обоих объёмах.</w:t>
+      </w:r>
+    </w:p>
+    <w:p>
+      <w:pPr>
+        <w:rPr>
+          <w:rFonts w:cs="Times New Roman"/>
+          <w:lang w:val="ru-RU"/>
+        </w:rPr>
+      </w:pPr>
+      <w:r>
+        <w:rPr>
+          <w:rFonts w:cs="Times New Roman"/>
+          <w:lang w:val="ru-RU"/>
+        </w:rPr>
+        <w:t xml:space="preserve">6. Разложить время выбранных операций на измеряемую </w:t>
+      </w:r>
+      <w:r>
+        <w:rPr>
+          <w:rFonts w:cs="Times New Roman"/>
+        </w:rPr>
+        <w:t>SQL</w:t>
+      </w:r>
+      <w:r>
+        <w:rPr>
+          <w:rFonts w:cs="Times New Roman"/>
+          <w:lang w:val="ru-RU"/>
+        </w:rPr>
+        <w:t>-часть и остальные расходы.</w:t>
+      </w:r>
+    </w:p>
+    <w:p>
+      <w:pPr>
+        <w:rPr>
+          <w:rFonts w:cs="Times New Roman"/>
+          <w:lang w:val="ru-RU"/>
+        </w:rPr>
+      </w:pPr>
+      <w:r>
+        <w:rPr>
+          <w:rFonts w:cs="Times New Roman"/>
+          <w:lang w:val="ru-RU"/>
+        </w:rPr>
+        <w:t>7. Сформулировать не менее трёх гипотез об узких местах на основе полученных чисел.</w:t>
+      </w:r>
+    </w:p>
+    <w:p>
+      <w:pPr>
+        <w:rPr>
+          <w:rFonts w:cs="Times New Roman"/>
+          <w:lang w:val="ru-RU"/>
+        </w:rPr>
+      </w:pPr>
+      <w:r>
+        <w:rPr>
+          <w:rFonts w:cs="Times New Roman"/>
+          <w:lang w:val="ru-RU"/>
+        </w:rPr>
+        <w:t>8. Исправить очевидные ошибки и зафиксировать исходную версию для следующих этапов.</w:t>
+      </w:r>
+    </w:p>
+    <w:p>
+      <w:pPr>
+        <w:pStyle w:val="1"/>
         <w:spacing w:before="0"/>
         <w:rPr>
           <w:rFonts w:ascii="Times New Roman" w:hAnsi="Times New Roman" w:cs="Times New Roman"/>
           <w:lang w:val="ru-RU"/>
         </w:rPr>
       </w:pPr>
-      <w:bookmarkStart w:id="3" w:name="_Toc243014276"/>
+      <w:bookmarkStart w:id="3" w:name="_Toc243654738"/>
       <w:r>
         <w:rPr>
           <w:rFonts w:ascii="Times New Roman" w:hAnsi="Times New Roman" w:cs="Times New Roman"/>
           <w:lang w:val="ru-RU"/>
         </w:rPr>
-        <w:t>1.1 Сервис и контракт</w:t>
+        <w:lastRenderedPageBreak/>
+        <w:t>1 Сервис, стенд и данные</w:t>
       </w:r>
       <w:bookmarkEnd w:id="3"/>
     </w:p>
     <w:p>
       <w:pPr>
         <w:rPr>
-          <w:rFonts w:cs="Times New Roman"/>
-          <w:lang w:val="ru-RU"/>
-        </w:rPr>
-      </w:pPr>
-      <w:r>
-        <w:rPr>
-          <w:rFonts w:cs="Times New Roman"/>
-          <w:lang w:val="ru-RU"/>
-        </w:rPr>
-        <w:t xml:space="preserve">Сервер реализован на </w:t>
-      </w:r>
-      <w:r>
-        <w:rPr>
-          <w:rFonts w:cs="Times New Roman"/>
-        </w:rPr>
-        <w:t>FastAPI</w:t>
-      </w:r>
-      <w:r>
-        <w:rPr>
-          <w:rFonts w:cs="Times New Roman"/>
-          <w:lang w:val="ru-RU"/>
-        </w:rPr>
-        <w:t xml:space="preserve">, клиент — одна </w:t>
-      </w:r>
-      <w:r>
-        <w:rPr>
-          <w:rFonts w:cs="Times New Roman"/>
-        </w:rPr>
-        <w:t>HTML</w:t>
-      </w:r>
-      <w:r>
-        <w:rPr>
-          <w:rFonts w:cs="Times New Roman"/>
-          <w:lang w:val="ru-RU"/>
-        </w:rPr>
-        <w:t xml:space="preserve">-страница с </w:t>
-      </w:r>
-      <w:r>
-        <w:rPr>
-          <w:rFonts w:cs="Times New Roman"/>
-        </w:rPr>
-        <w:t>JavaScript</w:t>
-      </w:r>
-      <w:r>
-        <w:rPr>
-          <w:rFonts w:cs="Times New Roman"/>
-          <w:lang w:val="ru-RU"/>
-        </w:rPr>
-        <w:t xml:space="preserve">. Доступны список записей с фильтрами и пагинацией, карточка со связанными сущностями, форма бронирования, справочники и сводка. Защищённые операции используют </w:t>
-      </w:r>
-      <w:r>
-        <w:rPr>
-          <w:rFonts w:cs="Times New Roman"/>
-        </w:rPr>
-        <w:t>HTTP</w:t>
-      </w:r>
-      <w:r>
-        <w:rPr>
-          <w:rFonts w:cs="Times New Roman"/>
-          <w:lang w:val="ru-RU"/>
-        </w:rPr>
-        <w:t xml:space="preserve"> </w:t>
-      </w:r>
-      <w:r>
-        <w:rPr>
-          <w:rFonts w:cs="Times New Roman"/>
-        </w:rPr>
-        <w:t>Basic</w:t>
-      </w:r>
-      <w:r>
-        <w:rPr>
-          <w:rFonts w:cs="Times New Roman"/>
-          <w:lang w:val="ru-RU"/>
-        </w:rPr>
-        <w:t xml:space="preserve"> и учётную запись </w:t>
-      </w:r>
-      <w:r>
-        <w:rPr>
-          <w:rFonts w:cs="Times New Roman"/>
-        </w:rPr>
-        <w:t>demo</w:t>
-      </w:r>
-      <w:r>
-        <w:rPr>
-          <w:rFonts w:cs="Times New Roman"/>
-          <w:lang w:val="ru-RU"/>
-        </w:rPr>
-        <w:t xml:space="preserve">; пароль хранится в </w:t>
-      </w:r>
-      <w:proofErr w:type="gramStart"/>
-      <w:r>
-        <w:rPr>
-          <w:rFonts w:cs="Times New Roman"/>
-          <w:lang w:val="ru-RU"/>
-        </w:rPr>
-        <w:t>локальном .</w:t>
-      </w:r>
-      <w:r>
-        <w:rPr>
-          <w:rFonts w:cs="Times New Roman"/>
-        </w:rPr>
-        <w:t>env</w:t>
-      </w:r>
-      <w:proofErr w:type="gramEnd"/>
-      <w:r>
-        <w:rPr>
-          <w:rFonts w:cs="Times New Roman"/>
-          <w:lang w:val="ru-RU"/>
-        </w:rPr>
-        <w:t>.</w:t>
-      </w:r>
+          <w:lang w:val="ru-RU"/>
+        </w:rPr>
+      </w:pPr>
     </w:p>
     <w:p>
       <w:pPr>
-        <w:rPr>
-          <w:rFonts w:cs="Times New Roman"/>
-          <w:lang w:val="ru-RU"/>
-        </w:rPr>
-      </w:pPr>
-      <w:r>
-        <w:rPr>
-          <w:rFonts w:cs="Times New Roman"/>
-          <w:lang w:val="ru-RU"/>
-        </w:rPr>
-        <w:t xml:space="preserve">Свободное время проверяется на интервале услуги, а не всего слота; соприкасающиеся границы не считаются наложением. При создании записи </w:t>
-      </w:r>
-      <w:r>
-        <w:rPr>
-          <w:rFonts w:cs="Times New Roman"/>
-        </w:rPr>
-        <w:t>PostgreSQL</w:t>
-      </w:r>
-      <w:r>
-        <w:rPr>
-          <w:rFonts w:cs="Times New Roman"/>
-          <w:lang w:val="ru-RU"/>
-        </w:rPr>
-        <w:t xml:space="preserve"> блокирует строку специалиста до завершения транзакции, что защищает и от параллельного бронирования разных пересекающихся слотов. Даты фильтра и границы периода задаются в </w:t>
-      </w:r>
-      <w:r>
-        <w:rPr>
-          <w:rFonts w:cs="Times New Roman"/>
-        </w:rPr>
-        <w:t>UTC</w:t>
-      </w:r>
-      <w:r>
-        <w:rPr>
-          <w:rFonts w:cs="Times New Roman"/>
-          <w:lang w:val="ru-RU"/>
-        </w:rPr>
-        <w:t>, отображение времени в интерфейсе — МСК.</w:t>
-      </w:r>
+        <w:pStyle w:val="21"/>
+        <w:spacing w:before="0"/>
+        <w:rPr>
+          <w:rFonts w:ascii="Times New Roman" w:hAnsi="Times New Roman" w:cs="Times New Roman"/>
+          <w:lang w:val="ru-RU"/>
+        </w:rPr>
+      </w:pPr>
+      <w:bookmarkStart w:id="4" w:name="_Toc243654739"/>
+      <w:r>
+        <w:rPr>
+          <w:rFonts w:ascii="Times New Roman" w:hAnsi="Times New Roman" w:cs="Times New Roman"/>
+          <w:lang w:val="ru-RU"/>
+        </w:rPr>
+        <w:t>1.1 Сервис и контракт</w:t>
+      </w:r>
+      <w:bookmarkEnd w:id="4"/>
     </w:p>
     <w:p>
       <w:pPr>
@@ -2408,64 +2091,167 @@
           <w:lang w:val="ru-RU"/>
         </w:rPr>
       </w:pPr>
+      <w:r>
+        <w:rPr>
+          <w:rFonts w:cs="Times New Roman"/>
+          <w:lang w:val="ru-RU"/>
+        </w:rPr>
+        <w:t xml:space="preserve">Сервер реализован на </w:t>
+      </w:r>
+      <w:r>
+        <w:rPr>
+          <w:rFonts w:cs="Times New Roman"/>
+        </w:rPr>
+        <w:t>FastAPI</w:t>
+      </w:r>
+      <w:r>
+        <w:rPr>
+          <w:rFonts w:cs="Times New Roman"/>
+          <w:lang w:val="ru-RU"/>
+        </w:rPr>
+        <w:t xml:space="preserve">, клиент — одна </w:t>
+      </w:r>
+      <w:r>
+        <w:rPr>
+          <w:rFonts w:cs="Times New Roman"/>
+        </w:rPr>
+        <w:t>HTML</w:t>
+      </w:r>
+      <w:r>
+        <w:rPr>
+          <w:rFonts w:cs="Times New Roman"/>
+          <w:lang w:val="ru-RU"/>
+        </w:rPr>
+        <w:t xml:space="preserve">-страница с </w:t>
+      </w:r>
+      <w:r>
+        <w:rPr>
+          <w:rFonts w:cs="Times New Roman"/>
+        </w:rPr>
+        <w:t>JavaScript</w:t>
+      </w:r>
+      <w:r>
+        <w:rPr>
+          <w:rFonts w:cs="Times New Roman"/>
+          <w:lang w:val="ru-RU"/>
+        </w:rPr>
+        <w:t xml:space="preserve">. Доступны список записей с фильтрами и пагинацией, карточка со связанными сущностями, форма бронирования, справочники и сводка. Защищённые операции используют </w:t>
+      </w:r>
+      <w:r>
+        <w:rPr>
+          <w:rFonts w:cs="Times New Roman"/>
+        </w:rPr>
+        <w:t>HTTP</w:t>
+      </w:r>
+      <w:r>
+        <w:rPr>
+          <w:rFonts w:cs="Times New Roman"/>
+          <w:lang w:val="ru-RU"/>
+        </w:rPr>
+        <w:t xml:space="preserve"> </w:t>
+      </w:r>
+      <w:r>
+        <w:rPr>
+          <w:rFonts w:cs="Times New Roman"/>
+        </w:rPr>
+        <w:t>Basic</w:t>
+      </w:r>
+      <w:r>
+        <w:rPr>
+          <w:rFonts w:cs="Times New Roman"/>
+          <w:lang w:val="ru-RU"/>
+        </w:rPr>
+        <w:t xml:space="preserve"> и учётную запись </w:t>
+      </w:r>
+      <w:r>
+        <w:rPr>
+          <w:rFonts w:cs="Times New Roman"/>
+        </w:rPr>
+        <w:t>demo</w:t>
+      </w:r>
+      <w:r>
+        <w:rPr>
+          <w:rFonts w:cs="Times New Roman"/>
+          <w:lang w:val="ru-RU"/>
+        </w:rPr>
+        <w:t>; пароль хранится в локальном .</w:t>
+      </w:r>
+      <w:r>
+        <w:rPr>
+          <w:rFonts w:cs="Times New Roman"/>
+        </w:rPr>
+        <w:t>env</w:t>
+      </w:r>
+      <w:r>
+        <w:rPr>
+          <w:rFonts w:cs="Times New Roman"/>
+          <w:lang w:val="ru-RU"/>
+        </w:rPr>
+        <w:t>.</w:t>
+      </w:r>
     </w:p>
     <w:p>
       <w:pPr>
+        <w:rPr>
+          <w:rFonts w:cs="Times New Roman"/>
+          <w:lang w:val="ru-RU"/>
+        </w:rPr>
+      </w:pPr>
+      <w:r>
+        <w:rPr>
+          <w:rFonts w:cs="Times New Roman"/>
+          <w:lang w:val="ru-RU"/>
+        </w:rPr>
+        <w:t xml:space="preserve">Свободное время проверяется на интервале услуги, а не всего слота; соприкасающиеся границы не считаются наложением. При создании записи </w:t>
+      </w:r>
+      <w:r>
+        <w:rPr>
+          <w:rFonts w:cs="Times New Roman"/>
+        </w:rPr>
+        <w:t>PostgreSQL</w:t>
+      </w:r>
+      <w:r>
+        <w:rPr>
+          <w:rFonts w:cs="Times New Roman"/>
+          <w:lang w:val="ru-RU"/>
+        </w:rPr>
+        <w:t xml:space="preserve"> блокирует строку специалиста до завершения транзакции, что защищает и от параллельного бронирования разных пересекающихся слотов. Даты фильтра и границы периода задаются в </w:t>
+      </w:r>
+      <w:r>
+        <w:rPr>
+          <w:rFonts w:cs="Times New Roman"/>
+        </w:rPr>
+        <w:t>UTC</w:t>
+      </w:r>
+      <w:r>
+        <w:rPr>
+          <w:rFonts w:cs="Times New Roman"/>
+          <w:lang w:val="ru-RU"/>
+        </w:rPr>
+        <w:t>, отображение времени в интерфейсе — МСК.</w:t>
+      </w:r>
+    </w:p>
+    <w:p>
+      <w:pPr>
+        <w:rPr>
+          <w:rFonts w:cs="Times New Roman"/>
+          <w:lang w:val="ru-RU"/>
+        </w:rPr>
+      </w:pPr>
+    </w:p>
+    <w:p>
+      <w:pPr>
         <w:keepNext/>
         <w:rPr>
           <w:rFonts w:cs="Times New Roman"/>
         </w:rPr>
       </w:pPr>
-      <w:proofErr w:type="spellStart"/>
-      <w:r>
-        <w:rPr>
-          <w:rFonts w:cs="Times New Roman"/>
-        </w:rPr>
-        <w:t>Таблица</w:t>
-      </w:r>
-      <w:proofErr w:type="spellEnd"/>
-      <w:r>
-        <w:rPr>
-          <w:rFonts w:cs="Times New Roman"/>
-        </w:rPr>
-        <w:t xml:space="preserve"> 2 – </w:t>
-      </w:r>
-      <w:proofErr w:type="spellStart"/>
-      <w:r>
-        <w:rPr>
-          <w:rFonts w:cs="Times New Roman"/>
-        </w:rPr>
-        <w:t>Операции</w:t>
-      </w:r>
-      <w:proofErr w:type="spellEnd"/>
-      <w:r>
-        <w:rPr>
-          <w:rFonts w:cs="Times New Roman"/>
-        </w:rPr>
-        <w:t xml:space="preserve"> </w:t>
-      </w:r>
-      <w:proofErr w:type="spellStart"/>
-      <w:r>
-        <w:rPr>
-          <w:rFonts w:cs="Times New Roman"/>
-        </w:rPr>
-        <w:t>программного</w:t>
-      </w:r>
-      <w:proofErr w:type="spellEnd"/>
-      <w:r>
-        <w:rPr>
-          <w:rFonts w:cs="Times New Roman"/>
-        </w:rPr>
-        <w:t xml:space="preserve"> </w:t>
-      </w:r>
-      <w:proofErr w:type="spellStart"/>
-      <w:r>
-        <w:rPr>
-          <w:rFonts w:cs="Times New Roman"/>
-        </w:rPr>
-        <w:t>интерфейса</w:t>
-      </w:r>
-      <w:proofErr w:type="spellEnd"/>
+      <w:r>
+        <w:rPr>
+          <w:rFonts w:cs="Times New Roman"/>
+        </w:rPr>
+        <w:t>Таблица 2 – Операции программного интерфейса</w:t>
+      </w:r>
     </w:p>
     <w:tbl>
       <w:tblPr>
@@ -2497,31 +2283,13 @@
                 <w:b/>
               </w:rPr>
             </w:pPr>
-            <w:proofErr w:type="spellStart"/>
             <w:r>
               <w:rPr>
                 <w:rFonts w:cs="Times New Roman"/>
                 <w:b/>
               </w:rPr>
-              <w:t>Метод</w:t>
+              <w:t>Метод и путь</w:t>
             </w:r>
-            <w:proofErr w:type="spellEnd"/>
-            <w:r>
-              <w:rPr>
-                <w:rFonts w:cs="Times New Roman"/>
-                <w:b/>
-              </w:rPr>
-              <w:t xml:space="preserve"> и </w:t>
-            </w:r>
-            <w:proofErr w:type="spellStart"/>
-            <w:r>
-              <w:rPr>
-                <w:rFonts w:cs="Times New Roman"/>
-                <w:b/>
-              </w:rPr>
-              <w:t>путь</w:t>
-            </w:r>
-            <w:proofErr w:type="spellEnd"/>
           </w:p>
         </w:tc>
         <w:tc>
@@ -2536,7 +2304,6 @@
                 <w:b/>
               </w:rPr>
             </w:pPr>
-            <w:proofErr w:type="spellStart"/>
             <w:r>
               <w:rPr>
                 <w:rFonts w:cs="Times New Roman"/>
@@ -2544,7 +2311,6 @@
               </w:rPr>
               <w:t>Параметры</w:t>
             </w:r>
-            <w:proofErr w:type="spellEnd"/>
           </w:p>
         </w:tc>
         <w:tc>
@@ -2559,7 +2325,6 @@
                 <w:b/>
               </w:rPr>
             </w:pPr>
-            <w:proofErr w:type="spellStart"/>
             <w:r>
               <w:rPr>
                 <w:rFonts w:cs="Times New Roman"/>
@@ -2567,7 +2332,6 @@
               </w:rPr>
               <w:t>Ответ</w:t>
             </w:r>
-            <w:proofErr w:type="spellEnd"/>
           </w:p>
         </w:tc>
         <w:tc>
@@ -2582,7 +2346,6 @@
                 <w:b/>
               </w:rPr>
             </w:pPr>
-            <w:proofErr w:type="spellStart"/>
             <w:r>
               <w:rPr>
                 <w:rFonts w:cs="Times New Roman"/>
@@ -2590,7 +2353,6 @@
               </w:rPr>
               <w:t>Ошибки</w:t>
             </w:r>
-            <w:proofErr w:type="spellEnd"/>
           </w:p>
         </w:tc>
       </w:tr>
@@ -2613,21 +2375,7 @@
               <w:rPr>
                 <w:rFonts w:cs="Times New Roman"/>
               </w:rPr>
-              <w:t>GET /</w:t>
-            </w:r>
-            <w:proofErr w:type="spellStart"/>
-            <w:r>
-              <w:rPr>
-                <w:rFonts w:cs="Times New Roman"/>
-              </w:rPr>
-              <w:t>api</w:t>
-            </w:r>
-            <w:proofErr w:type="spellEnd"/>
-            <w:r>
-              <w:rPr>
-                <w:rFonts w:cs="Times New Roman"/>
-              </w:rPr>
-              <w:t>/specialists</w:t>
+              <w:t>GET /api/specialists</w:t>
             </w:r>
           </w:p>
         </w:tc>
@@ -2642,14 +2390,12 @@
                 <w:rFonts w:cs="Times New Roman"/>
               </w:rPr>
             </w:pPr>
-            <w:proofErr w:type="spellStart"/>
             <w:r>
               <w:rPr>
                 <w:rFonts w:cs="Times New Roman"/>
               </w:rPr>
               <w:t>Нет</w:t>
             </w:r>
-            <w:proofErr w:type="spellEnd"/>
           </w:p>
         </w:tc>
         <w:tc>
@@ -2667,35 +2413,7 @@
               <w:rPr>
                 <w:rFonts w:cs="Times New Roman"/>
               </w:rPr>
-              <w:t xml:space="preserve">200; </w:t>
-            </w:r>
-            <w:proofErr w:type="spellStart"/>
-            <w:r>
-              <w:rPr>
-                <w:rFonts w:cs="Times New Roman"/>
-              </w:rPr>
-              <w:t>массив</w:t>
-            </w:r>
-            <w:proofErr w:type="spellEnd"/>
-            <w:r>
-              <w:rPr>
-                <w:rFonts w:cs="Times New Roman"/>
-              </w:rPr>
-              <w:t xml:space="preserve">: id, </w:t>
-            </w:r>
-            <w:proofErr w:type="spellStart"/>
-            <w:r>
-              <w:rPr>
-                <w:rFonts w:cs="Times New Roman"/>
-              </w:rPr>
-              <w:t>full_name</w:t>
-            </w:r>
-            <w:proofErr w:type="spellEnd"/>
-            <w:r>
-              <w:rPr>
-                <w:rFonts w:cs="Times New Roman"/>
-              </w:rPr>
-              <w:t>, specialization</w:t>
+              <w:t>200; массив: id, full_name, specialization</w:t>
             </w:r>
           </w:p>
         </w:tc>
@@ -2738,21 +2456,7 @@
               <w:rPr>
                 <w:rFonts w:cs="Times New Roman"/>
               </w:rPr>
-              <w:t>GET /</w:t>
-            </w:r>
-            <w:proofErr w:type="spellStart"/>
-            <w:r>
-              <w:rPr>
-                <w:rFonts w:cs="Times New Roman"/>
-              </w:rPr>
-              <w:t>api</w:t>
-            </w:r>
-            <w:proofErr w:type="spellEnd"/>
-            <w:r>
-              <w:rPr>
-                <w:rFonts w:cs="Times New Roman"/>
-              </w:rPr>
-              <w:t>/services</w:t>
+              <w:t>GET /api/services</w:t>
             </w:r>
           </w:p>
         </w:tc>
@@ -2767,14 +2471,12 @@
                 <w:rFonts w:cs="Times New Roman"/>
               </w:rPr>
             </w:pPr>
-            <w:proofErr w:type="spellStart"/>
             <w:r>
               <w:rPr>
                 <w:rFonts w:cs="Times New Roman"/>
               </w:rPr>
               <w:t>Нет</w:t>
             </w:r>
-            <w:proofErr w:type="spellEnd"/>
           </w:p>
         </w:tc>
         <w:tc>
@@ -2792,30 +2494,8 @@
               <w:rPr>
                 <w:rFonts w:cs="Times New Roman"/>
               </w:rPr>
-              <w:t xml:space="preserve">200; </w:t>
+              <w:t>200; массив: id, name, duration_minutes</w:t>
             </w:r>
-            <w:proofErr w:type="spellStart"/>
-            <w:r>
-              <w:rPr>
-                <w:rFonts w:cs="Times New Roman"/>
-              </w:rPr>
-              <w:t>массив</w:t>
-            </w:r>
-            <w:proofErr w:type="spellEnd"/>
-            <w:r>
-              <w:rPr>
-                <w:rFonts w:cs="Times New Roman"/>
-              </w:rPr>
-              <w:t xml:space="preserve">: id, name, </w:t>
-            </w:r>
-            <w:proofErr w:type="spellStart"/>
-            <w:r>
-              <w:rPr>
-                <w:rFonts w:cs="Times New Roman"/>
-              </w:rPr>
-              <w:t>duration_minutes</w:t>
-            </w:r>
-            <w:proofErr w:type="spellEnd"/>
           </w:p>
         </w:tc>
         <w:tc>
@@ -2857,21 +2537,7 @@
               <w:rPr>
                 <w:rFonts w:cs="Times New Roman"/>
               </w:rPr>
-              <w:t>GET /</w:t>
-            </w:r>
-            <w:proofErr w:type="spellStart"/>
-            <w:r>
-              <w:rPr>
-                <w:rFonts w:cs="Times New Roman"/>
-              </w:rPr>
-              <w:t>api</w:t>
-            </w:r>
-            <w:proofErr w:type="spellEnd"/>
-            <w:r>
-              <w:rPr>
-                <w:rFonts w:cs="Times New Roman"/>
-              </w:rPr>
-              <w:t>/slots</w:t>
+              <w:t>GET /api/slots</w:t>
             </w:r>
           </w:p>
         </w:tc>
@@ -2886,33 +2552,11 @@
                 <w:rFonts w:cs="Times New Roman"/>
               </w:rPr>
             </w:pPr>
-            <w:proofErr w:type="spellStart"/>
             <w:r>
               <w:rPr>
                 <w:rFonts w:cs="Times New Roman"/>
               </w:rPr>
-              <w:t>service_id</w:t>
-            </w:r>
-            <w:proofErr w:type="spellEnd"/>
-            <w:r>
-              <w:rPr>
-                <w:rFonts w:cs="Times New Roman"/>
-              </w:rPr>
-              <w:t xml:space="preserve"> &gt; 0; date; </w:t>
-            </w:r>
-            <w:proofErr w:type="spellStart"/>
-            <w:r>
-              <w:rPr>
-                <w:rFonts w:cs="Times New Roman"/>
-              </w:rPr>
-              <w:t>specialist_id</w:t>
-            </w:r>
-            <w:proofErr w:type="spellEnd"/>
-            <w:r>
-              <w:rPr>
-                <w:rFonts w:cs="Times New Roman"/>
-              </w:rPr>
-              <w:t>; limit 1–500 (100)</w:t>
+              <w:t>service_id &gt; 0; date; specialist_id; limit 1–500 (100)</w:t>
             </w:r>
           </w:p>
         </w:tc>
@@ -2976,21 +2620,7 @@
                 <w:rFonts w:cs="Times New Roman"/>
               </w:rPr>
               <w:lastRenderedPageBreak/>
-              <w:t>GET /</w:t>
-            </w:r>
-            <w:proofErr w:type="spellStart"/>
-            <w:r>
-              <w:rPr>
-                <w:rFonts w:cs="Times New Roman"/>
-              </w:rPr>
-              <w:t>api</w:t>
-            </w:r>
-            <w:proofErr w:type="spellEnd"/>
-            <w:r>
-              <w:rPr>
-                <w:rFonts w:cs="Times New Roman"/>
-              </w:rPr>
-              <w:t>/appointments</w:t>
+              <w:t>GET /api/appointments</w:t>
             </w:r>
           </w:p>
         </w:tc>
@@ -3009,16 +2639,8 @@
               <w:rPr>
                 <w:rFonts w:cs="Times New Roman"/>
               </w:rPr>
-              <w:t xml:space="preserve">page ≥ 1 (1); size 1–100 (20); status; </w:t>
+              <w:t>page ≥ 1 (1); size 1–100 (20); status; specialist_id</w:t>
             </w:r>
-            <w:proofErr w:type="spellStart"/>
-            <w:r>
-              <w:rPr>
-                <w:rFonts w:cs="Times New Roman"/>
-              </w:rPr>
-              <w:t>specialist_id</w:t>
-            </w:r>
-            <w:proofErr w:type="spellEnd"/>
           </w:p>
         </w:tc>
         <w:tc>
@@ -3079,21 +2701,7 @@
               <w:rPr>
                 <w:rFonts w:cs="Times New Roman"/>
               </w:rPr>
-              <w:t>GET /</w:t>
-            </w:r>
-            <w:proofErr w:type="spellStart"/>
-            <w:r>
-              <w:rPr>
-                <w:rFonts w:cs="Times New Roman"/>
-              </w:rPr>
-              <w:t>api</w:t>
-            </w:r>
-            <w:proofErr w:type="spellEnd"/>
-            <w:r>
-              <w:rPr>
-                <w:rFonts w:cs="Times New Roman"/>
-              </w:rPr>
-              <w:t>/appointments/{id}</w:t>
+              <w:t>GET /api/appointments/{id}</w:t>
             </w:r>
           </w:p>
         </w:tc>
@@ -3108,19 +2716,11 @@
                 <w:rFonts w:cs="Times New Roman"/>
               </w:rPr>
             </w:pPr>
-            <w:proofErr w:type="spellStart"/>
             <w:r>
               <w:rPr>
                 <w:rFonts w:cs="Times New Roman"/>
               </w:rPr>
-              <w:t>Целочисленный</w:t>
-            </w:r>
-            <w:proofErr w:type="spellEnd"/>
-            <w:r>
-              <w:rPr>
-                <w:rFonts w:cs="Times New Roman"/>
-              </w:rPr>
-              <w:t xml:space="preserve"> id</w:t>
+              <w:t>Целочисленный id</w:t>
             </w:r>
           </w:p>
         </w:tc>
@@ -3184,21 +2784,7 @@
               <w:rPr>
                 <w:rFonts w:cs="Times New Roman"/>
               </w:rPr>
-              <w:t>POST /</w:t>
-            </w:r>
-            <w:proofErr w:type="spellStart"/>
-            <w:r>
-              <w:rPr>
-                <w:rFonts w:cs="Times New Roman"/>
-              </w:rPr>
-              <w:t>api</w:t>
-            </w:r>
-            <w:proofErr w:type="spellEnd"/>
-            <w:r>
-              <w:rPr>
-                <w:rFonts w:cs="Times New Roman"/>
-              </w:rPr>
-              <w:t>/appointments</w:t>
+              <w:t>POST /api/appointments</w:t>
             </w:r>
           </w:p>
         </w:tc>
@@ -3217,63 +2803,7 @@
               <w:rPr>
                 <w:rFonts w:cs="Times New Roman"/>
               </w:rPr>
-              <w:t xml:space="preserve">JSON: </w:t>
-            </w:r>
-            <w:proofErr w:type="spellStart"/>
-            <w:r>
-              <w:rPr>
-                <w:rFonts w:cs="Times New Roman"/>
-              </w:rPr>
-              <w:t>slot_id</w:t>
-            </w:r>
-            <w:proofErr w:type="spellEnd"/>
-            <w:r>
-              <w:rPr>
-                <w:rFonts w:cs="Times New Roman"/>
-              </w:rPr>
-              <w:t xml:space="preserve">, </w:t>
-            </w:r>
-            <w:proofErr w:type="spellStart"/>
-            <w:r>
-              <w:rPr>
-                <w:rFonts w:cs="Times New Roman"/>
-              </w:rPr>
-              <w:t>service_id</w:t>
-            </w:r>
-            <w:proofErr w:type="spellEnd"/>
-            <w:r>
-              <w:rPr>
-                <w:rFonts w:cs="Times New Roman"/>
-              </w:rPr>
-              <w:t xml:space="preserve">, </w:t>
-            </w:r>
-            <w:proofErr w:type="spellStart"/>
-            <w:r>
-              <w:rPr>
-                <w:rFonts w:cs="Times New Roman"/>
-              </w:rPr>
-              <w:t>client_name</w:t>
-            </w:r>
-            <w:proofErr w:type="spellEnd"/>
-            <w:r>
-              <w:rPr>
-                <w:rFonts w:cs="Times New Roman"/>
-              </w:rPr>
-              <w:t xml:space="preserve"> (2–120 </w:t>
-            </w:r>
-            <w:proofErr w:type="spellStart"/>
-            <w:r>
-              <w:rPr>
-                <w:rFonts w:cs="Times New Roman"/>
-              </w:rPr>
-              <w:t>после</w:t>
-            </w:r>
-            <w:proofErr w:type="spellEnd"/>
-            <w:r>
-              <w:rPr>
-                <w:rFonts w:cs="Times New Roman"/>
-              </w:rPr>
-              <w:t xml:space="preserve"> trim)</w:t>
+              <w:t>JSON: slot_id, service_id, client_name (2–120 после trim)</w:t>
             </w:r>
           </w:p>
         </w:tc>
@@ -3292,30 +2822,8 @@
               <w:rPr>
                 <w:rFonts w:cs="Times New Roman"/>
               </w:rPr>
-              <w:t xml:space="preserve">201; </w:t>
+              <w:t>201; созданная запись</w:t>
             </w:r>
-            <w:proofErr w:type="spellStart"/>
-            <w:r>
-              <w:rPr>
-                <w:rFonts w:cs="Times New Roman"/>
-              </w:rPr>
-              <w:t>созданная</w:t>
-            </w:r>
-            <w:proofErr w:type="spellEnd"/>
-            <w:r>
-              <w:rPr>
-                <w:rFonts w:cs="Times New Roman"/>
-              </w:rPr>
-              <w:t xml:space="preserve"> </w:t>
-            </w:r>
-            <w:proofErr w:type="spellStart"/>
-            <w:r>
-              <w:rPr>
-                <w:rFonts w:cs="Times New Roman"/>
-              </w:rPr>
-              <w:t>запись</w:t>
-            </w:r>
-            <w:proofErr w:type="spellEnd"/>
           </w:p>
         </w:tc>
         <w:tc>
@@ -3357,21 +2865,7 @@
               <w:rPr>
                 <w:rFonts w:cs="Times New Roman"/>
               </w:rPr>
-              <w:t>POST /</w:t>
-            </w:r>
-            <w:proofErr w:type="spellStart"/>
-            <w:r>
-              <w:rPr>
-                <w:rFonts w:cs="Times New Roman"/>
-              </w:rPr>
-              <w:t>api</w:t>
-            </w:r>
-            <w:proofErr w:type="spellEnd"/>
-            <w:r>
-              <w:rPr>
-                <w:rFonts w:cs="Times New Roman"/>
-              </w:rPr>
-              <w:t>/appointments/{id}/cancel</w:t>
+              <w:t>POST /api/appointments/{id}/cancel</w:t>
             </w:r>
           </w:p>
         </w:tc>
@@ -3386,19 +2880,11 @@
                 <w:rFonts w:cs="Times New Roman"/>
               </w:rPr>
             </w:pPr>
-            <w:proofErr w:type="spellStart"/>
             <w:r>
               <w:rPr>
                 <w:rFonts w:cs="Times New Roman"/>
               </w:rPr>
-              <w:t>Целочисленный</w:t>
-            </w:r>
-            <w:proofErr w:type="spellEnd"/>
-            <w:r>
-              <w:rPr>
-                <w:rFonts w:cs="Times New Roman"/>
-              </w:rPr>
-              <w:t xml:space="preserve"> id</w:t>
+              <w:t>Целочисленный id</w:t>
             </w:r>
           </w:p>
         </w:tc>
@@ -3460,21 +2946,7 @@
               <w:rPr>
                 <w:rFonts w:cs="Times New Roman"/>
               </w:rPr>
-              <w:t>GET /</w:t>
-            </w:r>
-            <w:proofErr w:type="spellStart"/>
-            <w:r>
-              <w:rPr>
-                <w:rFonts w:cs="Times New Roman"/>
-              </w:rPr>
-              <w:t>api</w:t>
-            </w:r>
-            <w:proofErr w:type="spellEnd"/>
-            <w:r>
-              <w:rPr>
-                <w:rFonts w:cs="Times New Roman"/>
-              </w:rPr>
-              <w:t>/summary</w:t>
+              <w:t>GET /api/summary</w:t>
             </w:r>
           </w:p>
         </w:tc>
@@ -3489,70 +2961,12 @@
                 <w:rFonts w:cs="Times New Roman"/>
               </w:rPr>
             </w:pPr>
-            <w:proofErr w:type="spellStart"/>
             <w:r>
               <w:rPr>
                 <w:rFonts w:cs="Times New Roman"/>
               </w:rPr>
-              <w:t>start_date</w:t>
+              <w:t>start_date, end_date; конец позже начала</w:t>
             </w:r>
-            <w:proofErr w:type="spellEnd"/>
-            <w:r>
-              <w:rPr>
-                <w:rFonts w:cs="Times New Roman"/>
-              </w:rPr>
-              <w:t xml:space="preserve">, </w:t>
-            </w:r>
-            <w:proofErr w:type="spellStart"/>
-            <w:r>
-              <w:rPr>
-                <w:rFonts w:cs="Times New Roman"/>
-              </w:rPr>
-              <w:t>end_date</w:t>
-            </w:r>
-            <w:proofErr w:type="spellEnd"/>
-            <w:r>
-              <w:rPr>
-                <w:rFonts w:cs="Times New Roman"/>
-              </w:rPr>
-              <w:t xml:space="preserve">; </w:t>
-            </w:r>
-            <w:proofErr w:type="spellStart"/>
-            <w:r>
-              <w:rPr>
-                <w:rFonts w:cs="Times New Roman"/>
-              </w:rPr>
-              <w:t>конец</w:t>
-            </w:r>
-            <w:proofErr w:type="spellEnd"/>
-            <w:r>
-              <w:rPr>
-                <w:rFonts w:cs="Times New Roman"/>
-              </w:rPr>
-              <w:t xml:space="preserve"> </w:t>
-            </w:r>
-            <w:proofErr w:type="spellStart"/>
-            <w:r>
-              <w:rPr>
-                <w:rFonts w:cs="Times New Roman"/>
-              </w:rPr>
-              <w:t>позже</w:t>
-            </w:r>
-            <w:proofErr w:type="spellEnd"/>
-            <w:r>
-              <w:rPr>
-                <w:rFonts w:cs="Times New Roman"/>
-              </w:rPr>
-              <w:t xml:space="preserve"> </w:t>
-            </w:r>
-            <w:proofErr w:type="spellStart"/>
-            <w:r>
-              <w:rPr>
-                <w:rFonts w:cs="Times New Roman"/>
-              </w:rPr>
-              <w:t>начала</w:t>
-            </w:r>
-            <w:proofErr w:type="spellEnd"/>
           </w:p>
         </w:tc>
         <w:tc>
@@ -3635,59 +3049,7 @@
         <w:rPr>
           <w:rFonts w:cs="Times New Roman"/>
         </w:rPr>
-        <w:t>API</w:t>
-      </w:r>
-      <w:r>
-        <w:rPr>
-          <w:rFonts w:cs="Times New Roman"/>
-          <w:lang w:val="ru-RU"/>
-        </w:rPr>
-        <w:t>_</w:t>
-      </w:r>
-      <w:r>
-        <w:rPr>
-          <w:rFonts w:cs="Times New Roman"/>
-        </w:rPr>
-        <w:t>CONTRACT</w:t>
-      </w:r>
-      <w:r>
-        <w:rPr>
-          <w:rFonts w:cs="Times New Roman"/>
-          <w:lang w:val="ru-RU"/>
-        </w:rPr>
-        <w:t>.</w:t>
-      </w:r>
-      <w:r>
-        <w:rPr>
-          <w:rFonts w:cs="Times New Roman"/>
-        </w:rPr>
-        <w:t>md</w:t>
-      </w:r>
-      <w:r>
-        <w:rPr>
-          <w:rFonts w:cs="Times New Roman"/>
-          <w:lang w:val="ru-RU"/>
-        </w:rPr>
-        <w:t xml:space="preserve"> и /</w:t>
-      </w:r>
-      <w:r>
-        <w:rPr>
-          <w:rFonts w:cs="Times New Roman"/>
-        </w:rPr>
-        <w:t>openapi</w:t>
-      </w:r>
-      <w:r>
-        <w:rPr>
-          <w:rFonts w:cs="Times New Roman"/>
-          <w:lang w:val="ru-RU"/>
-        </w:rPr>
-        <w:t>.</w:t>
-      </w:r>
-      <w:r>
-        <w:rPr>
-          <w:rFonts w:cs="Times New Roman"/>
-        </w:rPr>
-        <w:t>json</w:t>
+        <w:t>README.md и /openapi.json</w:t>
       </w:r>
       <w:r>
         <w:rPr>
@@ -3880,14 +3242,12 @@
         </w:rPr>
         <w:t>_</w:t>
       </w:r>
-      <w:proofErr w:type="spellStart"/>
       <w:r>
         <w:rPr>
           <w:rFonts w:cs="Times New Roman"/>
         </w:rPr>
         <w:t>safronov</w:t>
       </w:r>
-      <w:proofErr w:type="spellEnd"/>
     </w:p>
     <w:p>
       <w:pPr>
@@ -3990,72 +3350,7 @@
           <w:rFonts w:cs="Times New Roman"/>
           <w:lang w:val="ru-RU"/>
         </w:rPr>
-        <w:t xml:space="preserve">; это не меняет зафиксированные объёмы серий в таблице 4. Результаты сценария сохранены в </w:t>
-      </w:r>
-      <w:r>
-        <w:rPr>
-          <w:rFonts w:cs="Times New Roman"/>
-        </w:rPr>
-        <w:t>report</w:t>
-      </w:r>
-      <w:r>
-        <w:rPr>
-          <w:rFonts w:cs="Times New Roman"/>
-          <w:lang w:val="ru-RU"/>
-        </w:rPr>
-        <w:t>/</w:t>
-      </w:r>
-      <w:r>
-        <w:rPr>
-          <w:rFonts w:cs="Times New Roman"/>
-        </w:rPr>
-        <w:t>evidence</w:t>
-      </w:r>
-      <w:r>
-        <w:rPr>
-          <w:rFonts w:cs="Times New Roman"/>
-          <w:lang w:val="ru-RU"/>
-        </w:rPr>
-        <w:t>/</w:t>
-      </w:r>
-      <w:r>
-        <w:rPr>
-          <w:rFonts w:cs="Times New Roman"/>
-        </w:rPr>
-        <w:t>ui</w:t>
-      </w:r>
-      <w:r>
-        <w:rPr>
-          <w:rFonts w:cs="Times New Roman"/>
-          <w:lang w:val="ru-RU"/>
-        </w:rPr>
-        <w:t>_</w:t>
-      </w:r>
-      <w:r>
-        <w:rPr>
-          <w:rFonts w:cs="Times New Roman"/>
-        </w:rPr>
-        <w:t>scenario</w:t>
-      </w:r>
-      <w:r>
-        <w:rPr>
-          <w:rFonts w:cs="Times New Roman"/>
-          <w:lang w:val="ru-RU"/>
-        </w:rPr>
-        <w:t>.</w:t>
-      </w:r>
-      <w:r>
-        <w:rPr>
-          <w:rFonts w:cs="Times New Roman"/>
-        </w:rPr>
-        <w:t>json</w:t>
-      </w:r>
-      <w:r>
-        <w:rPr>
-          <w:rFonts w:cs="Times New Roman"/>
-          <w:lang w:val="ru-RU"/>
-        </w:rPr>
-        <w:t>.</w:t>
+        <w:t>; это не меняет зафиксированные объёмы серий в таблице 4.</w:t>
       </w:r>
     </w:p>
     <w:p>
@@ -4075,7 +3370,7 @@
           <w:lang w:val="ru-RU"/>
         </w:rPr>
       </w:pPr>
-      <w:bookmarkStart w:id="4" w:name="_Toc243014277"/>
+      <w:bookmarkStart w:id="5" w:name="_Toc243654740"/>
       <w:r>
         <w:rPr>
           <w:rFonts w:ascii="Times New Roman" w:hAnsi="Times New Roman" w:cs="Times New Roman"/>
@@ -4083,7 +3378,7 @@
         </w:rPr>
         <w:t>1.2 Модульные тесты</w:t>
       </w:r>
-      <w:bookmarkEnd w:id="4"/>
+      <w:bookmarkEnd w:id="5"/>
     </w:p>
     <w:p>
       <w:pPr>
@@ -4121,6 +3416,10 @@
         <w:jc w:val="center"/>
       </w:pPr>
       <w:r>
+        <w:rPr>
+          <w:noProof/>
+          <w:lang w:val="ru-RU" w:eastAsia="ru-RU"/>
+        </w:rPr>
         <w:drawing>
           <wp:inline distT="0" distB="0" distL="0" distR="0" wp14:anchorId="1D8C20E3" wp14:editId="070A479C">
             <wp:extent cx="5940425" cy="683260"/>
@@ -4266,187 +3565,32 @@
           <w:rFonts w:cs="Times New Roman"/>
         </w:rPr>
       </w:pPr>
-      <w:proofErr w:type="gramStart"/>
-      <w:r>
-        <w:rPr>
-          <w:rFonts w:cs="Times New Roman"/>
-        </w:rPr>
-        <w:t xml:space="preserve">def </w:t>
-      </w:r>
-      <w:proofErr w:type="spellStart"/>
-      <w:r>
-        <w:rPr>
-          <w:rFonts w:cs="Times New Roman"/>
-        </w:rPr>
-        <w:t>test_overlapping_booking_is_rejected</w:t>
-      </w:r>
-      <w:proofErr w:type="spellEnd"/>
-      <w:r>
-        <w:rPr>
-          <w:rFonts w:cs="Times New Roman"/>
-        </w:rPr>
-        <w:t xml:space="preserve">(client, </w:t>
-      </w:r>
-      <w:proofErr w:type="spellStart"/>
-      <w:r>
-        <w:rPr>
-          <w:rFonts w:cs="Times New Roman"/>
-        </w:rPr>
-        <w:t>auth</w:t>
-      </w:r>
-      <w:proofErr w:type="spellEnd"/>
-      <w:r>
-        <w:rPr>
-          <w:rFonts w:cs="Times New Roman"/>
-        </w:rPr>
-        <w:t>):</w:t>
+      <w:r>
+        <w:rPr>
+          <w:rFonts w:cs="Times New Roman"/>
+        </w:rPr>
+        <w:t>def test_overlapping_booking_is_rejected(client, auth):</w:t>
       </w:r>
       <w:r>
         <w:rPr>
           <w:rFonts w:cs="Times New Roman"/>
         </w:rPr>
         <w:br/>
-        <w:t xml:space="preserve">    first = </w:t>
-      </w:r>
-      <w:proofErr w:type="spellStart"/>
-      <w:r>
-        <w:rPr>
-          <w:rFonts w:cs="Times New Roman"/>
-        </w:rPr>
-        <w:t>client.post</w:t>
-      </w:r>
-      <w:proofErr w:type="spellEnd"/>
-      <w:r>
-        <w:rPr>
-          <w:rFonts w:cs="Times New Roman"/>
-        </w:rPr>
-        <w:t>(</w:t>
+        <w:t xml:space="preserve">    first = client.post(</w:t>
       </w:r>
       <w:r>
         <w:rPr>
           <w:rFonts w:cs="Times New Roman"/>
         </w:rPr>
         <w:br/>
-        <w:t xml:space="preserve">        "/</w:t>
-      </w:r>
-      <w:proofErr w:type="spellStart"/>
-      <w:r>
-        <w:rPr>
-          <w:rFonts w:cs="Times New Roman"/>
-        </w:rPr>
-        <w:t>api</w:t>
-      </w:r>
-      <w:proofErr w:type="spellEnd"/>
-      <w:r>
-        <w:rPr>
-          <w:rFonts w:cs="Times New Roman"/>
-        </w:rPr>
-        <w:t xml:space="preserve">/appointments", </w:t>
-      </w:r>
-      <w:proofErr w:type="spellStart"/>
-      <w:r>
-        <w:rPr>
-          <w:rFonts w:cs="Times New Roman"/>
-        </w:rPr>
-        <w:t>auth</w:t>
-      </w:r>
-      <w:proofErr w:type="spellEnd"/>
-      <w:r>
-        <w:rPr>
-          <w:rFonts w:cs="Times New Roman"/>
-        </w:rPr>
-        <w:t>=</w:t>
-      </w:r>
-      <w:proofErr w:type="spellStart"/>
-      <w:r>
-        <w:rPr>
-          <w:rFonts w:cs="Times New Roman"/>
-        </w:rPr>
-        <w:t>auth</w:t>
-      </w:r>
-      <w:proofErr w:type="spellEnd"/>
-      <w:r>
-        <w:rPr>
-          <w:rFonts w:cs="Times New Roman"/>
-        </w:rPr>
-        <w:t>,</w:t>
+        <w:t xml:space="preserve">        "/api/appointments", auth=auth,</w:t>
       </w:r>
       <w:r>
         <w:rPr>
           <w:rFonts w:cs="Times New Roman"/>
         </w:rPr>
         <w:br/>
-        <w:t xml:space="preserve">        </w:t>
-      </w:r>
-      <w:proofErr w:type="spellStart"/>
-      <w:r>
-        <w:rPr>
-          <w:rFonts w:cs="Times New Roman"/>
-        </w:rPr>
-        <w:t>json</w:t>
-      </w:r>
-      <w:proofErr w:type="spellEnd"/>
-      <w:r>
-        <w:rPr>
-          <w:rFonts w:cs="Times New Roman"/>
-        </w:rPr>
-        <w:t>={"</w:t>
-      </w:r>
-      <w:proofErr w:type="spellStart"/>
-      <w:r>
-        <w:rPr>
-          <w:rFonts w:cs="Times New Roman"/>
-        </w:rPr>
-        <w:t>slot_id</w:t>
-      </w:r>
-      <w:proofErr w:type="spellEnd"/>
-      <w:r>
-        <w:rPr>
-          <w:rFonts w:cs="Times New Roman"/>
-        </w:rPr>
-        <w:t>": 1, "</w:t>
-      </w:r>
-      <w:proofErr w:type="spellStart"/>
-      <w:r>
-        <w:rPr>
-          <w:rFonts w:cs="Times New Roman"/>
-        </w:rPr>
-        <w:t>service_id</w:t>
-      </w:r>
-      <w:proofErr w:type="spellEnd"/>
-      <w:r>
-        <w:rPr>
-          <w:rFonts w:cs="Times New Roman"/>
-        </w:rPr>
-        <w:t>": 2, "</w:t>
-      </w:r>
-      <w:proofErr w:type="spellStart"/>
-      <w:r>
-        <w:rPr>
-          <w:rFonts w:cs="Times New Roman"/>
-        </w:rPr>
-        <w:t>client_name</w:t>
-      </w:r>
-      <w:proofErr w:type="spellEnd"/>
-      <w:r>
-        <w:rPr>
-          <w:rFonts w:cs="Times New Roman"/>
-        </w:rPr>
-        <w:t>": "</w:t>
-      </w:r>
-      <w:proofErr w:type="spellStart"/>
-      <w:r>
-        <w:rPr>
-          <w:rFonts w:cs="Times New Roman"/>
-        </w:rPr>
-        <w:t>Иван</w:t>
-      </w:r>
-      <w:proofErr w:type="spellEnd"/>
-      <w:r>
-        <w:rPr>
-          <w:rFonts w:cs="Times New Roman"/>
-        </w:rPr>
-        <w:t>"},</w:t>
+        <w:t xml:space="preserve">        json={"slot_id": 1, "service_id": 2, "client_name": "Иван"},</w:t>
       </w:r>
       <w:r>
         <w:rPr>
@@ -4460,174 +3604,34 @@
           <w:rFonts w:cs="Times New Roman"/>
         </w:rPr>
         <w:br/>
-        <w:t xml:space="preserve">    assert </w:t>
-      </w:r>
-      <w:proofErr w:type="spellStart"/>
-      <w:r>
-        <w:rPr>
-          <w:rFonts w:cs="Times New Roman"/>
-        </w:rPr>
-        <w:t>first.status_code</w:t>
-      </w:r>
-      <w:proofErr w:type="spellEnd"/>
-      <w:r>
-        <w:rPr>
-          <w:rFonts w:cs="Times New Roman"/>
-        </w:rPr>
-        <w:t xml:space="preserve"> == 201</w:t>
+        <w:t xml:space="preserve">    assert first.status_code == 201</w:t>
       </w:r>
       <w:r>
         <w:rPr>
           <w:rFonts w:cs="Times New Roman"/>
         </w:rPr>
         <w:br/>
-        <w:t xml:space="preserve">    second = </w:t>
-      </w:r>
-      <w:proofErr w:type="spellStart"/>
-      <w:r>
-        <w:rPr>
-          <w:rFonts w:cs="Times New Roman"/>
-        </w:rPr>
-        <w:t>client.post</w:t>
-      </w:r>
-      <w:proofErr w:type="spellEnd"/>
-      <w:r>
-        <w:rPr>
-          <w:rFonts w:cs="Times New Roman"/>
-        </w:rPr>
-        <w:t>(</w:t>
+        <w:t xml:space="preserve">    second = client.post(</w:t>
       </w:r>
       <w:r>
         <w:rPr>
           <w:rFonts w:cs="Times New Roman"/>
         </w:rPr>
         <w:br/>
+        <w:t xml:space="preserve">        "/api/appointments", auth=auth,</w:t>
+      </w:r>
+      <w:r>
+        <w:rPr>
+          <w:rFonts w:cs="Times New Roman"/>
+        </w:rPr>
+        <w:br/>
       </w:r>
       <w:r>
         <w:rPr>
           <w:rFonts w:cs="Times New Roman"/>
         </w:rPr>
         <w:lastRenderedPageBreak/>
-        <w:t xml:space="preserve">        "/</w:t>
-      </w:r>
-      <w:proofErr w:type="spellStart"/>
-      <w:r>
-        <w:rPr>
-          <w:rFonts w:cs="Times New Roman"/>
-        </w:rPr>
-        <w:t>api</w:t>
-      </w:r>
-      <w:proofErr w:type="spellEnd"/>
-      <w:r>
-        <w:rPr>
-          <w:rFonts w:cs="Times New Roman"/>
-        </w:rPr>
-        <w:t xml:space="preserve">/appointments", </w:t>
-      </w:r>
-      <w:proofErr w:type="spellStart"/>
-      <w:r>
-        <w:rPr>
-          <w:rFonts w:cs="Times New Roman"/>
-        </w:rPr>
-        <w:t>auth</w:t>
-      </w:r>
-      <w:proofErr w:type="spellEnd"/>
-      <w:r>
-        <w:rPr>
-          <w:rFonts w:cs="Times New Roman"/>
-        </w:rPr>
-        <w:t>=</w:t>
-      </w:r>
-      <w:proofErr w:type="spellStart"/>
-      <w:r>
-        <w:rPr>
-          <w:rFonts w:cs="Times New Roman"/>
-        </w:rPr>
-        <w:t>auth</w:t>
-      </w:r>
-      <w:proofErr w:type="spellEnd"/>
-      <w:r>
-        <w:rPr>
-          <w:rFonts w:cs="Times New Roman"/>
-        </w:rPr>
-        <w:t>,</w:t>
-      </w:r>
-      <w:r>
-        <w:rPr>
-          <w:rFonts w:cs="Times New Roman"/>
-        </w:rPr>
-        <w:br/>
-        <w:t xml:space="preserve">        </w:t>
-      </w:r>
-      <w:proofErr w:type="spellStart"/>
-      <w:r>
-        <w:rPr>
-          <w:rFonts w:cs="Times New Roman"/>
-        </w:rPr>
-        <w:t>json</w:t>
-      </w:r>
-      <w:proofErr w:type="spellEnd"/>
-      <w:r>
-        <w:rPr>
-          <w:rFonts w:cs="Times New Roman"/>
-        </w:rPr>
-        <w:t>={"</w:t>
-      </w:r>
-      <w:proofErr w:type="spellStart"/>
-      <w:r>
-        <w:rPr>
-          <w:rFonts w:cs="Times New Roman"/>
-        </w:rPr>
-        <w:t>slot_id</w:t>
-      </w:r>
-      <w:proofErr w:type="spellEnd"/>
-      <w:r>
-        <w:rPr>
-          <w:rFonts w:cs="Times New Roman"/>
-        </w:rPr>
-        <w:t>": 2, "</w:t>
-      </w:r>
-      <w:proofErr w:type="spellStart"/>
-      <w:r>
-        <w:rPr>
-          <w:rFonts w:cs="Times New Roman"/>
-        </w:rPr>
-        <w:t>service_id</w:t>
-      </w:r>
-      <w:proofErr w:type="spellEnd"/>
-      <w:r>
-        <w:rPr>
-          <w:rFonts w:cs="Times New Roman"/>
-        </w:rPr>
-        <w:t>": 1, "</w:t>
-      </w:r>
-      <w:proofErr w:type="spellStart"/>
-      <w:r>
-        <w:rPr>
-          <w:rFonts w:cs="Times New Roman"/>
-        </w:rPr>
-        <w:t>client_name</w:t>
-      </w:r>
-      <w:proofErr w:type="spellEnd"/>
-      <w:r>
-        <w:rPr>
-          <w:rFonts w:cs="Times New Roman"/>
-        </w:rPr>
-        <w:t>": "</w:t>
-      </w:r>
-      <w:proofErr w:type="spellStart"/>
-      <w:r>
-        <w:rPr>
-          <w:rFonts w:cs="Times New Roman"/>
-        </w:rPr>
-        <w:t>Мария</w:t>
-      </w:r>
-      <w:proofErr w:type="spellEnd"/>
-      <w:r>
-        <w:rPr>
-          <w:rFonts w:cs="Times New Roman"/>
-        </w:rPr>
-        <w:t>"},</w:t>
+        <w:t xml:space="preserve">        json={"slot_id": 2, "service_id": 1, "client_name": "Мария"},</w:t>
       </w:r>
       <w:r>
         <w:rPr>
@@ -4641,21 +3645,7 @@
           <w:rFonts w:cs="Times New Roman"/>
         </w:rPr>
         <w:br/>
-        <w:t xml:space="preserve">    assert </w:t>
-      </w:r>
-      <w:proofErr w:type="spellStart"/>
-      <w:r>
-        <w:rPr>
-          <w:rFonts w:cs="Times New Roman"/>
-        </w:rPr>
-        <w:t>second.status_code</w:t>
-      </w:r>
-      <w:proofErr w:type="spellEnd"/>
-      <w:r>
-        <w:rPr>
-          <w:rFonts w:cs="Times New Roman"/>
-        </w:rPr>
-        <w:t xml:space="preserve"> == 409</w:t>
+        <w:t xml:space="preserve">    assert second.status_code == 409</w:t>
       </w:r>
       <w:r>
         <w:rPr>
@@ -4668,211 +3658,43 @@
           <w:rFonts w:cs="Times New Roman"/>
         </w:rPr>
         <w:br/>
-      </w:r>
-      <w:proofErr w:type="spellStart"/>
-      <w:r>
-        <w:rPr>
-          <w:rFonts w:cs="Times New Roman"/>
-        </w:rPr>
-        <w:t>def</w:t>
-      </w:r>
-      <w:proofErr w:type="spellEnd"/>
-      <w:r>
-        <w:rPr>
-          <w:rFonts w:cs="Times New Roman"/>
-        </w:rPr>
-        <w:t xml:space="preserve"> </w:t>
-      </w:r>
-      <w:proofErr w:type="spellStart"/>
-      <w:r>
-        <w:rPr>
-          <w:rFonts w:cs="Times New Roman"/>
-        </w:rPr>
-        <w:t>test_appointment_list_returns_pagination_contract</w:t>
-      </w:r>
-      <w:proofErr w:type="spellEnd"/>
-      <w:r>
-        <w:rPr>
-          <w:rFonts w:cs="Times New Roman"/>
-        </w:rPr>
-        <w:t xml:space="preserve">(client, </w:t>
-      </w:r>
-      <w:proofErr w:type="spellStart"/>
-      <w:r>
-        <w:rPr>
-          <w:rFonts w:cs="Times New Roman"/>
-        </w:rPr>
-        <w:t>auth</w:t>
-      </w:r>
-      <w:proofErr w:type="spellEnd"/>
-      <w:r>
-        <w:rPr>
-          <w:rFonts w:cs="Times New Roman"/>
-        </w:rPr>
-        <w:t>):</w:t>
+        <w:t>def test_appointment_list_returns_pagination_contract(client, auth):</w:t>
       </w:r>
       <w:r>
         <w:rPr>
           <w:rFonts w:cs="Times New Roman"/>
         </w:rPr>
         <w:br/>
-        <w:t xml:space="preserve">    response = </w:t>
-      </w:r>
-      <w:proofErr w:type="spellStart"/>
-      <w:r>
-        <w:rPr>
-          <w:rFonts w:cs="Times New Roman"/>
-        </w:rPr>
-        <w:t>client.get</w:t>
-      </w:r>
-      <w:proofErr w:type="spellEnd"/>
-      <w:r>
-        <w:rPr>
-          <w:rFonts w:cs="Times New Roman"/>
-        </w:rPr>
-        <w:t>("/</w:t>
-      </w:r>
-      <w:proofErr w:type="spellStart"/>
-      <w:r>
-        <w:rPr>
-          <w:rFonts w:cs="Times New Roman"/>
-        </w:rPr>
-        <w:t>api</w:t>
-      </w:r>
-      <w:proofErr w:type="spellEnd"/>
-      <w:r>
-        <w:rPr>
-          <w:rFonts w:cs="Times New Roman"/>
-        </w:rPr>
-        <w:t>/</w:t>
-      </w:r>
-      <w:proofErr w:type="spellStart"/>
-      <w:r>
-        <w:rPr>
-          <w:rFonts w:cs="Times New Roman"/>
-        </w:rPr>
-        <w:t>appointments?page</w:t>
-      </w:r>
-      <w:proofErr w:type="spellEnd"/>
-      <w:r>
-        <w:rPr>
-          <w:rFonts w:cs="Times New Roman"/>
-        </w:rPr>
-        <w:t xml:space="preserve">=1&amp;size=20", </w:t>
-      </w:r>
-      <w:proofErr w:type="spellStart"/>
-      <w:r>
-        <w:rPr>
-          <w:rFonts w:cs="Times New Roman"/>
-        </w:rPr>
-        <w:t>auth</w:t>
-      </w:r>
-      <w:proofErr w:type="spellEnd"/>
-      <w:r>
-        <w:rPr>
-          <w:rFonts w:cs="Times New Roman"/>
-        </w:rPr>
-        <w:t>=</w:t>
-      </w:r>
-      <w:proofErr w:type="spellStart"/>
-      <w:r>
-        <w:rPr>
-          <w:rFonts w:cs="Times New Roman"/>
-        </w:rPr>
-        <w:t>auth</w:t>
-      </w:r>
-      <w:proofErr w:type="spellEnd"/>
-      <w:r>
-        <w:rPr>
-          <w:rFonts w:cs="Times New Roman"/>
-        </w:rPr>
-        <w:t>)</w:t>
+        <w:t xml:space="preserve">    response = client.get("/api/appointments?page=1&amp;size=20", auth=auth)</w:t>
       </w:r>
       <w:r>
         <w:rPr>
           <w:rFonts w:cs="Times New Roman"/>
         </w:rPr>
         <w:br/>
-        <w:t xml:space="preserve">    assert </w:t>
-      </w:r>
-      <w:proofErr w:type="spellStart"/>
-      <w:r>
-        <w:rPr>
-          <w:rFonts w:cs="Times New Roman"/>
-        </w:rPr>
-        <w:t>response.status_code</w:t>
-      </w:r>
-      <w:proofErr w:type="spellEnd"/>
-      <w:r>
-        <w:rPr>
-          <w:rFonts w:cs="Times New Roman"/>
-        </w:rPr>
-        <w:t xml:space="preserve"> == 200</w:t>
+        <w:t xml:space="preserve">    assert response.status_code == 200</w:t>
       </w:r>
       <w:r>
         <w:rPr>
           <w:rFonts w:cs="Times New Roman"/>
         </w:rPr>
         <w:br/>
-        <w:t xml:space="preserve">    assert </w:t>
-      </w:r>
-      <w:proofErr w:type="spellStart"/>
-      <w:r>
-        <w:rPr>
-          <w:rFonts w:cs="Times New Roman"/>
-        </w:rPr>
-        <w:t>response.json</w:t>
-      </w:r>
-      <w:proofErr w:type="spellEnd"/>
-      <w:r>
-        <w:rPr>
-          <w:rFonts w:cs="Times New Roman"/>
-        </w:rPr>
-        <w:t>()["items"] == []</w:t>
+        <w:t xml:space="preserve">    assert response.json()["items"] == []</w:t>
       </w:r>
       <w:r>
         <w:rPr>
           <w:rFonts w:cs="Times New Roman"/>
         </w:rPr>
         <w:br/>
-        <w:t xml:space="preserve">    assert </w:t>
-      </w:r>
-      <w:proofErr w:type="spellStart"/>
-      <w:r>
-        <w:rPr>
-          <w:rFonts w:cs="Times New Roman"/>
-        </w:rPr>
-        <w:t>response.json</w:t>
-      </w:r>
-      <w:proofErr w:type="spellEnd"/>
-      <w:r>
-        <w:rPr>
-          <w:rFonts w:cs="Times New Roman"/>
-        </w:rPr>
-        <w:t>()["total"] == 0</w:t>
+        <w:t xml:space="preserve">    assert response.json()["total"] == 0</w:t>
       </w:r>
       <w:r>
         <w:rPr>
           <w:rFonts w:cs="Times New Roman"/>
         </w:rPr>
         <w:br/>
-        <w:t xml:space="preserve">    assert </w:t>
-      </w:r>
-      <w:proofErr w:type="spellStart"/>
-      <w:r>
-        <w:rPr>
-          <w:rFonts w:cs="Times New Roman"/>
-        </w:rPr>
-        <w:t>response.json</w:t>
-      </w:r>
-      <w:proofErr w:type="spellEnd"/>
-      <w:r>
-        <w:rPr>
-          <w:rFonts w:cs="Times New Roman"/>
-        </w:rPr>
-        <w:t>()["page"] == 1</w:t>
-      </w:r>
-      <w:proofErr w:type="gramEnd"/>
+        <w:t xml:space="preserve">    assert response.json()["page"] == 1</w:t>
+      </w:r>
     </w:p>
     <w:p>
       <w:pPr>
@@ -4909,37 +3731,15 @@
           <w:rFonts w:ascii="Times New Roman" w:hAnsi="Times New Roman" w:cs="Times New Roman"/>
         </w:rPr>
       </w:pPr>
-      <w:bookmarkStart w:id="5" w:name="_Toc243014278"/>
+      <w:bookmarkStart w:id="6" w:name="_Toc243654741"/>
       <w:r>
         <w:rPr>
           <w:rFonts w:ascii="Times New Roman" w:hAnsi="Times New Roman" w:cs="Times New Roman"/>
         </w:rPr>
         <w:lastRenderedPageBreak/>
-        <w:t xml:space="preserve">1.3 </w:t>
-      </w:r>
-      <w:proofErr w:type="spellStart"/>
-      <w:r>
-        <w:rPr>
-          <w:rFonts w:ascii="Times New Roman" w:hAnsi="Times New Roman" w:cs="Times New Roman"/>
-        </w:rPr>
-        <w:t>Условия</w:t>
-      </w:r>
-      <w:proofErr w:type="spellEnd"/>
-      <w:r>
-        <w:rPr>
-          <w:rFonts w:ascii="Times New Roman" w:hAnsi="Times New Roman" w:cs="Times New Roman"/>
-        </w:rPr>
-        <w:t xml:space="preserve"> </w:t>
-      </w:r>
-      <w:proofErr w:type="spellStart"/>
-      <w:r>
-        <w:rPr>
-          <w:rFonts w:ascii="Times New Roman" w:hAnsi="Times New Roman" w:cs="Times New Roman"/>
-        </w:rPr>
-        <w:t>испытания</w:t>
-      </w:r>
-      <w:bookmarkEnd w:id="5"/>
-      <w:proofErr w:type="spellEnd"/>
+        <w:t>1.3 Условия испытания</w:t>
+      </w:r>
+      <w:bookmarkEnd w:id="6"/>
     </w:p>
     <w:p/>
     <w:p>
@@ -4949,42 +3749,12 @@
           <w:rFonts w:cs="Times New Roman"/>
         </w:rPr>
       </w:pPr>
-      <w:proofErr w:type="spellStart"/>
-      <w:r>
-        <w:rPr>
-          <w:rFonts w:cs="Times New Roman"/>
-        </w:rPr>
-        <w:t>Таблица</w:t>
-      </w:r>
-      <w:proofErr w:type="spellEnd"/>
-      <w:r>
-        <w:rPr>
-          <w:rFonts w:cs="Times New Roman"/>
-        </w:rPr>
-        <w:t xml:space="preserve"> 3 – </w:t>
-      </w:r>
-      <w:proofErr w:type="spellStart"/>
-      <w:r>
-        <w:rPr>
-          <w:rFonts w:cs="Times New Roman"/>
-        </w:rPr>
-        <w:t>Условия</w:t>
-      </w:r>
-      <w:proofErr w:type="spellEnd"/>
-      <w:r>
-        <w:rPr>
-          <w:rFonts w:cs="Times New Roman"/>
-        </w:rPr>
-        <w:t xml:space="preserve"> </w:t>
-      </w:r>
-      <w:proofErr w:type="spellStart"/>
-      <w:r>
-        <w:rPr>
-          <w:rFonts w:cs="Times New Roman"/>
-        </w:rPr>
-        <w:t>испытания</w:t>
-      </w:r>
-      <w:proofErr w:type="spellEnd"/>
+      <w:r>
+        <w:rPr>
+          <w:rFonts w:cs="Times New Roman"/>
+        </w:rPr>
+        <w:t>Таблица 3 – Условия испытания</w:t>
+      </w:r>
     </w:p>
     <w:tbl>
       <w:tblPr>
@@ -5015,7 +3785,6 @@
                 <w:sz w:val="24"/>
               </w:rPr>
             </w:pPr>
-            <w:proofErr w:type="spellStart"/>
             <w:r>
               <w:rPr>
                 <w:rFonts w:cs="Times New Roman"/>
@@ -5024,7 +3793,6 @@
               </w:rPr>
               <w:t>Что</w:t>
             </w:r>
-            <w:proofErr w:type="spellEnd"/>
           </w:p>
         </w:tc>
         <w:tc>
@@ -5040,7 +3808,6 @@
                 <w:sz w:val="24"/>
               </w:rPr>
             </w:pPr>
-            <w:proofErr w:type="spellStart"/>
             <w:r>
               <w:rPr>
                 <w:rFonts w:cs="Times New Roman"/>
@@ -5048,136 +3815,6 @@
                 <w:sz w:val="24"/>
               </w:rPr>
               <w:t>Значение</w:t>
-            </w:r>
-            <w:proofErr w:type="spellEnd"/>
-          </w:p>
-        </w:tc>
-      </w:tr>
-      <w:tr>
-        <w:trPr>
-          <w:cantSplit/>
-        </w:trPr>
-        <w:tc>
-          <w:tcPr>
-            <w:tcW w:w="2438" w:type="dxa"/>
-          </w:tcPr>
-          <w:p>
-            <w:pPr>
-              <w:ind w:firstLine="0"/>
-              <w:rPr>
-                <w:rFonts w:cs="Times New Roman"/>
-                <w:sz w:val="24"/>
-              </w:rPr>
-            </w:pPr>
-            <w:proofErr w:type="spellStart"/>
-            <w:r>
-              <w:rPr>
-                <w:rFonts w:cs="Times New Roman"/>
-                <w:sz w:val="24"/>
-              </w:rPr>
-              <w:t>Машина</w:t>
-            </w:r>
-            <w:proofErr w:type="spellEnd"/>
-          </w:p>
-        </w:tc>
-        <w:tc>
-          <w:tcPr>
-            <w:tcW w:w="6917" w:type="dxa"/>
-          </w:tcPr>
-          <w:p>
-            <w:pPr>
-              <w:ind w:firstLine="0"/>
-              <w:rPr>
-                <w:rFonts w:cs="Times New Roman"/>
-                <w:sz w:val="24"/>
-              </w:rPr>
-            </w:pPr>
-            <w:r>
-              <w:rPr>
-                <w:rFonts w:cs="Times New Roman"/>
-                <w:sz w:val="24"/>
-              </w:rPr>
-              <w:t xml:space="preserve">12th Gen Intel(R) Core(TM) i5-12450H; 12 </w:t>
-            </w:r>
-            <w:proofErr w:type="spellStart"/>
-            <w:r>
-              <w:rPr>
-                <w:rFonts w:cs="Times New Roman"/>
-                <w:sz w:val="24"/>
-              </w:rPr>
-              <w:t>логических</w:t>
-            </w:r>
-            <w:proofErr w:type="spellEnd"/>
-            <w:r>
-              <w:rPr>
-                <w:rFonts w:cs="Times New Roman"/>
-                <w:sz w:val="24"/>
-              </w:rPr>
-              <w:t xml:space="preserve"> </w:t>
-            </w:r>
-            <w:proofErr w:type="spellStart"/>
-            <w:r>
-              <w:rPr>
-                <w:rFonts w:cs="Times New Roman"/>
-                <w:sz w:val="24"/>
-              </w:rPr>
-              <w:t>процессоров</w:t>
-            </w:r>
-            <w:proofErr w:type="spellEnd"/>
-            <w:r>
-              <w:rPr>
-                <w:rFonts w:cs="Times New Roman"/>
-                <w:sz w:val="24"/>
-              </w:rPr>
-              <w:t xml:space="preserve">; 7,71 </w:t>
-            </w:r>
-            <w:proofErr w:type="spellStart"/>
-            <w:r>
-              <w:rPr>
-                <w:rFonts w:cs="Times New Roman"/>
-                <w:sz w:val="24"/>
-              </w:rPr>
-              <w:t>ГиБ</w:t>
-            </w:r>
-            <w:proofErr w:type="spellEnd"/>
-            <w:r>
-              <w:rPr>
-                <w:rFonts w:cs="Times New Roman"/>
-                <w:sz w:val="24"/>
-              </w:rPr>
-              <w:t xml:space="preserve"> </w:t>
-            </w:r>
-            <w:proofErr w:type="spellStart"/>
-            <w:r>
-              <w:rPr>
-                <w:rFonts w:cs="Times New Roman"/>
-                <w:sz w:val="24"/>
-              </w:rPr>
-              <w:t>памяти</w:t>
-            </w:r>
-            <w:proofErr w:type="spellEnd"/>
-            <w:r>
-              <w:rPr>
-                <w:rFonts w:cs="Times New Roman"/>
-                <w:sz w:val="24"/>
-              </w:rPr>
-              <w:t xml:space="preserve"> </w:t>
-            </w:r>
-            <w:proofErr w:type="spellStart"/>
-            <w:r>
-              <w:rPr>
-                <w:rFonts w:cs="Times New Roman"/>
-                <w:sz w:val="24"/>
-              </w:rPr>
-              <w:t>по</w:t>
-            </w:r>
-            <w:proofErr w:type="spellEnd"/>
-            <w:r>
-              <w:rPr>
-                <w:rFonts w:cs="Times New Roman"/>
-                <w:sz w:val="24"/>
-              </w:rPr>
-              <w:t xml:space="preserve"> ОС; Windows-11-10.0.26300-SP0</w:t>
             </w:r>
           </w:p>
         </w:tc>
@@ -5198,47 +3835,13 @@
                 <w:sz w:val="24"/>
               </w:rPr>
             </w:pPr>
-            <w:proofErr w:type="spellStart"/>
             <w:r>
               <w:rPr>
                 <w:rFonts w:cs="Times New Roman"/>
                 <w:sz w:val="24"/>
               </w:rPr>
-              <w:t>Среда</w:t>
+              <w:t>Машина</w:t>
             </w:r>
-            <w:proofErr w:type="spellEnd"/>
-            <w:r>
-              <w:rPr>
-                <w:rFonts w:cs="Times New Roman"/>
-                <w:sz w:val="24"/>
-              </w:rPr>
-              <w:t xml:space="preserve"> </w:t>
-            </w:r>
-            <w:proofErr w:type="spellStart"/>
-            <w:r>
-              <w:rPr>
-                <w:rFonts w:cs="Times New Roman"/>
-                <w:sz w:val="24"/>
-              </w:rPr>
-              <w:t>выполнения</w:t>
-            </w:r>
-            <w:proofErr w:type="spellEnd"/>
-            <w:r>
-              <w:rPr>
-                <w:rFonts w:cs="Times New Roman"/>
-                <w:sz w:val="24"/>
-              </w:rPr>
-              <w:t xml:space="preserve"> </w:t>
-            </w:r>
-            <w:proofErr w:type="spellStart"/>
-            <w:r>
-              <w:rPr>
-                <w:rFonts w:cs="Times New Roman"/>
-                <w:sz w:val="24"/>
-              </w:rPr>
-              <w:t>стенда</w:t>
-            </w:r>
-            <w:proofErr w:type="spellEnd"/>
           </w:p>
         </w:tc>
         <w:tc>
@@ -5253,95 +3856,13 @@
                 <w:sz w:val="24"/>
               </w:rPr>
             </w:pPr>
-            <w:proofErr w:type="spellStart"/>
             <w:r>
               <w:rPr>
                 <w:rFonts w:cs="Times New Roman"/>
                 <w:sz w:val="24"/>
               </w:rPr>
-              <w:t>Локальная</w:t>
+              <w:t>12th Gen Intel(R) Core(TM) i5-12450H; 12 логических процессоров; 7,71 ГиБ памяти по ОС; Windows-11-10.0.26300-SP0</w:t>
             </w:r>
-            <w:proofErr w:type="spellEnd"/>
-            <w:r>
-              <w:rPr>
-                <w:rFonts w:cs="Times New Roman"/>
-                <w:sz w:val="24"/>
-              </w:rPr>
-              <w:t xml:space="preserve"> Windows; Python 3.14.7, </w:t>
-            </w:r>
-            <w:proofErr w:type="spellStart"/>
-            <w:r>
-              <w:rPr>
-                <w:rFonts w:cs="Times New Roman"/>
-                <w:sz w:val="24"/>
-              </w:rPr>
-              <w:t>FastAPI</w:t>
-            </w:r>
-            <w:proofErr w:type="spellEnd"/>
-            <w:r>
-              <w:rPr>
-                <w:rFonts w:cs="Times New Roman"/>
-                <w:sz w:val="24"/>
-              </w:rPr>
-              <w:t xml:space="preserve"> 0.143.0, </w:t>
-            </w:r>
-            <w:proofErr w:type="spellStart"/>
-            <w:r>
-              <w:rPr>
-                <w:rFonts w:cs="Times New Roman"/>
-                <w:sz w:val="24"/>
-              </w:rPr>
-              <w:t>SQLAlchemy</w:t>
-            </w:r>
-            <w:proofErr w:type="spellEnd"/>
-            <w:r>
-              <w:rPr>
-                <w:rFonts w:cs="Times New Roman"/>
-                <w:sz w:val="24"/>
-              </w:rPr>
-              <w:t xml:space="preserve"> 2.1.4, </w:t>
-            </w:r>
-            <w:proofErr w:type="spellStart"/>
-            <w:r>
-              <w:rPr>
-                <w:rFonts w:cs="Times New Roman"/>
-                <w:sz w:val="24"/>
-              </w:rPr>
-              <w:t>psycopg</w:t>
-            </w:r>
-            <w:proofErr w:type="spellEnd"/>
-            <w:r>
-              <w:rPr>
-                <w:rFonts w:cs="Times New Roman"/>
-                <w:sz w:val="24"/>
-              </w:rPr>
-              <w:t xml:space="preserve"> 3.3.6, </w:t>
-            </w:r>
-            <w:proofErr w:type="spellStart"/>
-            <w:r>
-              <w:rPr>
-                <w:rFonts w:cs="Times New Roman"/>
-                <w:sz w:val="24"/>
-              </w:rPr>
-              <w:t>Uvicorn</w:t>
-            </w:r>
-            <w:proofErr w:type="spellEnd"/>
-            <w:r>
-              <w:rPr>
-                <w:rFonts w:cs="Times New Roman"/>
-                <w:sz w:val="24"/>
-              </w:rPr>
-              <w:t xml:space="preserve"> 0.54.0; PostgreSQL 18.6; 1 worker, reload </w:t>
-            </w:r>
-            <w:proofErr w:type="spellStart"/>
-            <w:r>
-              <w:rPr>
-                <w:rFonts w:cs="Times New Roman"/>
-                <w:sz w:val="24"/>
-              </w:rPr>
-              <w:t>выключен</w:t>
-            </w:r>
-            <w:proofErr w:type="spellEnd"/>
           </w:p>
         </w:tc>
       </w:tr>
@@ -5361,31 +3882,60 @@
                 <w:sz w:val="24"/>
               </w:rPr>
             </w:pPr>
-            <w:proofErr w:type="spellStart"/>
             <w:r>
               <w:rPr>
                 <w:rFonts w:cs="Times New Roman"/>
                 <w:sz w:val="24"/>
               </w:rPr>
-              <w:t>Учётная</w:t>
+              <w:t>Среда выполнения стенда</w:t>
             </w:r>
-            <w:proofErr w:type="spellEnd"/>
+          </w:p>
+        </w:tc>
+        <w:tc>
+          <w:tcPr>
+            <w:tcW w:w="6917" w:type="dxa"/>
+          </w:tcPr>
+          <w:p>
+            <w:pPr>
+              <w:ind w:firstLine="0"/>
+              <w:rPr>
+                <w:rFonts w:cs="Times New Roman"/>
+                <w:sz w:val="24"/>
+              </w:rPr>
+            </w:pPr>
             <w:r>
               <w:rPr>
                 <w:rFonts w:cs="Times New Roman"/>
                 <w:sz w:val="24"/>
               </w:rPr>
-              <w:t xml:space="preserve"> </w:t>
+              <w:t>Локальная Windows; Python 3.14.7, FastAPI 0.143.0, SQLAlchemy 2.1.4, psycopg 3.3.6, Uvicorn 0.54.0; PostgreSQL 18.6; 1 worker, reload выключен</w:t>
             </w:r>
-            <w:proofErr w:type="spellStart"/>
+          </w:p>
+        </w:tc>
+      </w:tr>
+      <w:tr>
+        <w:trPr>
+          <w:cantSplit/>
+        </w:trPr>
+        <w:tc>
+          <w:tcPr>
+            <w:tcW w:w="2438" w:type="dxa"/>
+          </w:tcPr>
+          <w:p>
+            <w:pPr>
+              <w:ind w:firstLine="0"/>
+              <w:rPr>
+                <w:rFonts w:cs="Times New Roman"/>
+                <w:sz w:val="24"/>
+              </w:rPr>
+            </w:pPr>
             <w:r>
               <w:rPr>
                 <w:rFonts w:cs="Times New Roman"/>
                 <w:sz w:val="24"/>
               </w:rPr>
-              <w:t>запись</w:t>
+              <w:t>Учётная запись</w:t>
             </w:r>
-            <w:proofErr w:type="spellEnd"/>
           </w:p>
         </w:tc>
         <w:tc>
@@ -5470,33 +4020,8 @@
                 <w:rFonts w:cs="Times New Roman"/>
                 <w:sz w:val="24"/>
               </w:rPr>
-              <w:t xml:space="preserve">Число </w:t>
+              <w:t>Число повторов в серии</w:t>
             </w:r>
-            <w:proofErr w:type="spellStart"/>
-            <w:r>
-              <w:rPr>
-                <w:rFonts w:cs="Times New Roman"/>
-                <w:sz w:val="24"/>
-              </w:rPr>
-              <w:t>повторов</w:t>
-            </w:r>
-            <w:proofErr w:type="spellEnd"/>
-            <w:r>
-              <w:rPr>
-                <w:rFonts w:cs="Times New Roman"/>
-                <w:sz w:val="24"/>
-              </w:rPr>
-              <w:t xml:space="preserve"> в </w:t>
-            </w:r>
-            <w:proofErr w:type="spellStart"/>
-            <w:r>
-              <w:rPr>
-                <w:rFonts w:cs="Times New Roman"/>
-                <w:sz w:val="24"/>
-              </w:rPr>
-              <w:t>серии</w:t>
-            </w:r>
-            <w:proofErr w:type="spellEnd"/>
           </w:p>
         </w:tc>
         <w:tc>
@@ -5539,7 +4064,6 @@
                 <w:sz w:val="24"/>
               </w:rPr>
             </w:pPr>
-            <w:proofErr w:type="spellStart"/>
             <w:r>
               <w:rPr>
                 <w:rFonts w:cs="Times New Roman"/>
@@ -5547,7 +4071,6 @@
               </w:rPr>
               <w:t>Прогрев</w:t>
             </w:r>
-            <w:proofErr w:type="spellEnd"/>
           </w:p>
         </w:tc>
         <w:tc>
@@ -5590,47 +4113,13 @@
                 <w:sz w:val="24"/>
               </w:rPr>
             </w:pPr>
-            <w:proofErr w:type="spellStart"/>
             <w:r>
               <w:rPr>
                 <w:rFonts w:cs="Times New Roman"/>
                 <w:sz w:val="24"/>
               </w:rPr>
-              <w:t>Чем</w:t>
+              <w:t>Чем измерялось время</w:t>
             </w:r>
-            <w:proofErr w:type="spellEnd"/>
-            <w:r>
-              <w:rPr>
-                <w:rFonts w:cs="Times New Roman"/>
-                <w:sz w:val="24"/>
-              </w:rPr>
-              <w:t xml:space="preserve"> </w:t>
-            </w:r>
-            <w:proofErr w:type="spellStart"/>
-            <w:r>
-              <w:rPr>
-                <w:rFonts w:cs="Times New Roman"/>
-                <w:sz w:val="24"/>
-              </w:rPr>
-              <w:t>измерялось</w:t>
-            </w:r>
-            <w:proofErr w:type="spellEnd"/>
-            <w:r>
-              <w:rPr>
-                <w:rFonts w:cs="Times New Roman"/>
-                <w:sz w:val="24"/>
-              </w:rPr>
-              <w:t xml:space="preserve"> </w:t>
-            </w:r>
-            <w:proofErr w:type="spellStart"/>
-            <w:r>
-              <w:rPr>
-                <w:rFonts w:cs="Times New Roman"/>
-                <w:sz w:val="24"/>
-              </w:rPr>
-              <w:t>время</w:t>
-            </w:r>
-            <w:proofErr w:type="spellEnd"/>
           </w:p>
         </w:tc>
         <w:tc>
@@ -5645,255 +4134,19 @@
                 <w:sz w:val="24"/>
               </w:rPr>
             </w:pPr>
-            <w:proofErr w:type="spellStart"/>
             <w:r>
               <w:rPr>
                 <w:rFonts w:cs="Times New Roman"/>
                 <w:sz w:val="24"/>
               </w:rPr>
-              <w:t>requests.Session</w:t>
+              <w:t xml:space="preserve">requests.Session + time.perf_counter; серверный SQL-таймер SQLAlchemy before/after_cursor_execute; </w:t>
             </w:r>
-            <w:proofErr w:type="spellEnd"/>
             <w:r>
               <w:rPr>
                 <w:rFonts w:cs="Times New Roman"/>
                 <w:sz w:val="24"/>
               </w:rPr>
-              <w:t xml:space="preserve"> + </w:t>
-            </w:r>
-            <w:proofErr w:type="spellStart"/>
-            <w:r>
-              <w:rPr>
-                <w:rFonts w:cs="Times New Roman"/>
-                <w:sz w:val="24"/>
-              </w:rPr>
-              <w:t>time.perf_counter</w:t>
-            </w:r>
-            <w:proofErr w:type="spellEnd"/>
-            <w:r>
-              <w:rPr>
-                <w:rFonts w:cs="Times New Roman"/>
-                <w:sz w:val="24"/>
-              </w:rPr>
-              <w:t xml:space="preserve">; </w:t>
-            </w:r>
-            <w:proofErr w:type="spellStart"/>
-            <w:r>
-              <w:rPr>
-                <w:rFonts w:cs="Times New Roman"/>
-                <w:sz w:val="24"/>
-              </w:rPr>
-              <w:t>серверный</w:t>
-            </w:r>
-            <w:proofErr w:type="spellEnd"/>
-            <w:r>
-              <w:rPr>
-                <w:rFonts w:cs="Times New Roman"/>
-                <w:sz w:val="24"/>
-              </w:rPr>
-              <w:t xml:space="preserve"> SQL-</w:t>
-            </w:r>
-            <w:proofErr w:type="spellStart"/>
-            <w:r>
-              <w:rPr>
-                <w:rFonts w:cs="Times New Roman"/>
-                <w:sz w:val="24"/>
-              </w:rPr>
-              <w:t>таймер</w:t>
-            </w:r>
-            <w:proofErr w:type="spellEnd"/>
-            <w:r>
-              <w:rPr>
-                <w:rFonts w:cs="Times New Roman"/>
-                <w:sz w:val="24"/>
-              </w:rPr>
-              <w:t xml:space="preserve"> </w:t>
-            </w:r>
-            <w:proofErr w:type="spellStart"/>
-            <w:r>
-              <w:rPr>
-                <w:rFonts w:cs="Times New Roman"/>
-                <w:sz w:val="24"/>
-              </w:rPr>
-              <w:t>SQLAlchemy</w:t>
-            </w:r>
-            <w:proofErr w:type="spellEnd"/>
-            <w:r>
-              <w:rPr>
-                <w:rFonts w:cs="Times New Roman"/>
-                <w:sz w:val="24"/>
-              </w:rPr>
-              <w:t xml:space="preserve"> before/</w:t>
-            </w:r>
-            <w:proofErr w:type="spellStart"/>
-            <w:r>
-              <w:rPr>
-                <w:rFonts w:cs="Times New Roman"/>
-                <w:sz w:val="24"/>
-              </w:rPr>
-              <w:t>after_cursor_execute</w:t>
-            </w:r>
-            <w:proofErr w:type="spellEnd"/>
-            <w:r>
-              <w:rPr>
-                <w:rFonts w:cs="Times New Roman"/>
-                <w:sz w:val="24"/>
-              </w:rPr>
-              <w:t xml:space="preserve">; </w:t>
-            </w:r>
-            <w:proofErr w:type="spellStart"/>
-            <w:r>
-              <w:rPr>
-                <w:rFonts w:cs="Times New Roman"/>
-                <w:sz w:val="24"/>
-              </w:rPr>
-              <w:t>сырые</w:t>
-            </w:r>
-            <w:proofErr w:type="spellEnd"/>
-            <w:r>
-              <w:rPr>
-                <w:rFonts w:cs="Times New Roman"/>
-                <w:sz w:val="24"/>
-              </w:rPr>
-              <w:t xml:space="preserve"> CSV и JSON </w:t>
-            </w:r>
-            <w:proofErr w:type="spellStart"/>
-            <w:r>
-              <w:rPr>
-                <w:rFonts w:cs="Times New Roman"/>
-                <w:sz w:val="24"/>
-              </w:rPr>
-              <w:t>параметров</w:t>
-            </w:r>
-            <w:proofErr w:type="spellEnd"/>
-          </w:p>
-        </w:tc>
-      </w:tr>
-      <w:tr>
-        <w:trPr>
-          <w:cantSplit/>
-        </w:trPr>
-        <w:tc>
-          <w:tcPr>
-            <w:tcW w:w="2438" w:type="dxa"/>
-          </w:tcPr>
-          <w:p>
-            <w:pPr>
-              <w:ind w:firstLine="0"/>
-              <w:rPr>
-                <w:rFonts w:cs="Times New Roman"/>
-                <w:sz w:val="24"/>
-              </w:rPr>
-            </w:pPr>
-            <w:proofErr w:type="spellStart"/>
-            <w:r>
-              <w:rPr>
-                <w:rFonts w:cs="Times New Roman"/>
-                <w:sz w:val="24"/>
-              </w:rPr>
-              <w:t>Адрес</w:t>
-            </w:r>
-            <w:proofErr w:type="spellEnd"/>
-            <w:r>
-              <w:rPr>
-                <w:rFonts w:cs="Times New Roman"/>
-                <w:sz w:val="24"/>
-              </w:rPr>
-              <w:t xml:space="preserve"> и </w:t>
-            </w:r>
-            <w:proofErr w:type="spellStart"/>
-            <w:r>
-              <w:rPr>
-                <w:rFonts w:cs="Times New Roman"/>
-                <w:sz w:val="24"/>
-              </w:rPr>
-              <w:t>параметры</w:t>
-            </w:r>
-            <w:proofErr w:type="spellEnd"/>
-          </w:p>
-        </w:tc>
-        <w:tc>
-          <w:tcPr>
-            <w:tcW w:w="6917" w:type="dxa"/>
-          </w:tcPr>
-          <w:p>
-            <w:pPr>
-              <w:ind w:firstLine="0"/>
-              <w:rPr>
-                <w:rFonts w:cs="Times New Roman"/>
-                <w:sz w:val="24"/>
-              </w:rPr>
-            </w:pPr>
-            <w:r>
-              <w:rPr>
-                <w:rFonts w:cs="Times New Roman"/>
-                <w:sz w:val="24"/>
-              </w:rPr>
-              <w:t xml:space="preserve">http://127.0.0.1:8010; </w:t>
-            </w:r>
-            <w:proofErr w:type="spellStart"/>
-            <w:r>
-              <w:rPr>
-                <w:rFonts w:cs="Times New Roman"/>
-                <w:sz w:val="24"/>
-              </w:rPr>
-              <w:t>список</w:t>
-            </w:r>
-            <w:proofErr w:type="spellEnd"/>
-            <w:r>
-              <w:rPr>
-                <w:rFonts w:cs="Times New Roman"/>
-                <w:sz w:val="24"/>
-              </w:rPr>
-              <w:t xml:space="preserve"> page=1,size=20; </w:t>
-            </w:r>
-            <w:proofErr w:type="spellStart"/>
-            <w:r>
-              <w:rPr>
-                <w:rFonts w:cs="Times New Roman"/>
-                <w:sz w:val="24"/>
-              </w:rPr>
-              <w:t>поиск</w:t>
-            </w:r>
-            <w:proofErr w:type="spellEnd"/>
-            <w:r>
-              <w:rPr>
-                <w:rFonts w:cs="Times New Roman"/>
-                <w:sz w:val="24"/>
-              </w:rPr>
-              <w:t xml:space="preserve"> </w:t>
-            </w:r>
-            <w:proofErr w:type="spellStart"/>
-            <w:r>
-              <w:rPr>
-                <w:rFonts w:cs="Times New Roman"/>
-                <w:sz w:val="24"/>
-              </w:rPr>
-              <w:t>service_id</w:t>
-            </w:r>
-            <w:proofErr w:type="spellEnd"/>
-            <w:r>
-              <w:rPr>
-                <w:rFonts w:cs="Times New Roman"/>
-                <w:sz w:val="24"/>
-              </w:rPr>
-              <w:t xml:space="preserve">=1,date=2026-10-12,limit=100; </w:t>
-            </w:r>
-            <w:proofErr w:type="spellStart"/>
-            <w:r>
-              <w:rPr>
-                <w:rFonts w:cs="Times New Roman"/>
-                <w:sz w:val="24"/>
-              </w:rPr>
-              <w:t>сводка</w:t>
-            </w:r>
-            <w:proofErr w:type="spellEnd"/>
-            <w:r>
-              <w:rPr>
-                <w:rFonts w:cs="Times New Roman"/>
-                <w:sz w:val="24"/>
-              </w:rPr>
-              <w:t xml:space="preserve"> [2026-10-12,2026-11-11) UTC</w:t>
+              <w:t>итоговые CSV в bench/</w:t>
             </w:r>
           </w:p>
         </w:tc>
@@ -5914,31 +4167,13 @@
                 <w:sz w:val="24"/>
               </w:rPr>
             </w:pPr>
-            <w:proofErr w:type="spellStart"/>
             <w:r>
               <w:rPr>
                 <w:rFonts w:cs="Times New Roman"/>
                 <w:sz w:val="24"/>
               </w:rPr>
-              <w:t>Завершение</w:t>
+              <w:t>Адрес и параметры</w:t>
             </w:r>
-            <w:proofErr w:type="spellEnd"/>
-            <w:r>
-              <w:rPr>
-                <w:rFonts w:cs="Times New Roman"/>
-                <w:sz w:val="24"/>
-              </w:rPr>
-              <w:t xml:space="preserve"> </w:t>
-            </w:r>
-            <w:proofErr w:type="spellStart"/>
-            <w:r>
-              <w:rPr>
-                <w:rFonts w:cs="Times New Roman"/>
-                <w:sz w:val="24"/>
-              </w:rPr>
-              <w:t>серий</w:t>
-            </w:r>
-            <w:proofErr w:type="spellEnd"/>
           </w:p>
         </w:tc>
         <w:tc>
@@ -5953,37 +4188,59 @@
                 <w:sz w:val="24"/>
               </w:rPr>
             </w:pPr>
-            <w:proofErr w:type="spellStart"/>
             <w:r>
               <w:rPr>
                 <w:rFonts w:cs="Times New Roman"/>
                 <w:sz w:val="24"/>
               </w:rPr>
-              <w:t>Малая</w:t>
+              <w:t>http://127.0.0.1:8010; список page=1,size=20; поиск service_id=1,date=2026-10-12,limit=100; сводка [2026-10-12,2026-11-11) UTC</w:t>
             </w:r>
-            <w:proofErr w:type="spellEnd"/>
+          </w:p>
+        </w:tc>
+      </w:tr>
+      <w:tr>
+        <w:trPr>
+          <w:cantSplit/>
+        </w:trPr>
+        <w:tc>
+          <w:tcPr>
+            <w:tcW w:w="2438" w:type="dxa"/>
+          </w:tcPr>
+          <w:p>
+            <w:pPr>
+              <w:ind w:firstLine="0"/>
+              <w:rPr>
+                <w:rFonts w:cs="Times New Roman"/>
+                <w:sz w:val="24"/>
+              </w:rPr>
+            </w:pPr>
             <w:r>
               <w:rPr>
                 <w:rFonts w:cs="Times New Roman"/>
                 <w:sz w:val="24"/>
               </w:rPr>
-              <w:t xml:space="preserve">: 16.10.2026 01:18:48 МСК; </w:t>
+              <w:t>Завершение серий</w:t>
             </w:r>
-            <w:proofErr w:type="spellStart"/>
+          </w:p>
+        </w:tc>
+        <w:tc>
+          <w:tcPr>
+            <w:tcW w:w="6917" w:type="dxa"/>
+          </w:tcPr>
+          <w:p>
+            <w:pPr>
+              <w:ind w:firstLine="0"/>
+              <w:rPr>
+                <w:rFonts w:cs="Times New Roman"/>
+                <w:sz w:val="24"/>
+              </w:rPr>
+            </w:pPr>
             <w:r>
               <w:rPr>
                 <w:rFonts w:cs="Times New Roman"/>
                 <w:sz w:val="24"/>
               </w:rPr>
-              <w:t>рабочая</w:t>
-            </w:r>
-            <w:proofErr w:type="spellEnd"/>
-            <w:r>
-              <w:rPr>
-                <w:rFonts w:cs="Times New Roman"/>
-                <w:sz w:val="24"/>
-              </w:rPr>
-              <w:t>: 16.10.2026 01:19:37 МСК</w:t>
+              <w:t>Малая: 16.10.2026 01:18:48 МСК; рабочая: 16.10.2026 01:19:37 МСК</w:t>
             </w:r>
           </w:p>
         </w:tc>
@@ -6088,7 +4345,7 @@
           <w:rFonts w:cs="Times New Roman"/>
           <w:lang w:val="ru-RU"/>
         </w:rPr>
-        <w:t xml:space="preserve">-таймер охватывает </w:t>
+        <w:t xml:space="preserve">-таймер охватывает клиентский вызов и получение ответа; при создании записи также </w:t>
       </w:r>
       <w:r>
         <w:rPr>
@@ -6096,7 +4353,7 @@
           <w:lang w:val="ru-RU"/>
         </w:rPr>
         <w:lastRenderedPageBreak/>
-        <w:t xml:space="preserve">клиентский вызов и получение ответа; при создании записи также извлекается возвращённый </w:t>
+        <w:t xml:space="preserve">извлекается возвращённый </w:t>
       </w:r>
       <w:r>
         <w:rPr>
@@ -6109,33 +4366,14 @@
           <w:rFonts w:cs="Times New Roman"/>
           <w:lang w:val="ru-RU"/>
         </w:rPr>
-        <w:t xml:space="preserve">. Сохраняются итоговые </w:t>
-      </w:r>
-      <w:r>
-        <w:rPr>
-          <w:rFonts w:cs="Times New Roman"/>
-        </w:rPr>
-        <w:t>CSV</w:t>
-      </w:r>
-      <w:r>
-        <w:rPr>
-          <w:rFonts w:cs="Times New Roman"/>
-          <w:lang w:val="ru-RU"/>
-        </w:rPr>
-        <w:t xml:space="preserve">, 240 исходных повторов каждой серии и </w:t>
-      </w:r>
-      <w:r>
-        <w:rPr>
-          <w:rFonts w:cs="Times New Roman"/>
-        </w:rPr>
-        <w:t>JSON</w:t>
-      </w:r>
-      <w:r>
-        <w:rPr>
-          <w:rFonts w:cs="Times New Roman"/>
-          <w:lang w:val="ru-RU"/>
-        </w:rPr>
-        <w:t xml:space="preserve"> параметров.</w:t>
+        <w:t xml:space="preserve">. </w:t>
+      </w:r>
+      <w:r>
+        <w:rPr>
+          <w:rFonts w:cs="Times New Roman"/>
+          <w:lang w:val="ru-RU"/>
+        </w:rPr>
+        <w:t>В репозитории сохранены итоговые CSV для двух объёмов данных.</w:t>
       </w:r>
     </w:p>
     <w:p>
@@ -6337,8 +4575,6 @@
           <w:lang w:val="ru-RU"/>
         </w:rPr>
       </w:pPr>
-      <w:bookmarkStart w:id="6" w:name="_GoBack"/>
-      <w:bookmarkEnd w:id="6"/>
     </w:p>
     <w:p>
       <w:pPr>
@@ -6348,51 +4584,15 @@
           <w:rFonts w:ascii="Times New Roman" w:hAnsi="Times New Roman" w:cs="Times New Roman"/>
         </w:rPr>
       </w:pPr>
-      <w:bookmarkStart w:id="7" w:name="_Toc243014279"/>
+      <w:bookmarkStart w:id="7" w:name="_Toc243654742"/>
       <w:r>
         <w:rPr>
           <w:rFonts w:ascii="Times New Roman" w:hAnsi="Times New Roman" w:cs="Times New Roman"/>
         </w:rPr>
         <w:lastRenderedPageBreak/>
-        <w:t xml:space="preserve">1.4 </w:t>
-      </w:r>
-      <w:proofErr w:type="spellStart"/>
-      <w:r>
-        <w:rPr>
-          <w:rFonts w:ascii="Times New Roman" w:hAnsi="Times New Roman" w:cs="Times New Roman"/>
-        </w:rPr>
-        <w:t>Наполнение</w:t>
-      </w:r>
-      <w:proofErr w:type="spellEnd"/>
-      <w:r>
-        <w:rPr>
-          <w:rFonts w:ascii="Times New Roman" w:hAnsi="Times New Roman" w:cs="Times New Roman"/>
-        </w:rPr>
-        <w:t xml:space="preserve"> </w:t>
-      </w:r>
-      <w:proofErr w:type="spellStart"/>
-      <w:r>
-        <w:rPr>
-          <w:rFonts w:ascii="Times New Roman" w:hAnsi="Times New Roman" w:cs="Times New Roman"/>
-        </w:rPr>
-        <w:t>базы</w:t>
-      </w:r>
-      <w:proofErr w:type="spellEnd"/>
-      <w:r>
-        <w:rPr>
-          <w:rFonts w:ascii="Times New Roman" w:hAnsi="Times New Roman" w:cs="Times New Roman"/>
-        </w:rPr>
-        <w:t xml:space="preserve"> </w:t>
-      </w:r>
-      <w:proofErr w:type="spellStart"/>
-      <w:r>
-        <w:rPr>
-          <w:rFonts w:ascii="Times New Roman" w:hAnsi="Times New Roman" w:cs="Times New Roman"/>
-        </w:rPr>
-        <w:t>данных</w:t>
+        <w:t>1.4 Наполнение базы данных</w:t>
       </w:r>
       <w:bookmarkEnd w:id="7"/>
-      <w:proofErr w:type="spellEnd"/>
     </w:p>
     <w:p>
       <w:pPr>
@@ -6400,70 +4600,31 @@
           <w:rFonts w:cs="Times New Roman"/>
         </w:rPr>
       </w:pPr>
-      <w:proofErr w:type="gramStart"/>
-      <w:r>
-        <w:rPr>
-          <w:rFonts w:cs="Times New Roman"/>
-        </w:rPr>
-        <w:t>python</w:t>
-      </w:r>
-      <w:proofErr w:type="gramEnd"/>
-      <w:r>
-        <w:rPr>
-          <w:rFonts w:cs="Times New Roman"/>
-        </w:rPr>
-        <w:t xml:space="preserve"> -m </w:t>
-      </w:r>
-      <w:proofErr w:type="spellStart"/>
-      <w:r>
-        <w:rPr>
-          <w:rFonts w:cs="Times New Roman"/>
-        </w:rPr>
-        <w:t>scripts.seed</w:t>
-      </w:r>
-      <w:proofErr w:type="spellEnd"/>
-      <w:r>
-        <w:rPr>
-          <w:rFonts w:cs="Times New Roman"/>
-        </w:rPr>
-        <w:t xml:space="preserve"> --size small</w:t>
+      <w:r>
+        <w:rPr>
+          <w:rFonts w:cs="Times New Roman"/>
+        </w:rPr>
+        <w:t>python -m scripts.seed --size small</w:t>
       </w:r>
       <w:r>
         <w:rPr>
           <w:rFonts w:cs="Times New Roman"/>
         </w:rPr>
         <w:br/>
-        <w:t xml:space="preserve">python -m </w:t>
-      </w:r>
-      <w:proofErr w:type="spellStart"/>
-      <w:r>
-        <w:rPr>
-          <w:rFonts w:cs="Times New Roman"/>
-        </w:rPr>
-        <w:t>scripts.seed</w:t>
-      </w:r>
-      <w:proofErr w:type="spellEnd"/>
-      <w:r>
-        <w:rPr>
-          <w:rFonts w:cs="Times New Roman"/>
-        </w:rPr>
-        <w:t xml:space="preserve"> --size large</w:t>
+        <w:t>python -m scripts.seed --size large</w:t>
       </w:r>
       <w:r>
         <w:rPr>
           <w:rFonts w:cs="Times New Roman"/>
         </w:rPr>
         <w:br/>
-        <w:t xml:space="preserve">python -m </w:t>
-      </w:r>
-      <w:proofErr w:type="spellStart"/>
-      <w:r>
-        <w:rPr>
-          <w:rFonts w:cs="Times New Roman"/>
-        </w:rPr>
-        <w:t>scripts.inspect_db</w:t>
-      </w:r>
-      <w:proofErr w:type="spellEnd"/>
+      </w:r>
+      <w:r>
+        <w:rPr>
+          <w:rFonts w:cs="Times New Roman"/>
+        </w:rPr>
+        <w:t>SELECT COUNT(*) FROM ilya_safronov.appointments;</w:t>
+      </w:r>
     </w:p>
     <w:p>
       <w:pPr>
@@ -6624,7 +4785,6 @@
                 <w:b/>
               </w:rPr>
             </w:pPr>
-            <w:proofErr w:type="spellStart"/>
             <w:r>
               <w:rPr>
                 <w:rFonts w:cs="Times New Roman"/>
@@ -6632,7 +4792,6 @@
               </w:rPr>
               <w:t>Таблица</w:t>
             </w:r>
-            <w:proofErr w:type="spellEnd"/>
           </w:p>
         </w:tc>
         <w:tc>
@@ -6646,7 +4805,6 @@
                 <w:b/>
               </w:rPr>
             </w:pPr>
-            <w:proofErr w:type="spellStart"/>
             <w:r>
               <w:rPr>
                 <w:rFonts w:cs="Times New Roman"/>
@@ -6654,7 +4812,6 @@
               </w:rPr>
               <w:t>Малое</w:t>
             </w:r>
-            <w:proofErr w:type="spellEnd"/>
           </w:p>
         </w:tc>
         <w:tc>
@@ -6668,7 +4825,6 @@
                 <w:b/>
               </w:rPr>
             </w:pPr>
-            <w:proofErr w:type="spellStart"/>
             <w:r>
               <w:rPr>
                 <w:rFonts w:cs="Times New Roman"/>
@@ -6676,7 +4832,6 @@
               </w:rPr>
               <w:t>Рабочее</w:t>
             </w:r>
-            <w:proofErr w:type="spellEnd"/>
           </w:p>
         </w:tc>
         <w:tc>
@@ -6690,7 +4845,6 @@
                 <w:b/>
               </w:rPr>
             </w:pPr>
-            <w:proofErr w:type="spellStart"/>
             <w:r>
               <w:rPr>
                 <w:rFonts w:cs="Times New Roman"/>
@@ -6698,7 +4852,6 @@
               </w:rPr>
               <w:t>Рост</w:t>
             </w:r>
-            <w:proofErr w:type="spellEnd"/>
           </w:p>
         </w:tc>
       </w:tr>
@@ -7049,53 +5202,14 @@
         <w:rPr>
           <w:rFonts w:cs="Times New Roman"/>
         </w:rPr>
-        <w:t>COUNT</w:t>
-      </w:r>
-      <w:r>
-        <w:rPr>
-          <w:rFonts w:cs="Times New Roman"/>
-          <w:lang w:val="ru-RU"/>
-        </w:rPr>
-        <w:t xml:space="preserve"> и </w:t>
-      </w:r>
-      <w:r>
-        <w:rPr>
-          <w:rFonts w:cs="Times New Roman"/>
-        </w:rPr>
-        <w:t>MD</w:t>
-      </w:r>
-      <w:r>
-        <w:rPr>
-          <w:rFonts w:cs="Times New Roman"/>
-          <w:lang w:val="ru-RU"/>
-        </w:rPr>
-        <w:t xml:space="preserve">5 сохранены в </w:t>
-      </w:r>
-      <w:r>
-        <w:rPr>
-          <w:rFonts w:cs="Times New Roman"/>
-        </w:rPr>
-        <w:t>report</w:t>
-      </w:r>
-      <w:r>
-        <w:rPr>
-          <w:rFonts w:cs="Times New Roman"/>
-          <w:lang w:val="ru-RU"/>
-        </w:rPr>
-        <w:t>/</w:t>
-      </w:r>
-      <w:r>
-        <w:rPr>
-          <w:rFonts w:cs="Times New Roman"/>
-        </w:rPr>
-        <w:t>evidence</w:t>
-      </w:r>
-      <w:r>
-        <w:rPr>
-          <w:rFonts w:cs="Times New Roman"/>
-          <w:lang w:val="ru-RU"/>
-        </w:rPr>
-        <w:t>. Индексы — только четыре первичных ключа; кеширования нет.</w:t>
+        <w:t>Повторное наполнение дало те же контрольные суммы данных.</w:t>
+      </w:r>
+      <w:r>
+        <w:rPr>
+          <w:rFonts w:cs="Times New Roman"/>
+          <w:lang w:val="ru-RU"/>
+        </w:rPr>
+        <w:t xml:space="preserve"> Индексы — только четыре первичных ключа; кеширования нет.</w:t>
       </w:r>
     </w:p>
     <w:p>
@@ -7155,7 +5269,7 @@
           <w:lang w:val="ru-RU"/>
         </w:rPr>
       </w:pPr>
-      <w:bookmarkStart w:id="8" w:name="_Toc243014280"/>
+      <w:bookmarkStart w:id="8" w:name="_Toc243654743"/>
       <w:r>
         <w:rPr>
           <w:rFonts w:ascii="Times New Roman" w:hAnsi="Times New Roman" w:cs="Times New Roman"/>
@@ -7182,7 +5296,7 @@
           <w:lang w:val="ru-RU"/>
         </w:rPr>
       </w:pPr>
-      <w:bookmarkStart w:id="9" w:name="_Toc243014281"/>
+      <w:bookmarkStart w:id="9" w:name="_Toc243654744"/>
       <w:r>
         <w:rPr>
           <w:rFonts w:ascii="Times New Roman" w:hAnsi="Times New Roman" w:cs="Times New Roman"/>
@@ -7246,17 +5360,8 @@
           <w:rFonts w:cs="Times New Roman"/>
           <w:lang w:val="ru-RU"/>
         </w:rPr>
-        <w:t xml:space="preserve">Таблица 5 – Время ответа операций на двух объёмах данных, </w:t>
-      </w:r>
-      <w:proofErr w:type="spellStart"/>
-      <w:r>
-        <w:rPr>
-          <w:rFonts w:cs="Times New Roman"/>
-          <w:lang w:val="ru-RU"/>
-        </w:rPr>
-        <w:t>мс</w:t>
-      </w:r>
-      <w:proofErr w:type="spellEnd"/>
+        <w:t>Таблица 5 – Время ответа операций на двух объёмах данных, мс</w:t>
+      </w:r>
     </w:p>
     <w:tbl>
       <w:tblPr>
@@ -7331,17 +5436,8 @@
                 <w:szCs w:val="24"/>
               </w:rPr>
               <w:br/>
-            </w:r>
-            <w:proofErr w:type="spellStart"/>
-            <w:r>
-              <w:rPr>
-                <w:rFonts w:cs="Times New Roman"/>
-                <w:sz w:val="24"/>
-                <w:szCs w:val="24"/>
-              </w:rPr>
               <w:t>малое</w:t>
             </w:r>
-            <w:proofErr w:type="spellEnd"/>
           </w:p>
         </w:tc>
         <w:tc>
@@ -7372,17 +5468,8 @@
                 <w:szCs w:val="24"/>
               </w:rPr>
               <w:br/>
-            </w:r>
-            <w:proofErr w:type="spellStart"/>
-            <w:r>
-              <w:rPr>
-                <w:rFonts w:cs="Times New Roman"/>
-                <w:sz w:val="24"/>
-                <w:szCs w:val="24"/>
-              </w:rPr>
               <w:t>малое</w:t>
             </w:r>
-            <w:proofErr w:type="spellEnd"/>
           </w:p>
         </w:tc>
         <w:tc>
@@ -7413,17 +5500,8 @@
                 <w:szCs w:val="24"/>
               </w:rPr>
               <w:br/>
-            </w:r>
-            <w:proofErr w:type="spellStart"/>
-            <w:r>
-              <w:rPr>
-                <w:rFonts w:cs="Times New Roman"/>
-                <w:sz w:val="24"/>
-                <w:szCs w:val="24"/>
-              </w:rPr>
               <w:t>малое</w:t>
             </w:r>
-            <w:proofErr w:type="spellEnd"/>
           </w:p>
         </w:tc>
         <w:tc>
@@ -7454,17 +5532,8 @@
                 <w:szCs w:val="24"/>
               </w:rPr>
               <w:br/>
-            </w:r>
-            <w:proofErr w:type="spellStart"/>
-            <w:r>
-              <w:rPr>
-                <w:rFonts w:cs="Times New Roman"/>
-                <w:sz w:val="24"/>
-                <w:szCs w:val="24"/>
-              </w:rPr>
               <w:t>рабочее</w:t>
             </w:r>
-            <w:proofErr w:type="spellEnd"/>
           </w:p>
         </w:tc>
         <w:tc>
@@ -7495,17 +5564,8 @@
                 <w:szCs w:val="24"/>
               </w:rPr>
               <w:br/>
-            </w:r>
-            <w:proofErr w:type="spellStart"/>
-            <w:r>
-              <w:rPr>
-                <w:rFonts w:cs="Times New Roman"/>
-                <w:sz w:val="24"/>
-                <w:szCs w:val="24"/>
-              </w:rPr>
               <w:t>рабочее</w:t>
             </w:r>
-            <w:proofErr w:type="spellEnd"/>
           </w:p>
         </w:tc>
         <w:tc>
@@ -7536,17 +5596,8 @@
                 <w:szCs w:val="24"/>
               </w:rPr>
               <w:br/>
-            </w:r>
-            <w:proofErr w:type="spellStart"/>
-            <w:r>
-              <w:rPr>
-                <w:rFonts w:cs="Times New Roman"/>
-                <w:sz w:val="24"/>
-                <w:szCs w:val="24"/>
-              </w:rPr>
               <w:t>рабочее</w:t>
             </w:r>
-            <w:proofErr w:type="spellEnd"/>
           </w:p>
         </w:tc>
         <w:tc>
@@ -7562,7 +5613,6 @@
                 <w:szCs w:val="24"/>
               </w:rPr>
             </w:pPr>
-            <w:proofErr w:type="spellStart"/>
             <w:r>
               <w:rPr>
                 <w:rFonts w:cs="Times New Roman"/>
@@ -7571,7 +5621,6 @@
               </w:rPr>
               <w:t>Рост</w:t>
             </w:r>
-            <w:proofErr w:type="spellEnd"/>
             <w:r>
               <w:rPr>
                 <w:rFonts w:cs="Times New Roman"/>
@@ -7601,34 +5650,14 @@
                 <w:szCs w:val="24"/>
               </w:rPr>
             </w:pPr>
-            <w:proofErr w:type="spellStart"/>
             <w:r>
               <w:rPr>
                 <w:rFonts w:cs="Times New Roman"/>
                 <w:sz w:val="24"/>
                 <w:szCs w:val="24"/>
               </w:rPr>
-              <w:t>Список</w:t>
+              <w:t>Список записей</w:t>
             </w:r>
-            <w:proofErr w:type="spellEnd"/>
-            <w:r>
-              <w:rPr>
-                <w:rFonts w:cs="Times New Roman"/>
-                <w:sz w:val="24"/>
-                <w:szCs w:val="24"/>
-              </w:rPr>
-              <w:t xml:space="preserve"> </w:t>
-            </w:r>
-            <w:proofErr w:type="spellStart"/>
-            <w:r>
-              <w:rPr>
-                <w:rFonts w:cs="Times New Roman"/>
-                <w:sz w:val="24"/>
-                <w:szCs w:val="24"/>
-              </w:rPr>
-              <w:t>записей</w:t>
-            </w:r>
-            <w:proofErr w:type="spellEnd"/>
           </w:p>
         </w:tc>
         <w:tc>
@@ -7810,34 +5839,14 @@
                 <w:szCs w:val="24"/>
               </w:rPr>
             </w:pPr>
-            <w:proofErr w:type="spellStart"/>
             <w:r>
               <w:rPr>
                 <w:rFonts w:cs="Times New Roman"/>
                 <w:sz w:val="24"/>
                 <w:szCs w:val="24"/>
               </w:rPr>
-              <w:t>Карточка</w:t>
+              <w:t>Карточка записи</w:t>
             </w:r>
-            <w:proofErr w:type="spellEnd"/>
-            <w:r>
-              <w:rPr>
-                <w:rFonts w:cs="Times New Roman"/>
-                <w:sz w:val="24"/>
-                <w:szCs w:val="24"/>
-              </w:rPr>
-              <w:t xml:space="preserve"> </w:t>
-            </w:r>
-            <w:proofErr w:type="spellStart"/>
-            <w:r>
-              <w:rPr>
-                <w:rFonts w:cs="Times New Roman"/>
-                <w:sz w:val="24"/>
-                <w:szCs w:val="24"/>
-              </w:rPr>
-              <w:t>записи</w:t>
-            </w:r>
-            <w:proofErr w:type="spellEnd"/>
           </w:p>
         </w:tc>
         <w:tc>
@@ -8019,7 +6028,6 @@
                 <w:szCs w:val="24"/>
               </w:rPr>
             </w:pPr>
-            <w:proofErr w:type="spellStart"/>
             <w:r>
               <w:rPr>
                 <w:rFonts w:cs="Times New Roman"/>
@@ -8028,7 +6036,6 @@
               </w:rPr>
               <w:t>Специалисты</w:t>
             </w:r>
-            <w:proofErr w:type="spellEnd"/>
           </w:p>
         </w:tc>
         <w:tc>
@@ -8210,7 +6217,6 @@
                 <w:szCs w:val="24"/>
               </w:rPr>
             </w:pPr>
-            <w:proofErr w:type="spellStart"/>
             <w:r>
               <w:rPr>
                 <w:rFonts w:cs="Times New Roman"/>
@@ -8219,7 +6225,6 @@
               </w:rPr>
               <w:t>Услуги</w:t>
             </w:r>
-            <w:proofErr w:type="spellEnd"/>
           </w:p>
         </w:tc>
         <w:tc>
@@ -8401,34 +6406,14 @@
                 <w:szCs w:val="24"/>
               </w:rPr>
             </w:pPr>
-            <w:proofErr w:type="spellStart"/>
             <w:r>
               <w:rPr>
                 <w:rFonts w:cs="Times New Roman"/>
                 <w:sz w:val="24"/>
                 <w:szCs w:val="24"/>
               </w:rPr>
-              <w:t>Поиск</w:t>
+              <w:t>Поиск слотов</w:t>
             </w:r>
-            <w:proofErr w:type="spellEnd"/>
-            <w:r>
-              <w:rPr>
-                <w:rFonts w:cs="Times New Roman"/>
-                <w:sz w:val="24"/>
-                <w:szCs w:val="24"/>
-              </w:rPr>
-              <w:t xml:space="preserve"> </w:t>
-            </w:r>
-            <w:proofErr w:type="spellStart"/>
-            <w:r>
-              <w:rPr>
-                <w:rFonts w:cs="Times New Roman"/>
-                <w:sz w:val="24"/>
-                <w:szCs w:val="24"/>
-              </w:rPr>
-              <w:t>слотов</w:t>
-            </w:r>
-            <w:proofErr w:type="spellEnd"/>
           </w:p>
         </w:tc>
         <w:tc>
@@ -8610,7 +6595,6 @@
                 <w:szCs w:val="24"/>
               </w:rPr>
             </w:pPr>
-            <w:proofErr w:type="spellStart"/>
             <w:r>
               <w:rPr>
                 <w:rFonts w:cs="Times New Roman"/>
@@ -8619,7 +6603,6 @@
               </w:rPr>
               <w:t>Сводка</w:t>
             </w:r>
-            <w:proofErr w:type="spellEnd"/>
           </w:p>
         </w:tc>
         <w:tc>
@@ -8801,34 +6784,14 @@
                 <w:szCs w:val="24"/>
               </w:rPr>
             </w:pPr>
-            <w:proofErr w:type="spellStart"/>
             <w:r>
               <w:rPr>
                 <w:rFonts w:cs="Times New Roman"/>
                 <w:sz w:val="24"/>
                 <w:szCs w:val="24"/>
               </w:rPr>
-              <w:t>Создание</w:t>
+              <w:t>Создание записи</w:t>
             </w:r>
-            <w:proofErr w:type="spellEnd"/>
-            <w:r>
-              <w:rPr>
-                <w:rFonts w:cs="Times New Roman"/>
-                <w:sz w:val="24"/>
-                <w:szCs w:val="24"/>
-              </w:rPr>
-              <w:t xml:space="preserve"> </w:t>
-            </w:r>
-            <w:proofErr w:type="spellStart"/>
-            <w:r>
-              <w:rPr>
-                <w:rFonts w:cs="Times New Roman"/>
-                <w:sz w:val="24"/>
-                <w:szCs w:val="24"/>
-              </w:rPr>
-              <w:t>записи</w:t>
-            </w:r>
-            <w:proofErr w:type="spellEnd"/>
           </w:p>
         </w:tc>
         <w:tc>
@@ -9010,34 +6973,14 @@
                 <w:szCs w:val="24"/>
               </w:rPr>
             </w:pPr>
-            <w:proofErr w:type="spellStart"/>
             <w:r>
               <w:rPr>
                 <w:rFonts w:cs="Times New Roman"/>
                 <w:sz w:val="24"/>
                 <w:szCs w:val="24"/>
               </w:rPr>
-              <w:t>Отмена</w:t>
+              <w:t>Отмена записи</w:t>
             </w:r>
-            <w:proofErr w:type="spellEnd"/>
-            <w:r>
-              <w:rPr>
-                <w:rFonts w:cs="Times New Roman"/>
-                <w:sz w:val="24"/>
-                <w:szCs w:val="24"/>
-              </w:rPr>
-              <w:t xml:space="preserve"> </w:t>
-            </w:r>
-            <w:proofErr w:type="spellStart"/>
-            <w:r>
-              <w:rPr>
-                <w:rFonts w:cs="Times New Roman"/>
-                <w:sz w:val="24"/>
-                <w:szCs w:val="24"/>
-              </w:rPr>
-              <w:t>записи</w:t>
-            </w:r>
-            <w:proofErr w:type="spellEnd"/>
           </w:p>
         </w:tc>
         <w:tc>
@@ -9314,39 +7257,7 @@
           <w:rFonts w:cs="Times New Roman"/>
           <w:lang w:val="ru-RU"/>
         </w:rPr>
-        <w:t xml:space="preserve">Наиболее заметный рост показала сводка: 5,884 → 118,229 </w:t>
-      </w:r>
-      <w:proofErr w:type="spellStart"/>
-      <w:r>
-        <w:rPr>
-          <w:rFonts w:cs="Times New Roman"/>
-          <w:lang w:val="ru-RU"/>
-        </w:rPr>
-        <w:t>мс</w:t>
-      </w:r>
-      <w:proofErr w:type="spellEnd"/>
-      <w:r>
-        <w:rPr>
-          <w:rFonts w:cs="Times New Roman"/>
-          <w:lang w:val="ru-RU"/>
-        </w:rPr>
-        <w:t xml:space="preserve"> (20,09×). Поиск слотов вырос в 6,51 раза, создание — в 1,89 раза, список — в 1,29 раза. Ни одна операция не выросла быстрее основной таблицы (166,67×); обнаруженный рост </w:t>
-      </w:r>
-      <w:proofErr w:type="spellStart"/>
-      <w:r>
-        <w:rPr>
-          <w:rFonts w:cs="Times New Roman"/>
-          <w:lang w:val="ru-RU"/>
-        </w:rPr>
-        <w:t>суб</w:t>
-      </w:r>
-      <w:proofErr w:type="spellEnd"/>
-      <w:r>
-        <w:rPr>
-          <w:rFonts w:cs="Times New Roman"/>
-          <w:lang w:val="ru-RU"/>
-        </w:rPr>
-        <w:t>-линейный, но абсолютное время сводки и поиска заметно выше остальных операций.</w:t>
+        <w:t>Наиболее заметный рост показала сводка: 5,884 → 118,229 мс (20,09×). Поиск слотов вырос в 6,51 раза, создание — в 1,89 раза, список — в 1,29 раза. Ни одна операция не выросла быстрее основной таблицы (166,67×); обнаруженный рост суб-линейный, но абсолютное время сводки и поиска заметно выше остальных операций.</w:t>
       </w:r>
     </w:p>
     <w:p>
@@ -9387,23 +7298,7 @@
           <w:rFonts w:cs="Times New Roman"/>
           <w:lang w:val="ru-RU"/>
         </w:rPr>
-        <w:t xml:space="preserve">95 на рабочем наборе не превышает 6,877 </w:t>
-      </w:r>
-      <w:proofErr w:type="spellStart"/>
-      <w:r>
-        <w:rPr>
-          <w:rFonts w:cs="Times New Roman"/>
-          <w:lang w:val="ru-RU"/>
-        </w:rPr>
-        <w:t>мс</w:t>
-      </w:r>
-      <w:proofErr w:type="spellEnd"/>
-      <w:r>
-        <w:rPr>
-          <w:rFonts w:cs="Times New Roman"/>
-          <w:lang w:val="ru-RU"/>
-        </w:rPr>
-        <w:t>. Специалисты возвращают 200 объектов вместо 10, что объясняет часть роста их ответа; это не выборка фиксированного размера.</w:t>
+        <w:t>95 на рабочем наборе не превышает 6,877 мс. Специалисты возвращают 200 объектов вместо 10, что объясняет часть роста их ответа; это не выборка фиксированного размера.</w:t>
       </w:r>
     </w:p>
     <w:p>
@@ -9418,23 +7313,7 @@
           <w:rFonts w:cs="Times New Roman"/>
           <w:lang w:val="ru-RU"/>
         </w:rPr>
-        <w:t xml:space="preserve">У услуг зарегистрирован единичный длинный ответ: максимум 142,516 </w:t>
-      </w:r>
-      <w:proofErr w:type="spellStart"/>
-      <w:r>
-        <w:rPr>
-          <w:rFonts w:cs="Times New Roman"/>
-          <w:lang w:val="ru-RU"/>
-        </w:rPr>
-        <w:t>мс</w:t>
-      </w:r>
-      <w:proofErr w:type="spellEnd"/>
-      <w:r>
-        <w:rPr>
-          <w:rFonts w:cs="Times New Roman"/>
-          <w:lang w:val="ru-RU"/>
-        </w:rPr>
-        <w:t xml:space="preserve"> при </w:t>
+        <w:t xml:space="preserve">У услуг зарегистрирован единичный длинный ответ: максимум 142,516 мс при </w:t>
       </w:r>
       <w:r>
         <w:rPr>
@@ -9460,39 +7339,7 @@
           <w:rFonts w:cs="Times New Roman"/>
           <w:lang w:val="ru-RU"/>
         </w:rPr>
-        <w:t xml:space="preserve">95 5,288 </w:t>
-      </w:r>
-      <w:proofErr w:type="spellStart"/>
-      <w:r>
-        <w:rPr>
-          <w:rFonts w:cs="Times New Roman"/>
-          <w:lang w:val="ru-RU"/>
-        </w:rPr>
-        <w:t>мс</w:t>
-      </w:r>
-      <w:proofErr w:type="spellEnd"/>
-      <w:r>
-        <w:rPr>
-          <w:rFonts w:cs="Times New Roman"/>
-          <w:lang w:val="ru-RU"/>
-        </w:rPr>
-        <w:t xml:space="preserve">. Он поднял среднее до 8,028 </w:t>
-      </w:r>
-      <w:proofErr w:type="spellStart"/>
-      <w:r>
-        <w:rPr>
-          <w:rFonts w:cs="Times New Roman"/>
-          <w:lang w:val="ru-RU"/>
-        </w:rPr>
-        <w:t>мс</w:t>
-      </w:r>
-      <w:proofErr w:type="spellEnd"/>
-      <w:r>
-        <w:rPr>
-          <w:rFonts w:cs="Times New Roman"/>
-          <w:lang w:val="ru-RU"/>
-        </w:rPr>
-        <w:t xml:space="preserve">. По одной серии нельзя связать этот выброс с объёмом данных: </w:t>
+        <w:t xml:space="preserve">95 5,288 мс. Он поднял среднее до 8,028 мс. По одной серии нельзя связать этот выброс с объёмом данных: </w:t>
       </w:r>
       <w:r>
         <w:rPr>
@@ -9518,23 +7365,14 @@
           <w:rFonts w:cs="Times New Roman"/>
           <w:lang w:val="ru-RU"/>
         </w:rPr>
-        <w:t xml:space="preserve">-время 0,435 </w:t>
-      </w:r>
-      <w:proofErr w:type="spellStart"/>
-      <w:r>
-        <w:rPr>
-          <w:rFonts w:cs="Times New Roman"/>
-          <w:lang w:val="ru-RU"/>
-        </w:rPr>
-        <w:t>мс</w:t>
-      </w:r>
-      <w:proofErr w:type="spellEnd"/>
-      <w:r>
-        <w:rPr>
-          <w:rFonts w:cs="Times New Roman"/>
-          <w:lang w:val="ru-RU"/>
-        </w:rPr>
-        <w:t>. Выброс сохранён в сырых данных, а не исключён из расчёта.</w:t>
+        <w:t xml:space="preserve">-время 0,435 мс. </w:t>
+      </w:r>
+      <w:r>
+        <w:rPr>
+          <w:rFonts w:cs="Times New Roman"/>
+          <w:lang w:val="ru-RU"/>
+        </w:rPr>
+        <w:t>Выброс включён в расчёт, что отражено в среднем и максимуме.</w:t>
       </w:r>
     </w:p>
     <w:p>
@@ -9674,7 +7512,7 @@
           <w:lang w:val="ru-RU"/>
         </w:rPr>
       </w:pPr>
-      <w:bookmarkStart w:id="10" w:name="_Toc243014282"/>
+      <w:bookmarkStart w:id="10" w:name="_Toc243654745"/>
       <w:r>
         <w:rPr>
           <w:rFonts w:ascii="Times New Roman" w:hAnsi="Times New Roman" w:cs="Times New Roman"/>
@@ -9857,15 +7695,8 @@
                 <w:rFonts w:cs="Times New Roman"/>
               </w:rPr>
               <w:br/>
-            </w:r>
-            <w:proofErr w:type="spellStart"/>
-            <w:r>
-              <w:rPr>
-                <w:rFonts w:cs="Times New Roman"/>
-              </w:rPr>
               <w:t>мс</w:t>
             </w:r>
-            <w:proofErr w:type="spellEnd"/>
           </w:p>
         </w:tc>
         <w:tc>
@@ -9890,15 +7721,8 @@
                 <w:rFonts w:cs="Times New Roman"/>
               </w:rPr>
               <w:br/>
-            </w:r>
-            <w:proofErr w:type="spellStart"/>
-            <w:r>
-              <w:rPr>
-                <w:rFonts w:cs="Times New Roman"/>
-              </w:rPr>
               <w:t>мс</w:t>
             </w:r>
-            <w:proofErr w:type="spellEnd"/>
           </w:p>
         </w:tc>
         <w:tc>
@@ -9912,34 +7736,19 @@
                 <w:rFonts w:cs="Times New Roman"/>
               </w:rPr>
             </w:pPr>
-            <w:proofErr w:type="spellStart"/>
             <w:r>
               <w:rPr>
                 <w:rFonts w:cs="Times New Roman"/>
               </w:rPr>
-              <w:t>Остаток</w:t>
-            </w:r>
-            <w:proofErr w:type="spellEnd"/>
-            <w:r>
-              <w:rPr>
-                <w:rFonts w:cs="Times New Roman"/>
-              </w:rPr>
-              <w:t>,</w:t>
+              <w:t>Остаток,</w:t>
             </w:r>
             <w:r>
               <w:rPr>
                 <w:rFonts w:cs="Times New Roman"/>
               </w:rPr>
               <w:br/>
-            </w:r>
-            <w:proofErr w:type="spellStart"/>
-            <w:r>
-              <w:rPr>
-                <w:rFonts w:cs="Times New Roman"/>
-              </w:rPr>
               <w:t>мс</w:t>
             </w:r>
-            <w:proofErr w:type="spellEnd"/>
           </w:p>
         </w:tc>
         <w:tc>
@@ -9964,15 +7773,8 @@
                 <w:rFonts w:cs="Times New Roman"/>
               </w:rPr>
               <w:br/>
-            </w:r>
-            <w:proofErr w:type="spellStart"/>
-            <w:r>
-              <w:rPr>
-                <w:rFonts w:cs="Times New Roman"/>
-              </w:rPr>
               <w:t>команд</w:t>
             </w:r>
-            <w:proofErr w:type="spellEnd"/>
           </w:p>
         </w:tc>
         <w:tc>
@@ -9986,14 +7788,12 @@
                 <w:rFonts w:cs="Times New Roman"/>
               </w:rPr>
             </w:pPr>
-            <w:proofErr w:type="spellStart"/>
             <w:r>
               <w:rPr>
                 <w:rFonts w:cs="Times New Roman"/>
               </w:rPr>
               <w:t>Вывод</w:t>
             </w:r>
-            <w:proofErr w:type="spellEnd"/>
           </w:p>
         </w:tc>
       </w:tr>
@@ -10012,28 +7812,12 @@
                 <w:rFonts w:cs="Times New Roman"/>
               </w:rPr>
             </w:pPr>
-            <w:proofErr w:type="spellStart"/>
             <w:r>
               <w:rPr>
                 <w:rFonts w:cs="Times New Roman"/>
               </w:rPr>
-              <w:t>Список</w:t>
+              <w:t>Список записей</w:t>
             </w:r>
-            <w:proofErr w:type="spellEnd"/>
-            <w:r>
-              <w:rPr>
-                <w:rFonts w:cs="Times New Roman"/>
-              </w:rPr>
-              <w:t xml:space="preserve"> </w:t>
-            </w:r>
-            <w:proofErr w:type="spellStart"/>
-            <w:r>
-              <w:rPr>
-                <w:rFonts w:cs="Times New Roman"/>
-              </w:rPr>
-              <w:t>записей</w:t>
-            </w:r>
-            <w:proofErr w:type="spellEnd"/>
           </w:p>
         </w:tc>
         <w:tc>
@@ -10127,44 +7911,8 @@
               <w:rPr>
                 <w:rFonts w:cs="Times New Roman"/>
               </w:rPr>
-              <w:t xml:space="preserve">БД 51 %; </w:t>
+              <w:t>БД 51 %; много коротких обращений</w:t>
             </w:r>
-            <w:proofErr w:type="spellStart"/>
-            <w:r>
-              <w:rPr>
-                <w:rFonts w:cs="Times New Roman"/>
-              </w:rPr>
-              <w:t>много</w:t>
-            </w:r>
-            <w:proofErr w:type="spellEnd"/>
-            <w:r>
-              <w:rPr>
-                <w:rFonts w:cs="Times New Roman"/>
-              </w:rPr>
-              <w:t xml:space="preserve"> </w:t>
-            </w:r>
-            <w:proofErr w:type="spellStart"/>
-            <w:r>
-              <w:rPr>
-                <w:rFonts w:cs="Times New Roman"/>
-              </w:rPr>
-              <w:t>коротких</w:t>
-            </w:r>
-            <w:proofErr w:type="spellEnd"/>
-            <w:r>
-              <w:rPr>
-                <w:rFonts w:cs="Times New Roman"/>
-              </w:rPr>
-              <w:t xml:space="preserve"> </w:t>
-            </w:r>
-            <w:proofErr w:type="spellStart"/>
-            <w:r>
-              <w:rPr>
-                <w:rFonts w:cs="Times New Roman"/>
-              </w:rPr>
-              <w:t>обращений</w:t>
-            </w:r>
-            <w:proofErr w:type="spellEnd"/>
           </w:p>
         </w:tc>
       </w:tr>
@@ -10183,28 +7931,12 @@
                 <w:rFonts w:cs="Times New Roman"/>
               </w:rPr>
             </w:pPr>
-            <w:proofErr w:type="spellStart"/>
             <w:r>
               <w:rPr>
                 <w:rFonts w:cs="Times New Roman"/>
               </w:rPr>
-              <w:t>Поиск</w:t>
+              <w:t>Поиск слотов</w:t>
             </w:r>
-            <w:proofErr w:type="spellEnd"/>
-            <w:r>
-              <w:rPr>
-                <w:rFonts w:cs="Times New Roman"/>
-              </w:rPr>
-              <w:t xml:space="preserve"> </w:t>
-            </w:r>
-            <w:proofErr w:type="spellStart"/>
-            <w:r>
-              <w:rPr>
-                <w:rFonts w:cs="Times New Roman"/>
-              </w:rPr>
-              <w:t>слотов</w:t>
-            </w:r>
-            <w:proofErr w:type="spellEnd"/>
           </w:p>
         </w:tc>
         <w:tc>
@@ -10333,14 +8065,12 @@
                 <w:rFonts w:cs="Times New Roman"/>
               </w:rPr>
             </w:pPr>
-            <w:proofErr w:type="spellStart"/>
             <w:r>
               <w:rPr>
                 <w:rFonts w:cs="Times New Roman"/>
               </w:rPr>
               <w:t>Сводка</w:t>
             </w:r>
-            <w:proofErr w:type="spellEnd"/>
           </w:p>
         </w:tc>
         <w:tc>
@@ -10434,44 +8164,8 @@
               <w:rPr>
                 <w:rFonts w:cs="Times New Roman"/>
               </w:rPr>
-              <w:t xml:space="preserve">БД 92 %; </w:t>
+              <w:t>БД 92 %; агрегаты по периоду</w:t>
             </w:r>
-            <w:proofErr w:type="spellStart"/>
-            <w:r>
-              <w:rPr>
-                <w:rFonts w:cs="Times New Roman"/>
-              </w:rPr>
-              <w:t>агрегаты</w:t>
-            </w:r>
-            <w:proofErr w:type="spellEnd"/>
-            <w:r>
-              <w:rPr>
-                <w:rFonts w:cs="Times New Roman"/>
-              </w:rPr>
-              <w:t xml:space="preserve"> </w:t>
-            </w:r>
-            <w:proofErr w:type="spellStart"/>
-            <w:r>
-              <w:rPr>
-                <w:rFonts w:cs="Times New Roman"/>
-              </w:rPr>
-              <w:t>по</w:t>
-            </w:r>
-            <w:proofErr w:type="spellEnd"/>
-            <w:r>
-              <w:rPr>
-                <w:rFonts w:cs="Times New Roman"/>
-              </w:rPr>
-              <w:t xml:space="preserve"> </w:t>
-            </w:r>
-            <w:proofErr w:type="spellStart"/>
-            <w:r>
-              <w:rPr>
-                <w:rFonts w:cs="Times New Roman"/>
-              </w:rPr>
-              <w:t>периоду</w:t>
-            </w:r>
-            <w:proofErr w:type="spellEnd"/>
           </w:p>
         </w:tc>
       </w:tr>
@@ -10490,28 +8184,12 @@
                 <w:rFonts w:cs="Times New Roman"/>
               </w:rPr>
             </w:pPr>
-            <w:proofErr w:type="spellStart"/>
             <w:r>
               <w:rPr>
                 <w:rFonts w:cs="Times New Roman"/>
               </w:rPr>
-              <w:t>Создание</w:t>
+              <w:t>Создание записи</w:t>
             </w:r>
-            <w:proofErr w:type="spellEnd"/>
-            <w:r>
-              <w:rPr>
-                <w:rFonts w:cs="Times New Roman"/>
-              </w:rPr>
-              <w:t xml:space="preserve"> </w:t>
-            </w:r>
-            <w:proofErr w:type="spellStart"/>
-            <w:r>
-              <w:rPr>
-                <w:rFonts w:cs="Times New Roman"/>
-              </w:rPr>
-              <w:t>записи</w:t>
-            </w:r>
-            <w:proofErr w:type="spellEnd"/>
           </w:p>
         </w:tc>
         <w:tc>
@@ -10783,7 +8461,6 @@
         </w:rPr>
         <w:t xml:space="preserve">; это не чистое время СУБД. </w:t>
       </w:r>
-      <w:proofErr w:type="gramStart"/>
       <w:r>
         <w:rPr>
           <w:rFonts w:cs="Times New Roman"/>
@@ -10795,15 +8472,7 @@
           <w:rFonts w:cs="Times New Roman"/>
           <w:lang w:val="ru-RU"/>
         </w:rPr>
-        <w:t>,</w:t>
-      </w:r>
-      <w:proofErr w:type="gramEnd"/>
-      <w:r>
-        <w:rPr>
-          <w:rFonts w:cs="Times New Roman"/>
-          <w:lang w:val="ru-RU"/>
-        </w:rPr>
-        <w:t xml:space="preserve"> ожидание подключения и чтение строк отдельно не измеряются. Остаток объединяет эти расходы, </w:t>
+        <w:t xml:space="preserve">, ожидание подключения и чтение строк отдельно не измеряются. Остаток объединяет эти расходы, </w:t>
       </w:r>
       <w:r>
         <w:rPr>
@@ -10816,23 +8485,7 @@
           <w:rFonts w:cs="Times New Roman"/>
           <w:lang w:val="ru-RU"/>
         </w:rPr>
-        <w:t xml:space="preserve">, </w:t>
-      </w:r>
-      <w:proofErr w:type="spellStart"/>
-      <w:r>
-        <w:rPr>
-          <w:rFonts w:cs="Times New Roman"/>
-          <w:lang w:val="ru-RU"/>
-        </w:rPr>
-        <w:t>сериализацию</w:t>
-      </w:r>
-      <w:proofErr w:type="spellEnd"/>
-      <w:r>
-        <w:rPr>
-          <w:rFonts w:cs="Times New Roman"/>
-          <w:lang w:val="ru-RU"/>
-        </w:rPr>
-        <w:t xml:space="preserve"> и сеть, поэтому не равен чистому времени </w:t>
+        <w:t xml:space="preserve">, сериализацию и сеть, поэтому не равен чистому времени </w:t>
       </w:r>
       <w:r>
         <w:rPr>
@@ -10961,7 +8614,7 @@
           <w:lang w:val="ru-RU"/>
         </w:rPr>
       </w:pPr>
-      <w:bookmarkStart w:id="11" w:name="_Toc243014283"/>
+      <w:bookmarkStart w:id="11" w:name="_Toc243654746"/>
       <w:r>
         <w:rPr>
           <w:rFonts w:ascii="Times New Roman" w:hAnsi="Times New Roman" w:cs="Times New Roman"/>
@@ -11058,23 +8711,7 @@
           <w:rFonts w:cs="Times New Roman"/>
           <w:lang w:val="ru-RU"/>
         </w:rPr>
-        <w:t xml:space="preserve">50 вырос с 5,884 до 118,229 </w:t>
-      </w:r>
-      <w:proofErr w:type="spellStart"/>
-      <w:r>
-        <w:rPr>
-          <w:rFonts w:cs="Times New Roman"/>
-          <w:lang w:val="ru-RU"/>
-        </w:rPr>
-        <w:t>мс</w:t>
-      </w:r>
-      <w:proofErr w:type="spellEnd"/>
-      <w:r>
-        <w:rPr>
-          <w:rFonts w:cs="Times New Roman"/>
-          <w:lang w:val="ru-RU"/>
-        </w:rPr>
-        <w:t xml:space="preserve">, </w:t>
+        <w:t xml:space="preserve">50 вырос с 5,884 до 118,229 мс, </w:t>
       </w:r>
       <w:r>
         <w:rPr>
@@ -11087,23 +8724,7 @@
           <w:rFonts w:cs="Times New Roman"/>
           <w:lang w:val="ru-RU"/>
         </w:rPr>
-        <w:t xml:space="preserve">95 рабочего набора — 265,702 </w:t>
-      </w:r>
-      <w:proofErr w:type="spellStart"/>
-      <w:r>
-        <w:rPr>
-          <w:rFonts w:cs="Times New Roman"/>
-          <w:lang w:val="ru-RU"/>
-        </w:rPr>
-        <w:t>мс</w:t>
-      </w:r>
-      <w:proofErr w:type="spellEnd"/>
-      <w:r>
-        <w:rPr>
-          <w:rFonts w:cs="Times New Roman"/>
-          <w:lang w:val="ru-RU"/>
-        </w:rPr>
-        <w:t xml:space="preserve">. Среднее </w:t>
+        <w:t xml:space="preserve">95 рабочего набора — 265,702 мс. Среднее </w:t>
       </w:r>
       <w:r>
         <w:rPr>
@@ -11116,23 +8737,7 @@
           <w:rFonts w:cs="Times New Roman"/>
           <w:lang w:val="ru-RU"/>
         </w:rPr>
-        <w:t xml:space="preserve">-время равно 132,008 из 143,776 </w:t>
-      </w:r>
-      <w:proofErr w:type="spellStart"/>
-      <w:r>
-        <w:rPr>
-          <w:rFonts w:cs="Times New Roman"/>
-          <w:lang w:val="ru-RU"/>
-        </w:rPr>
-        <w:t>мс</w:t>
-      </w:r>
-      <w:proofErr w:type="spellEnd"/>
-      <w:r>
-        <w:rPr>
-          <w:rFonts w:cs="Times New Roman"/>
-          <w:lang w:val="ru-RU"/>
-        </w:rPr>
-        <w:t xml:space="preserve"> (91,8 %), команд — 3. Предполагаемая причина: фильтрация и группировка слотов и записей по периоду, соединение </w:t>
+        <w:t xml:space="preserve">-время равно 132,008 из 143,776 мс (91,8 %), команд — 3. Предполагаемая причина: фильтрация и группировка слотов и записей по периоду, соединение </w:t>
       </w:r>
       <w:r>
         <w:rPr>
@@ -11252,49 +8857,7 @@
         <w:rPr>
           <w:rFonts w:cs="Times New Roman"/>
         </w:rPr>
-        <w:t>Операция: GET /</w:t>
-      </w:r>
-      <w:proofErr w:type="spellStart"/>
-      <w:r>
-        <w:rPr>
-          <w:rFonts w:cs="Times New Roman"/>
-        </w:rPr>
-        <w:t>api</w:t>
-      </w:r>
-      <w:proofErr w:type="spellEnd"/>
-      <w:r>
-        <w:rPr>
-          <w:rFonts w:cs="Times New Roman"/>
-        </w:rPr>
-        <w:t>/</w:t>
-      </w:r>
-      <w:proofErr w:type="spellStart"/>
-      <w:r>
-        <w:rPr>
-          <w:rFonts w:cs="Times New Roman"/>
-        </w:rPr>
-        <w:t>slots</w:t>
-      </w:r>
-      <w:proofErr w:type="gramStart"/>
-      <w:r>
-        <w:rPr>
-          <w:rFonts w:cs="Times New Roman"/>
-        </w:rPr>
-        <w:t>?service</w:t>
-      </w:r>
-      <w:proofErr w:type="gramEnd"/>
-      <w:r>
-        <w:rPr>
-          <w:rFonts w:cs="Times New Roman"/>
-        </w:rPr>
-        <w:t>_id</w:t>
-      </w:r>
-      <w:proofErr w:type="spellEnd"/>
-      <w:r>
-        <w:rPr>
-          <w:rFonts w:cs="Times New Roman"/>
-        </w:rPr>
-        <w:t xml:space="preserve">=1&amp;date=2026-10-12&amp;limit=100. </w:t>
+        <w:t xml:space="preserve">Операция: GET /api/slots?service_id=1&amp;date=2026-10-12&amp;limit=100. </w:t>
       </w:r>
       <w:r>
         <w:rPr>
@@ -11314,23 +8877,7 @@
           <w:rFonts w:cs="Times New Roman"/>
           <w:lang w:val="ru-RU"/>
         </w:rPr>
-        <w:t xml:space="preserve">50 21,151 → 137,638 </w:t>
-      </w:r>
-      <w:proofErr w:type="spellStart"/>
-      <w:r>
-        <w:rPr>
-          <w:rFonts w:cs="Times New Roman"/>
-          <w:lang w:val="ru-RU"/>
-        </w:rPr>
-        <w:t>мс</w:t>
-      </w:r>
-      <w:proofErr w:type="spellEnd"/>
-      <w:r>
-        <w:rPr>
-          <w:rFonts w:cs="Times New Roman"/>
-          <w:lang w:val="ru-RU"/>
-        </w:rPr>
-        <w:t xml:space="preserve"> (6,51×), </w:t>
+        <w:t xml:space="preserve">50 21,151 → 137,638 мс (6,51×), </w:t>
       </w:r>
       <w:r>
         <w:rPr>
@@ -11343,23 +8890,7 @@
           <w:rFonts w:cs="Times New Roman"/>
           <w:lang w:val="ru-RU"/>
         </w:rPr>
-        <w:t xml:space="preserve">-время 9,569 → 114,114 </w:t>
-      </w:r>
-      <w:proofErr w:type="spellStart"/>
-      <w:r>
-        <w:rPr>
-          <w:rFonts w:cs="Times New Roman"/>
-          <w:lang w:val="ru-RU"/>
-        </w:rPr>
-        <w:t>мс</w:t>
-      </w:r>
-      <w:proofErr w:type="spellEnd"/>
-      <w:r>
-        <w:rPr>
-          <w:rFonts w:cs="Times New Roman"/>
-          <w:lang w:val="ru-RU"/>
-        </w:rPr>
-        <w:t xml:space="preserve">, число команд 43 → 102. Предполагаемая причина: коррелированный </w:t>
+        <w:t xml:space="preserve">-время 9,569 → 114,114 мс, число команд 43 → 102. Предполагаемая причина: коррелированный </w:t>
       </w:r>
       <w:r>
         <w:rPr>
@@ -11374,7 +8905,6 @@
         </w:rPr>
         <w:t xml:space="preserve"> проверяет пересечение с действующими записями, после чего для каждого возвращённого слота вызывается </w:t>
       </w:r>
-      <w:proofErr w:type="gramStart"/>
       <w:r>
         <w:rPr>
           <w:rFonts w:cs="Times New Roman"/>
@@ -11401,7 +8931,6 @@
         </w:rPr>
         <w:t>(</w:t>
       </w:r>
-      <w:proofErr w:type="gramEnd"/>
       <w:r>
         <w:rPr>
           <w:rFonts w:cs="Times New Roman"/>
@@ -11481,43 +9010,7 @@
         <w:rPr>
           <w:rFonts w:cs="Times New Roman"/>
         </w:rPr>
-        <w:t>Операция: GET /</w:t>
-      </w:r>
-      <w:proofErr w:type="spellStart"/>
-      <w:r>
-        <w:rPr>
-          <w:rFonts w:cs="Times New Roman"/>
-        </w:rPr>
-        <w:t>api</w:t>
-      </w:r>
-      <w:proofErr w:type="spellEnd"/>
-      <w:r>
-        <w:rPr>
-          <w:rFonts w:cs="Times New Roman"/>
-        </w:rPr>
-        <w:t>/</w:t>
-      </w:r>
-      <w:proofErr w:type="spellStart"/>
-      <w:r>
-        <w:rPr>
-          <w:rFonts w:cs="Times New Roman"/>
-        </w:rPr>
-        <w:t>appointments</w:t>
-      </w:r>
-      <w:proofErr w:type="gramStart"/>
-      <w:r>
-        <w:rPr>
-          <w:rFonts w:cs="Times New Roman"/>
-        </w:rPr>
-        <w:t>?page</w:t>
-      </w:r>
-      <w:proofErr w:type="spellEnd"/>
-      <w:proofErr w:type="gramEnd"/>
-      <w:r>
-        <w:rPr>
-          <w:rFonts w:cs="Times New Roman"/>
-        </w:rPr>
-        <w:t xml:space="preserve">=1&amp;size=20. </w:t>
+        <w:t xml:space="preserve">Операция: GET /api/appointments?page=1&amp;size=20. </w:t>
       </w:r>
       <w:r>
         <w:rPr>
@@ -11537,23 +9030,7 @@
           <w:rFonts w:cs="Times New Roman"/>
           <w:lang w:val="ru-RU"/>
         </w:rPr>
-        <w:t xml:space="preserve">50 25,725 → 33,166 </w:t>
-      </w:r>
-      <w:proofErr w:type="spellStart"/>
-      <w:r>
-        <w:rPr>
-          <w:rFonts w:cs="Times New Roman"/>
-          <w:lang w:val="ru-RU"/>
-        </w:rPr>
-        <w:t>мс</w:t>
-      </w:r>
-      <w:proofErr w:type="spellEnd"/>
-      <w:r>
-        <w:rPr>
-          <w:rFonts w:cs="Times New Roman"/>
-          <w:lang w:val="ru-RU"/>
-        </w:rPr>
-        <w:t xml:space="preserve">, среднее </w:t>
+        <w:t xml:space="preserve">50 25,725 → 33,166 мс, среднее </w:t>
       </w:r>
       <w:r>
         <w:rPr>
@@ -11566,23 +9043,7 @@
           <w:rFonts w:cs="Times New Roman"/>
           <w:lang w:val="ru-RU"/>
         </w:rPr>
-        <w:t xml:space="preserve">-время 12,265 → 18,694 </w:t>
-      </w:r>
-      <w:proofErr w:type="spellStart"/>
-      <w:r>
-        <w:rPr>
-          <w:rFonts w:cs="Times New Roman"/>
-          <w:lang w:val="ru-RU"/>
-        </w:rPr>
-        <w:t>мс</w:t>
-      </w:r>
-      <w:proofErr w:type="spellEnd"/>
-      <w:r>
-        <w:rPr>
-          <w:rFonts w:cs="Times New Roman"/>
-          <w:lang w:val="ru-RU"/>
-        </w:rPr>
-        <w:t xml:space="preserve">; в обоих случаях 62 </w:t>
+        <w:t xml:space="preserve">-время 12,265 → 18,694 мс; в обоих случаях 62 </w:t>
       </w:r>
       <w:r>
         <w:rPr>
@@ -11631,14 +9092,12 @@
         </w:rPr>
         <w:t>_</w:t>
       </w:r>
-      <w:proofErr w:type="spellStart"/>
       <w:r>
         <w:rPr>
           <w:rFonts w:cs="Times New Roman"/>
         </w:rPr>
         <w:t>dict</w:t>
       </w:r>
-      <w:proofErr w:type="spellEnd"/>
       <w:r>
         <w:rPr>
           <w:rFonts w:cs="Times New Roman"/>
@@ -11737,15 +9196,7 @@
           <w:rFonts w:cs="Times New Roman"/>
           <w:lang w:val="ru-RU"/>
         </w:rPr>
-        <w:t xml:space="preserve">-тестах; имя очищается до проверки длины; добавлена транзакционная блокировка специалиста; наполнение распределяет записи по всем 200 специалистам и выполняется атомарно; измеритель </w:t>
-      </w:r>
-      <w:proofErr w:type="gramStart"/>
-      <w:r>
-        <w:rPr>
-          <w:rFonts w:cs="Times New Roman"/>
-          <w:lang w:val="ru-RU"/>
-        </w:rPr>
-        <w:t>читает .</w:t>
+        <w:t>-тестах; имя очищается до проверки длины; добавлена транзакционная блокировка специалиста; наполнение распределяет записи по всем 200 специалистам и выполняется атомарно; измеритель читает .</w:t>
       </w:r>
       <w:r>
         <w:rPr>
@@ -11753,7 +9204,6 @@
         </w:rPr>
         <w:t>env</w:t>
       </w:r>
-      <w:proofErr w:type="gramEnd"/>
       <w:r>
         <w:rPr>
           <w:rFonts w:cs="Times New Roman"/>
@@ -11903,7 +9353,7 @@
           <w:lang w:val="ru-RU"/>
         </w:rPr>
       </w:pPr>
-      <w:bookmarkStart w:id="12" w:name="_Toc243014284"/>
+      <w:bookmarkStart w:id="12" w:name="_Toc243654747"/>
       <w:r>
         <w:rPr>
           <w:rFonts w:ascii="Times New Roman" w:hAnsi="Times New Roman" w:cs="Times New Roman"/>
@@ -12086,20 +9536,14 @@
           <w:rFonts w:cs="Times New Roman"/>
           <w:lang w:val="ru-RU"/>
         </w:rPr>
-        <w:t xml:space="preserve">95 и максимум 8 операций: по 30 повторов после 5 прогревов на каждом объёме; сохранены 480 учётных </w:t>
-      </w:r>
-      <w:r>
-        <w:rPr>
-          <w:rFonts w:cs="Times New Roman"/>
-        </w:rPr>
-        <w:t>HTTP</w:t>
-      </w:r>
-      <w:r>
-        <w:rPr>
-          <w:rFonts w:cs="Times New Roman"/>
-          <w:lang w:val="ru-RU"/>
-        </w:rPr>
-        <w:t>-измерений.</w:t>
+        <w:t xml:space="preserve">95 и максимум 8 операций: по 30 повторов после 5 прогревов на каждом объёме; </w:t>
+      </w:r>
+      <w:r>
+        <w:rPr>
+          <w:rFonts w:cs="Times New Roman"/>
+          <w:lang w:val="ru-RU"/>
+        </w:rPr>
+        <w:t>выполнены 480 учётных HTTP-измерений.</w:t>
       </w:r>
     </w:p>
     <w:p>
@@ -12224,23 +9668,7 @@
           <w:rFonts w:cs="Times New Roman"/>
           <w:lang w:val="ru-RU"/>
         </w:rPr>
-        <w:t xml:space="preserve">50 на рабочем наборе составили 118,229 и 137,638 </w:t>
-      </w:r>
-      <w:proofErr w:type="spellStart"/>
-      <w:r>
-        <w:rPr>
-          <w:rFonts w:cs="Times New Roman"/>
-          <w:lang w:val="ru-RU"/>
-        </w:rPr>
-        <w:t>мс</w:t>
-      </w:r>
-      <w:proofErr w:type="spellEnd"/>
-      <w:r>
-        <w:rPr>
-          <w:rFonts w:cs="Times New Roman"/>
-          <w:lang w:val="ru-RU"/>
-        </w:rPr>
-        <w:t xml:space="preserve">, а измеренная доля </w:t>
+        <w:t xml:space="preserve">50 на рабочем наборе составили 118,229 и 137,638 мс, а измеренная доля </w:t>
       </w:r>
       <w:r>
         <w:rPr>
@@ -12337,7 +9765,7 @@
         <w:noProof/>
         <w:sz w:val="24"/>
       </w:rPr>
-      <w:t>13</w:t>
+      <w:t>19</w:t>
     </w:r>
     <w:r>
       <w:rPr>
@@ -24326,7 +21754,7 @@
 </file>
 
 <file path=customXml/itemProps1.xml><?xml version="1.0" encoding="utf-8"?>
-<ds:datastoreItem xmlns:ds="http://schemas.openxmlformats.org/officeDocument/2006/customXml" ds:itemID="{8889C3E2-8385-44D1-9D3F-1C2E6159E447}">
+<ds:datastoreItem xmlns:ds="http://schemas.openxmlformats.org/officeDocument/2006/customXml" ds:itemID="{16D95A0D-F640-4425-8760-472586A3B0BD}">
   <ds:schemaRefs>
     <ds:schemaRef ds:uri="http://schemas.openxmlformats.org/officeDocument/2006/bibliography"/>
   </ds:schemaRefs>
